--- a/ind/docx/52.content.docx
+++ b/ind/docx/52.content.docx
@@ -28,49 +28,15 @@
       </w:r>
     </w:p>
     <w:p>
-      <w:pPr>
-        <w:pStyle w:val="Heading2"/>
-      </w:pPr>
-      <w:r>
-        <w:rPr>
-          <w:lang w:val="id_ID" w:bidi="id_ID"/>
-        </w:rPr>
-        <w:t>License Information</w:t>
-      </w:r>
-      <w:r>
-        <w:rPr>
-          <w:lang w:val="id_ID" w:bidi="id_ID"/>
-        </w:rPr>
-      </w:r>
-    </w:p>
-    <w:p>
-      <w:pPr/>
-      <w:r>
-        <w:rPr>
-          <w:lang w:val="id_ID" w:bidi="id_ID"/>
-        </w:rPr>
-      </w:r>
-      <w:r>
-        <w:rPr>
-          <w:b/>
-          <w:lang w:val="id_ID" w:bidi="id_ID"/>
-        </w:rPr>
-        <w:t>Catatan Terjemahan (unfoldingWord)</w:t>
-      </w:r>
-      <w:r>
-        <w:rPr>
-          <w:lang w:val="id_ID" w:bidi="id_ID"/>
-        </w:rPr>
-        <w:t xml:space="preserve"> (Indonesian) is based on</w:t>
-      </w:r>
-      <w:r>
-        <w:rPr>
-          <w:lang w:val="id_ID" w:bidi="id_ID"/>
-        </w:rPr>
-        <w:t xml:space="preserve">: </w:t>
-      </w:r>
-      <w:r>
-        <w:rPr>
+      <w:pPr/>
+      <w:r>
+        <w:rPr>
+          <w:lang w:val="id_ID" w:bidi="id_ID"/>
+        </w:rPr>
+      </w:r>
+      <w:r>
+        <w:rPr>
+          <w:b/>
           <w:lang w:val="id_ID" w:bidi="id_ID"/>
         </w:rPr>
         <w:t>unfoldingWord® Translation Notes</w:t>
@@ -79,62 +45,31 @@
         <w:rPr>
           <w:lang w:val="id_ID" w:bidi="id_ID"/>
         </w:rPr>
-        <w:t xml:space="preserve">, </w:t>
-      </w:r>
-      <w:hyperlink r:id="rId13">
-        <w:r>
-          <w:rPr>
-            <w:lang w:val="id_ID" w:bidi="id_ID"/>
-          </w:rPr>
-          <w:rPr>
-            <w:color w:val="0000EE"/>
-            <w:u w:val="single"/>
-          </w:rPr>
-          <w:t>unfoldingWord</w:t>
-        </w:r>
-      </w:hyperlink>
-      <w:r>
-        <w:rPr>
-          <w:lang w:val="id_ID" w:bidi="id_ID"/>
-        </w:rPr>
-        <w:t xml:space="preserve">, 2022, which is licensed under a </w:t>
-      </w:r>
-      <w:hyperlink r:id="rId14">
-        <w:r>
-          <w:rPr>
-            <w:lang w:val="id_ID" w:bidi="id_ID"/>
-          </w:rPr>
-          <w:rPr>
-            <w:color w:val="0000EE"/>
-            <w:u w:val="single"/>
-          </w:rPr>
-          <w:t>CC BY-SA 4.0 license</w:t>
-        </w:r>
-      </w:hyperlink>
-      <w:r>
-        <w:rPr>
-          <w:lang w:val="id_ID" w:bidi="id_ID"/>
-        </w:rPr>
-        <w:t>.</w:t>
-      </w:r>
-      <w:r>
-        <w:rPr>
-          <w:lang w:val="id_ID" w:bidi="id_ID"/>
-        </w:rPr>
-      </w:r>
-    </w:p>
-    <w:p>
-      <w:pPr/>
-      <w:r>
-        <w:rPr>
-          <w:lang w:val="id_ID" w:bidi="id_ID"/>
-        </w:rPr>
-      </w:r>
-      <w:r>
-        <w:rPr>
-          <w:lang w:val="id_ID" w:bidi="id_ID"/>
-        </w:rPr>
-        <w:t>This PDF version is provided under the same license.</w:t>
+        <w:t xml:space="preserve"> © 2022 unfoldingWord. Released under CC BY-SA 4.0 license. </w:t>
+      </w:r>
+      <w:r>
+        <w:rPr>
+          <w:lang w:val="id_ID" w:bidi="id_ID"/>
+        </w:rPr>
+        <w:t>unfoldingWord® Translation Notes</w:t>
+      </w:r>
+      <w:r>
+        <w:rPr>
+          <w:lang w:val="id_ID" w:bidi="id_ID"/>
+        </w:rPr>
+        <w:t xml:space="preserve"> has been adapted in the following languages: Tok Pisin, Arabic (عربي), French (Français), Hindi (हिंदी), Indonesian (Bahasa Indonesia), Portuguese (Português), Russian (Русский), Spanish (Español), Swahili (Kiswahili), and Simplified Chinese (简体中文) from </w:t>
+      </w:r>
+      <w:r>
+        <w:rPr>
+          <w:lang w:val="id_ID" w:bidi="id_ID"/>
+        </w:rPr>
+        <w:t>unfoldingWord® Translation Notes</w:t>
+      </w:r>
+      <w:r>
+        <w:rPr>
+          <w:lang w:val="id_ID" w:bidi="id_ID"/>
+        </w:rPr>
+        <w:t xml:space="preserve"> © 2022 unfoldingWord. Released under CC BY-SA 4.0 license by Mission Mutual</w:t>
       </w:r>
       <w:r>
         <w:rPr>
@@ -819,7 +754,7 @@
         </w:rPr>
         <w:t xml:space="preserve">, sang “Anak” (lihat </w:t>
       </w:r>
-      <w:hyperlink r:id="rId15">
+      <w:hyperlink r:id="rId13">
         <w:r>
           <w:rPr>
             <w:lang w:val="id_ID" w:bidi="id_ID"/>
@@ -1600,7 +1535,7 @@
         </w:rPr>
         <w:t>. Terjemahan alternatif: “menyebut kamu terus-menerus dalam doa-doa kami” (2) ‘mengingat’ dalam ayat berikut ini (</w:t>
       </w:r>
-      <w:hyperlink r:id="rId16">
+      <w:hyperlink r:id="rId14">
         <w:r>
           <w:rPr>
             <w:lang w:val="id_ID" w:bidi="id_ID"/>
@@ -2664,7 +2599,7 @@
         </w:rPr>
         <w:t xml:space="preserve"> memperkenalkan alasan mengapa Paulus dan mereka yang bersamanya mengucap syukur kepada Allah (lihat </w:t>
       </w:r>
-      <w:hyperlink r:id="rId17">
+      <w:hyperlink r:id="rId15">
         <w:r>
           <w:rPr>
             <w:lang w:val="id_ID" w:bidi="id_ID"/>
@@ -3149,7 +3084,7 @@
         </w:rPr>
         <w:t xml:space="preserve"> memperkenalkan alasan mengapa Paulus dan mereka yang bersamanya yakin akan “pemilihan” jemaat Tesalonika (lihat </w:t>
       </w:r>
-      <w:hyperlink r:id="rId18">
+      <w:hyperlink r:id="rId16">
         <w:r>
           <w:rPr>
             <w:lang w:val="id_ID" w:bidi="id_ID"/>
@@ -4462,7 +4397,7 @@
         </w:rPr>
         <w:t xml:space="preserve"> memperkenalkan sebuah hasil dari bagaimana jemaat Tesalonika menjadi peniru Paulus, rekan-rekan sekerjanya, dan Tuhan (lihat </w:t>
       </w:r>
-      <w:hyperlink r:id="rId19">
+      <w:hyperlink r:id="rId17">
         <w:r>
           <w:rPr>
             <w:lang w:val="id_ID" w:bidi="id_ID"/>
@@ -5152,7 +5087,7 @@
         </w:rPr>
         <w:t xml:space="preserve">Lihat bagaimana Anda menerjemahkan frasa-frasa yang serupa dalam </w:t>
       </w:r>
-      <w:hyperlink r:id="rId20">
+      <w:hyperlink r:id="rId18">
         <w:r>
           <w:rPr>
             <w:lang w:val="id_ID" w:bidi="id_ID"/>
@@ -5772,7 +5707,7 @@
         </w:rPr>
         <w:t xml:space="preserve"> memperkenalkan alasan mengapa Paulus dan rekan-rekan sekerjanya tidak perlu mengatakan apa pun tentang jemaat Tesalonika (lihat </w:t>
       </w:r>
-      <w:hyperlink r:id="rId21">
+      <w:hyperlink r:id="rId19">
         <w:r>
           <w:rPr>
             <w:lang w:val="id_ID" w:bidi="id_ID"/>
@@ -6649,7 +6584,7 @@
         </w:rPr>
         <w:t xml:space="preserve"> sejajar dengan frasa “melayani” dalam ayat sebelumnya (</w:t>
       </w:r>
-      <w:hyperlink r:id="rId22">
+      <w:hyperlink r:id="rId20">
         <w:r>
           <w:rPr>
             <w:lang w:val="id_ID" w:bidi="id_ID"/>
@@ -7577,7 +7512,7 @@
         </w:rPr>
         <w:t xml:space="preserve"> memperkenalkan penjelasan yang lebih panjang tentang “kedatangan” yang dimiliki oleh Paulus dan rekan-rekan sekerjanya di antara jemaat Tesalonika (lihat </w:t>
       </w:r>
-      <w:hyperlink r:id="rId22">
+      <w:hyperlink r:id="rId20">
         <w:r>
           <w:rPr>
             <w:lang w:val="id_ID" w:bidi="id_ID"/>
@@ -7595,7 +7530,7 @@
         </w:rPr>
         <w:t xml:space="preserve">). Penjelasan ini dapat ditemukan dalam </w:t>
       </w:r>
-      <w:hyperlink r:id="rId23">
+      <w:hyperlink r:id="rId21">
         <w:r>
           <w:rPr>
             <w:lang w:val="id_ID" w:bidi="id_ID"/>
@@ -7818,7 +7753,7 @@
         </w:rPr>
         <w:t xml:space="preserve">Di sini, sama seperti dalam </w:t>
       </w:r>
-      <w:hyperlink r:id="rId22">
+      <w:hyperlink r:id="rId20">
         <w:r>
           <w:rPr>
             <w:lang w:val="id_ID" w:bidi="id_ID"/>
@@ -8054,7 +7989,7 @@
         </w:rPr>
         <w:t xml:space="preserve"> memperkenalkan kontras dengan bagaimana Paulus dan rekan-rekan sekerjanya mungkin telah mengunjungi jemaat di Tesalonika “dengan kesia-siaan” (lihat </w:t>
       </w:r>
-      <w:hyperlink r:id="rId24">
+      <w:hyperlink r:id="rId22">
         <w:r>
           <w:rPr>
             <w:lang w:val="id_ID" w:bidi="id_ID"/>
@@ -8155,7 +8090,7 @@
         </w:rPr>
         <w:t xml:space="preserve">Kata-kata ini memberikan informasi latar belakang tentang apa yang terjadi ketika Paulus, Silwanus, dan Timotius berada di kota Filipi. Anda dapat membaca tentang hal ini dalam </w:t>
       </w:r>
-      <w:hyperlink r:id="rId25">
+      <w:hyperlink r:id="rId23">
         <w:r>
           <w:rPr>
             <w:lang w:val="id_ID" w:bidi="id_ID"/>
@@ -10070,7 +10005,7 @@
         </w:rPr>
         <w:t xml:space="preserve"> ke tempat yang wajar dalam bahasa Anda. Lihat bagaimana Anda menerjemahkan bentuk yang sama dalam </w:t>
       </w:r>
-      <w:hyperlink r:id="rId26">
+      <w:hyperlink r:id="rId24">
         <w:r>
           <w:rPr>
             <w:lang w:val="id_ID" w:bidi="id_ID"/>
@@ -11425,7 +11360,7 @@
         </w:rPr>
         <w:t xml:space="preserve">. Terjemahan alternatif: “di tengah-tengah kamu, sama seperti seorang ibu yang menghibur anak-anaknya sendiri” (2) penjelasan tentang apa yang akan ia katakan tentang bagaimana mereka merindukan jemaat di Tesalonika (lihat </w:t>
       </w:r>
-      <w:hyperlink r:id="rId27">
+      <w:hyperlink r:id="rId25">
         <w:r>
           <w:rPr>
             <w:lang w:val="id_ID" w:bidi="id_ID"/>
@@ -11731,7 +11666,7 @@
         </w:rPr>
         <w:t xml:space="preserve"> (lihat frasa yang sama dalam </w:t>
       </w:r>
-      <w:hyperlink r:id="rId26">
+      <w:hyperlink r:id="rId24">
         <w:r>
           <w:rPr>
             <w:lang w:val="id_ID" w:bidi="id_ID"/>
@@ -12403,7 +12338,7 @@
         </w:rPr>
         <w:t xml:space="preserve"> (lihat frasa yang sama dalam </w:t>
       </w:r>
-      <w:hyperlink r:id="rId27">
+      <w:hyperlink r:id="rId25">
         <w:r>
           <w:rPr>
             <w:lang w:val="id_ID" w:bidi="id_ID"/>
@@ -12761,7 +12696,7 @@
         </w:rPr>
         <w:t xml:space="preserve">Paulus meninggalkan beberapa kata yang dalam banyak bahasa diperlukan untuk melengkapi sebuah kalimat. Anda dapat menyediakan kata-kata ini dari ayat sebelumnya jika itu akan lebih jelas dalam bahasa Anda (lihat </w:t>
       </w:r>
-      <w:hyperlink r:id="rId28">
+      <w:hyperlink r:id="rId26">
         <w:r>
           <w:rPr>
             <w:lang w:val="id_ID" w:bidi="id_ID"/>
@@ -13765,7 +13700,7 @@
         </w:rPr>
         <w:t xml:space="preserve"> dapat menyiratkan hal itu: (1) Paulus dan rekan-rekan sekerjanya bersyukur kepada Allah tentang jemaat Tesalonika seperti yang dilakukan oleh orang-orang lain (lihat </w:t>
       </w:r>
-      <w:hyperlink r:id="rId29">
+      <w:hyperlink r:id="rId27">
         <w:r>
           <w:rPr>
             <w:lang w:val="id_ID" w:bidi="id_ID"/>
@@ -13879,7 +13814,7 @@
         </w:rPr>
         <w:t xml:space="preserve"> di sini sebagai generalisasi untuk penekanan. Jika itu akan membantu dalam bahasa Anda, Anda dapat menggunakan cara yang berbeda untuk mengekspresikan penekanannya. Lihatlah bagaimana Anda menerjemahkan bentuk yang sama dalam </w:t>
       </w:r>
-      <w:hyperlink r:id="rId17">
+      <w:hyperlink r:id="rId15">
         <w:r>
           <w:rPr>
             <w:lang w:val="id_ID" w:bidi="id_ID"/>
@@ -15914,7 +15849,7 @@
         </w:rPr>
         <w:t xml:space="preserve"> dapat memperkenalkan: (1) alasan mengapa Paulus mengatakan bahwa orang-orang Yahudi yang tidak percaya tidak “berkenan kepada Allah” dan “memusuhi semua orang” (lihat </w:t>
       </w:r>
-      <w:hyperlink r:id="rId30">
+      <w:hyperlink r:id="rId28">
         <w:r>
           <w:rPr>
             <w:lang w:val="id_ID" w:bidi="id_ID"/>
@@ -15932,7 +15867,7 @@
         </w:rPr>
         <w:t xml:space="preserve">). Terjemahan alternatif: “karena mereka melarang” atau ‘yang karena mereka melarang’ (2) cara-cara yang digunakan oleh orang-orang Yahudi yang tidak percaya untuk bertindak dengan cara-cara yang tidak ‘berkenan kepada Allah’ dan ‘memusuhi semua orang’ (lihat </w:t>
       </w:r>
-      <w:hyperlink r:id="rId30">
+      <w:hyperlink r:id="rId28">
         <w:r>
           <w:rPr>
             <w:lang w:val="id_ID" w:bidi="id_ID"/>
@@ -16809,7 +16744,7 @@
         </w:rPr>
         <w:t xml:space="preserve">, Anda dapat mengekspresikan ide yang sama dengan cara lain. Lihat bagaimana Anda menerjemahkan kata ini di </w:t>
       </w:r>
-      <w:hyperlink r:id="rId15">
+      <w:hyperlink r:id="rId13">
         <w:r>
           <w:rPr>
             <w:lang w:val="id_ID" w:bidi="id_ID"/>
@@ -17154,7 +17089,7 @@
         </w:rPr>
         <w:t xml:space="preserve">Di sini Paulus merujuk pada bagaimana ia dan rekan-rekan sekerjanya harus meninggalkan jemaat Tesalonika segera setelah tiba di kota mereka dan memberitakan kabar baik kepada mereka. Anda dapat membaca tentang hal ini dalam </w:t>
       </w:r>
-      <w:hyperlink r:id="rId31">
+      <w:hyperlink r:id="rId29">
         <w:r>
           <w:rPr>
             <w:lang w:val="id_ID" w:bidi="id_ID"/>
@@ -17255,7 +17190,7 @@
         </w:rPr>
         <w:t xml:space="preserve">Jika bahasa Anda tidak menggunakan bentuk pasif ini, Anda dapat mengungkapkan gagasan tersebut dalam bentuk aktif atau dengan cara lain yang wajar dalam bahasa Anda. Jika Anda harus menyatakan siapa yang melakukan tindakan tersebut, </w:t>
       </w:r>
-      <w:hyperlink r:id="rId31">
+      <w:hyperlink r:id="rId29">
         <w:r>
           <w:rPr>
             <w:lang w:val="id_ID" w:bidi="id_ID"/>
@@ -19515,7 +19450,7 @@
         </w:rPr>
         <w:t xml:space="preserve"> dapat memperkenalkan: (1) sebuah pernyataan ulang dari poin yang Paulus buat di ayat sebelumnya (Lihat: </w:t>
       </w:r>
-      <w:hyperlink r:id="rId32">
+      <w:hyperlink r:id="rId30">
         <w:r>
           <w:rPr>
             <w:lang w:val="id_ID" w:bidi="id_ID"/>
@@ -19533,7 +19468,7 @@
         </w:rPr>
         <w:t xml:space="preserve">). Terjemahan alternatif: “Ya,” (2) dasar dari poin yang Paulus sampaikan dalam ayat sebelumnya (Lihat: </w:t>
       </w:r>
-      <w:hyperlink r:id="rId32">
+      <w:hyperlink r:id="rId30">
         <w:r>
           <w:rPr>
             <w:lang w:val="id_ID" w:bidi="id_ID"/>
@@ -19756,7 +19691,7 @@
         </w:rPr>
         <w:t xml:space="preserve"> memperkenalkan sebuah kesimpulan atau hasil berdasarkan apa yang Paulus katakan di ayat-ayat sebelumnya tentang bagaimana ia dan rekan-rekan sekerjanya ingin mengunjungi jemaat di Tesalonika (lihat </w:t>
       </w:r>
-      <w:hyperlink r:id="rId33">
+      <w:hyperlink r:id="rId31">
         <w:r>
           <w:rPr>
             <w:lang w:val="id_ID" w:bidi="id_ID"/>
@@ -21266,7 +21201,7 @@
         </w:rPr>
         <w:t xml:space="preserve"> dapat memperkenalkan: (1) tujuan lain Paulus mengutus Timotius kepada jemaat di Tesalonika untuk menguatkan dan menghibur mereka (lihat </w:t>
       </w:r>
-      <w:hyperlink r:id="rId34">
+      <w:hyperlink r:id="rId32">
         <w:r>
           <w:rPr>
             <w:lang w:val="id_ID" w:bidi="id_ID"/>
@@ -22091,7 +22026,7 @@
         </w:rPr>
         <w:t xml:space="preserve"> memperkenalkan alasan lain mengapa jemaat Tesalonika harus “jangan ada orang yang digoyahkan karena kesusahan-kesusahan ini” (lihat </w:t>
       </w:r>
-      <w:hyperlink r:id="rId35">
+      <w:hyperlink r:id="rId33">
         <w:r>
           <w:rPr>
             <w:lang w:val="id_ID" w:bidi="id_ID"/>
@@ -22628,7 +22563,7 @@
         </w:rPr>
         <w:t xml:space="preserve"> dapat merujuk kepada: (1) apa yang Paulus katakan dalam ayat sebelumnya tentang bagaimana orang-orang percaya mengalami penderitaan (Lihat: </w:t>
       </w:r>
-      <w:hyperlink r:id="rId36">
+      <w:hyperlink r:id="rId34">
         <w:r>
           <w:rPr>
             <w:lang w:val="id_ID" w:bidi="id_ID"/>
@@ -22729,7 +22664,7 @@
         </w:rPr>
         <w:t xml:space="preserve">Di sini, seperti halnya dalam </w:t>
       </w:r>
-      <w:hyperlink r:id="rId37">
+      <w:hyperlink r:id="rId35">
         <w:r>
           <w:rPr>
             <w:lang w:val="id_ID" w:bidi="id_ID"/>
@@ -22869,7 +22804,7 @@
         </w:rPr>
         <w:t xml:space="preserve">Di sini, sama seperti dalam </w:t>
       </w:r>
-      <w:hyperlink r:id="rId37">
+      <w:hyperlink r:id="rId35">
         <w:r>
           <w:rPr>
             <w:lang w:val="id_ID" w:bidi="id_ID"/>
@@ -24937,7 +24872,7 @@
         </w:rPr>
         <w:t xml:space="preserve"> memperkenalkan alasan mengapa apa yang Paulus katakan di ayat sebelumnya tentang dikuatkan adalah benar (Lihat: </w:t>
       </w:r>
-      <w:hyperlink r:id="rId38">
+      <w:hyperlink r:id="rId36">
         <w:r>
           <w:rPr>
             <w:lang w:val="id_ID" w:bidi="id_ID"/>
@@ -27358,7 +27293,7 @@
         </w:rPr>
         <w:t xml:space="preserve"> merujuk kepada pribadi yang sama. Jika akan membantu dalam bahasa Anda, Anda dapat membuat ide ini lebih eksplisit. Lihatlah bagaimana Anda menerjemahkan frasa yang serupa dalam </w:t>
       </w:r>
-      <w:hyperlink r:id="rId16">
+      <w:hyperlink r:id="rId14">
         <w:r>
           <w:rPr>
             <w:lang w:val="id_ID" w:bidi="id_ID"/>
@@ -28305,7 +28240,7 @@
         </w:rPr>
         <w:t xml:space="preserve"> memperkenalkan tujuan Paulus berdoa agar Tuhan membuat jemaat Tesalonika bertambah dalam kasih (lihat </w:t>
       </w:r>
-      <w:hyperlink r:id="rId39">
+      <w:hyperlink r:id="rId37">
         <w:r>
           <w:rPr>
             <w:lang w:val="id_ID" w:bidi="id_ID"/>
@@ -28855,7 +28790,7 @@
         </w:rPr>
         <w:t xml:space="preserve"> merujuk kepada pribadi yang sama. Jika akan membantu dalam bahasa Anda, Anda dapat membuat ide ini lebih eksplisit. Lihatlah bagaimana Anda menerjemahkan frasa yang serupa dalam </w:t>
       </w:r>
-      <w:hyperlink r:id="rId40">
+      <w:hyperlink r:id="rId38">
         <w:r>
           <w:rPr>
             <w:lang w:val="id_ID" w:bidi="id_ID"/>
@@ -29680,7 +29615,7 @@
         </w:rPr>
         <w:t xml:space="preserve">. Jika itu akan membantu dalam bahasa Anda, Anda dapat menyatakan maknanya dengan jelas. Lihatlah bagaimana Anda menerjemahkan frasa yang sama dalam </w:t>
       </w:r>
-      <w:hyperlink r:id="rId41">
+      <w:hyperlink r:id="rId39">
         <w:r>
           <w:rPr>
             <w:lang w:val="id_ID" w:bidi="id_ID"/>
@@ -30160,7 +30095,7 @@
         </w:rPr>
         <w:t xml:space="preserve"> memperkenalkan penjelasan lebih lanjut tentang apa yang Paulus katakan di ayat sebelumnya tentang bagaimana jemaat Tesalonika menerima instruksi dari Paulus dan rekan-rekan sekerjanya (Lihat: </w:t>
       </w:r>
-      <w:hyperlink r:id="rId42">
+      <w:hyperlink r:id="rId40">
         <w:r>
           <w:rPr>
             <w:lang w:val="id_ID" w:bidi="id_ID"/>
@@ -30492,7 +30427,7 @@
         </w:rPr>
         <w:t xml:space="preserve"> memperkenalkan contoh-contoh spesifik dari “perintah” yang Paulus dan rekan-rekan sekerjanya berikan kepada jemaat di Tesalonika (Lihat: </w:t>
       </w:r>
-      <w:hyperlink r:id="rId43">
+      <w:hyperlink r:id="rId41">
         <w:r>
           <w:rPr>
             <w:lang w:val="id_ID" w:bidi="id_ID"/>
@@ -30876,7 +30811,7 @@
         </w:rPr>
         <w:t xml:space="preserve">”. Penjelasan ini berlanjut dalam </w:t>
       </w:r>
-      <w:hyperlink r:id="rId44">
+      <w:hyperlink r:id="rId42">
         <w:r>
           <w:rPr>
             <w:lang w:val="id_ID" w:bidi="id_ID"/>
@@ -31149,7 +31084,7 @@
         </w:rPr>
         <w:t xml:space="preserve"> dapat (1) memberikan contoh lain tentang apa arti “pengudusan” (Lihat: </w:t>
       </w:r>
-      <w:hyperlink r:id="rId45">
+      <w:hyperlink r:id="rId43">
         <w:r>
           <w:rPr>
             <w:lang w:val="id_ID" w:bidi="id_ID"/>
@@ -31167,7 +31102,7 @@
         </w:rPr>
         <w:t xml:space="preserve">). Terjemahan alternatif: “dan supaya kamu masing-masing tahu” (2) menjelaskan secara lebih spesifik apa yang dimaksud dengan menghindari ‘percabulan’ (Lihat: </w:t>
       </w:r>
-      <w:hyperlink r:id="rId45">
+      <w:hyperlink r:id="rId43">
         <w:r>
           <w:rPr>
             <w:lang w:val="id_ID" w:bidi="id_ID"/>
@@ -31917,7 +31852,7 @@
         </w:rPr>
         <w:t xml:space="preserve"> kontras dengan frasa sebelumnya “dalam kekudusan dan kehormatan” (Lihat: </w:t>
       </w:r>
-      <w:hyperlink r:id="rId46">
+      <w:hyperlink r:id="rId44">
         <w:r>
           <w:rPr>
             <w:lang w:val="id_ID" w:bidi="id_ID"/>
@@ -32576,7 +32511,7 @@
         </w:rPr>
         <w:t xml:space="preserve"> dapat memperkenalkan: (1) tujuan dari apa yang Paulus katakan dalam </w:t>
       </w:r>
-      <w:hyperlink r:id="rId47">
+      <w:hyperlink r:id="rId45">
         <w:r>
           <w:rPr>
             <w:lang w:val="id_ID" w:bidi="id_ID"/>
@@ -32594,7 +32529,7 @@
         </w:rPr>
         <w:t xml:space="preserve"> tentang menjauhkan diri dari percabulan. Terjemahan alternatif: “supaya tidak melanggar” (2) contoh lain dari arti ‘pengudusan’ (Lihat: </w:t>
       </w:r>
-      <w:hyperlink r:id="rId45">
+      <w:hyperlink r:id="rId43">
         <w:r>
           <w:rPr>
             <w:lang w:val="id_ID" w:bidi="id_ID"/>
@@ -32612,7 +32547,7 @@
         </w:rPr>
         <w:t xml:space="preserve">). Terjemahan alternatif: “dan supaya kamu masing-masing jangan melanggar” (3) penjelasan lain tentang apa yang dimaksud dengan menghindari ‘percabulan’ (Lihat: </w:t>
       </w:r>
-      <w:hyperlink r:id="rId45">
+      <w:hyperlink r:id="rId43">
         <w:r>
           <w:rPr>
             <w:lang w:val="id_ID" w:bidi="id_ID"/>
@@ -33533,7 +33468,7 @@
         </w:rPr>
         <w:t xml:space="preserve"> memperkenalkan alasan atau dasar dari apa yang Paulus katakan tentang menghindari percabulan (Lihat: </w:t>
       </w:r>
-      <w:hyperlink r:id="rId48">
+      <w:hyperlink r:id="rId46">
         <w:r>
           <w:rPr>
             <w:lang w:val="id_ID" w:bidi="id_ID"/>
@@ -33935,7 +33870,7 @@
         </w:rPr>
         <w:t xml:space="preserve"> memperkenalkan sebuah kesimpulan atau kesimpulan dari apa yang Paulus katakan dalam </w:t>
       </w:r>
-      <w:hyperlink r:id="rId49">
+      <w:hyperlink r:id="rId47">
         <w:r>
           <w:rPr>
             <w:lang w:val="id_ID" w:bidi="id_ID"/>
@@ -35406,7 +35341,7 @@
         </w:rPr>
         <w:t xml:space="preserve"> memperkenalkan alasan lain mengapa Paulus dan rekan-rekan sekerjanya tidak perlu menulis kepada jemaat di Tesalonika (lihat </w:t>
       </w:r>
-      <w:hyperlink r:id="rId50">
+      <w:hyperlink r:id="rId48">
         <w:r>
           <w:rPr>
             <w:lang w:val="id_ID" w:bidi="id_ID"/>
@@ -35533,7 +35468,7 @@
         </w:rPr>
         <w:t xml:space="preserve"> merujuk kepada “kasih persaudaraan” (lihat </w:t>
       </w:r>
-      <w:hyperlink r:id="rId50">
+      <w:hyperlink r:id="rId48">
         <w:r>
           <w:rPr>
             <w:lang w:val="id_ID" w:bidi="id_ID"/>
@@ -36262,7 +36197,7 @@
         </w:rPr>
         <w:t xml:space="preserve"> dapat memperkenalkan: (1) hasil dari melakukan apa yang diperintahkan oleh Paulus dalam </w:t>
       </w:r>
-      <w:hyperlink r:id="rId51">
+      <w:hyperlink r:id="rId49">
         <w:r>
           <w:rPr>
             <w:lang w:val="id_ID" w:bidi="id_ID"/>
@@ -36280,7 +36215,7 @@
         </w:rPr>
         <w:t xml:space="preserve">. Terjemahan alternatif: “dengan hasil bahwa” (2) tujuan dari melakukan apa yang telah diperintahkan oleh Paulus dalam </w:t>
       </w:r>
-      <w:hyperlink r:id="rId51">
+      <w:hyperlink r:id="rId49">
         <w:r>
           <w:rPr>
             <w:lang w:val="id_ID" w:bidi="id_ID"/>
@@ -38418,7 +38353,7 @@
         </w:rPr>
         <w:t xml:space="preserve">Lihat bagaimana Anda menerjemahkan frasa yang sama dalam </w:t>
       </w:r>
-      <w:hyperlink r:id="rId52">
+      <w:hyperlink r:id="rId50">
         <w:r>
           <w:rPr>
             <w:lang w:val="id_ID" w:bidi="id_ID"/>
@@ -39443,7 +39378,7 @@
         </w:rPr>
         <w:t xml:space="preserve"> mengacu pada waktu tertentu di masa depan ketika Yesus akan datang kembali ke bumi, menghakimi semua orang, menghukum orang-orang yang tidak percaya, dan memberi pahala kepada orang-orang yang percaya. Jika akan membantu dalam bahasa Anda, Anda dapat membuat ide ini lebih eksplisit. Lihatlah bagaimana Anda menerjemahkan frasa yang serupa dalam </w:t>
       </w:r>
-      <w:hyperlink r:id="rId53">
+      <w:hyperlink r:id="rId51">
         <w:r>
           <w:rPr>
             <w:lang w:val="id_ID" w:bidi="id_ID"/>
@@ -39653,7 +39588,7 @@
         </w:rPr>
         <w:t xml:space="preserve"> menunjukkan bahwa orang-orang yang masih hidup ketika Yesus datang kembali tidak akan bertemu dengan-Nya terlebih dahulu. Sebaliknya, orang-orang percaya yang telah meninggal akan bertemu dengan-Nya terlebih dahulu, baru kemudian orang-orang percaya yang masih hidup akan bertemu dengan-Nya. Paulus menjelaskan hal ini lebih lanjut dalam ayat berikut (lihat </w:t>
       </w:r>
-      <w:hyperlink r:id="rId54">
+      <w:hyperlink r:id="rId52">
         <w:r>
           <w:rPr>
             <w:lang w:val="id_ID" w:bidi="id_ID"/>
@@ -39754,7 +39689,7 @@
         </w:rPr>
         <w:t xml:space="preserve">Lihat bagaimana Anda menerjemahkan frasa yang sama dalam </w:t>
       </w:r>
-      <w:hyperlink r:id="rId55">
+      <w:hyperlink r:id="rId53">
         <w:r>
           <w:rPr>
             <w:lang w:val="id_ID" w:bidi="id_ID"/>
@@ -39868,7 +39803,7 @@
         </w:rPr>
         <w:t xml:space="preserve"> memperkenalkan sebuah elaborasi atau penjelasan tentang apa yang Paulus katakan dalam ayat sebelumnya tentang bagaimana orang percaya yang masih hidup tidak akan “mendahului” orang percaya yang sudah mati (lihat </w:t>
       </w:r>
-      <w:hyperlink r:id="rId56">
+      <w:hyperlink r:id="rId54">
         <w:r>
           <w:rPr>
             <w:lang w:val="id_ID" w:bidi="id_ID"/>
@@ -39886,7 +39821,7 @@
         </w:rPr>
         <w:t xml:space="preserve">). Penjelasan ini berlanjut dalam </w:t>
       </w:r>
-      <w:hyperlink r:id="rId57">
+      <w:hyperlink r:id="rId55">
         <w:r>
           <w:rPr>
             <w:lang w:val="id_ID" w:bidi="id_ID"/>
@@ -41347,7 +41282,7 @@
         </w:rPr>
         <w:t xml:space="preserve"> dari orang lain. Pastikan bahwa perbedaan ini jelas dalam terjemahan Anda. Lihat bagaimana Anda menerjemahkan frasa-frasa yang serupa dalam </w:t>
       </w:r>
-      <w:hyperlink r:id="rId56">
+      <w:hyperlink r:id="rId54">
         <w:r>
           <w:rPr>
             <w:lang w:val="id_ID" w:bidi="id_ID"/>
@@ -42089,7 +42024,7 @@
         </w:rPr>
         <w:t xml:space="preserve"> merujuk pada apa yang Paulus katakan dalam </w:t>
       </w:r>
-      <w:hyperlink r:id="rId58">
+      <w:hyperlink r:id="rId56">
         <w:r>
           <w:rPr>
             <w:lang w:val="id_ID" w:bidi="id_ID"/>
@@ -44663,7 +44598,7 @@
         </w:rPr>
         <w:t xml:space="preserve">Di sini Paulus kembali merujuk kepada apa yang disebutnya “hari Tuhan” dalam </w:t>
       </w:r>
-      <w:hyperlink r:id="rId59">
+      <w:hyperlink r:id="rId57">
         <w:r>
           <w:rPr>
             <w:lang w:val="id_ID" w:bidi="id_ID"/>
@@ -44694,7 +44629,7 @@
         </w:rPr>
         <w:t xml:space="preserve"> yang sama, dan ungkapkan gagasannya seperti yang Anda lakukan dalam </w:t>
       </w:r>
-      <w:hyperlink r:id="rId59">
+      <w:hyperlink r:id="rId57">
         <w:r>
           <w:rPr>
             <w:lang w:val="id_ID" w:bidi="id_ID"/>
@@ -45013,7 +44948,7 @@
         </w:rPr>
         <w:t xml:space="preserve"> memperkenalkan alasan atau dasar dari apa yang Paulus katakan tentang bagaimana “hari” tidak akan menyusul jemaat Tesalonika (lihat </w:t>
       </w:r>
-      <w:hyperlink r:id="rId59">
+      <w:hyperlink r:id="rId57">
         <w:r>
           <w:rPr>
             <w:lang w:val="id_ID" w:bidi="id_ID"/>
@@ -46601,7 +46536,7 @@
         </w:rPr>
         <w:t xml:space="preserve"> memperkenalkan penjelasan lebih lanjut tentang kontras antara malam dan siang (lihat </w:t>
       </w:r>
-      <w:hyperlink r:id="rId60">
+      <w:hyperlink r:id="rId58">
         <w:r>
           <w:rPr>
             <w:lang w:val="id_ID" w:bidi="id_ID"/>
@@ -46952,7 +46887,7 @@
         </w:rPr>
         <w:t xml:space="preserve"> memperkenalkan kontras dengan orang-orang yang “tidur” dan “mabuk” pada malam hari (lihat </w:t>
       </w:r>
-      <w:hyperlink r:id="rId61">
+      <w:hyperlink r:id="rId59">
         <w:r>
           <w:rPr>
             <w:lang w:val="id_ID" w:bidi="id_ID"/>
@@ -47271,7 +47206,7 @@
         </w:rPr>
         <w:t xml:space="preserve"> pada dasarnya memiliki arti yang sama dengan frasa “anak-anak siang” dalam </w:t>
       </w:r>
-      <w:hyperlink r:id="rId62">
+      <w:hyperlink r:id="rId60">
         <w:r>
           <w:rPr>
             <w:lang w:val="id_ID" w:bidi="id_ID"/>
@@ -47385,7 +47320,7 @@
         </w:rPr>
         <w:t xml:space="preserve"> kontras dengan frasa “mabuk” dalam ayat sebelumnya (</w:t>
       </w:r>
-      <w:hyperlink r:id="rId61">
+      <w:hyperlink r:id="rId59">
         <w:r>
           <w:rPr>
             <w:lang w:val="id_ID" w:bidi="id_ID"/>
@@ -48142,7 +48077,7 @@
         </w:rPr>
         <w:t xml:space="preserve"> memperkenalkan alasan mengapa jemaat Tesalonika harus melakukan apa yang diperintahkan Paulus kepada mereka dalam </w:t>
       </w:r>
-      <w:hyperlink r:id="rId63">
+      <w:hyperlink r:id="rId61">
         <w:r>
           <w:rPr>
             <w:lang w:val="id_ID" w:bidi="id_ID"/>
@@ -52016,7 +51951,7 @@
         </w:rPr>
         <w:t xml:space="preserve"> dapat memperkenalkan alasan atau dasar untuk: (1) tiga perintah dalam </w:t>
       </w:r>
-      <w:hyperlink r:id="rId64">
+      <w:hyperlink r:id="rId62">
         <w:r>
           <w:rPr>
             <w:lang w:val="id_ID" w:bidi="id_ID"/>
@@ -52143,7 +52078,7 @@
         </w:rPr>
         <w:t xml:space="preserve"> dapat merujuk kepada: (1) tiga perintah dalam </w:t>
       </w:r>
-      <w:hyperlink r:id="rId64">
+      <w:hyperlink r:id="rId62">
         <w:r>
           <w:rPr>
             <w:lang w:val="id_ID" w:bidi="id_ID"/>
@@ -52623,7 +52558,7 @@
         </w:rPr>
         <w:t xml:space="preserve">Di sini Paulus mungkin memberikan contoh spesifik tentang perintahnya untuk tidak “padamkan Roh” dalam </w:t>
       </w:r>
-      <w:hyperlink r:id="rId65">
+      <w:hyperlink r:id="rId63">
         <w:r>
           <w:rPr>
             <w:lang w:val="id_ID" w:bidi="id_ID"/>
@@ -52929,7 +52864,7 @@
         </w:rPr>
         <w:t xml:space="preserve">Di sini Paulus mungkin mengacu pada: (1) “nubuat-nubuat” yang ia rujuk dalam ayat sebelumnya (lihat </w:t>
       </w:r>
-      <w:hyperlink r:id="rId66">
+      <w:hyperlink r:id="rId64">
         <w:r>
           <w:rPr>
             <w:lang w:val="id_ID" w:bidi="id_ID"/>
@@ -53139,7 +53074,7 @@
         </w:rPr>
         <w:t>Di sini, sama seperti ayat sebelumnya (</w:t>
       </w:r>
-      <w:hyperlink r:id="rId67">
+      <w:hyperlink r:id="rId65">
         <w:r>
           <w:rPr>
             <w:lang w:val="id_ID" w:bidi="id_ID"/>
@@ -53157,7 +53092,7 @@
         </w:rPr>
         <w:t xml:space="preserve">), Paulus mungkin mengacu pada: (1) “nubuat-nubuat” yang ia rujuk dalam </w:t>
       </w:r>
-      <w:hyperlink r:id="rId66">
+      <w:hyperlink r:id="rId64">
         <w:r>
           <w:rPr>
             <w:lang w:val="id_ID" w:bidi="id_ID"/>
@@ -53653,7 +53588,7 @@
         </w:rPr>
         <w:t xml:space="preserve">, yang merupakan gelar untuk Allah yang ditemukan dalam Perjanjian Baru (lihat </w:t>
       </w:r>
-      <w:hyperlink r:id="rId68">
+      <w:hyperlink r:id="rId66">
         <w:r>
           <w:rPr>
             <w:lang w:val="id_ID" w:bidi="id_ID"/>
@@ -53671,7 +53606,7 @@
         </w:rPr>
         <w:t xml:space="preserve">; </w:t>
       </w:r>
-      <w:hyperlink r:id="rId69">
+      <w:hyperlink r:id="rId67">
         <w:r>
           <w:rPr>
             <w:lang w:val="id_ID" w:bidi="id_ID"/>
@@ -53689,7 +53624,7 @@
         </w:rPr>
         <w:t xml:space="preserve">; </w:t>
       </w:r>
-      <w:hyperlink r:id="rId70">
+      <w:hyperlink r:id="rId68">
         <w:r>
           <w:rPr>
             <w:lang w:val="id_ID" w:bidi="id_ID"/>
@@ -53707,7 +53642,7 @@
         </w:rPr>
         <w:t xml:space="preserve">; </w:t>
       </w:r>
-      <w:hyperlink r:id="rId71">
+      <w:hyperlink r:id="rId69">
         <w:r>
           <w:rPr>
             <w:lang w:val="id_ID" w:bidi="id_ID"/>
@@ -54592,7 +54527,7 @@
         </w:rPr>
         <w:t xml:space="preserve"> mengacu pada waktu tertentu di masa depan ketika Yesus akan datang kembali ke bumi, menghakimi semua orang, menghukum orang-orang yang tidak percaya, dan memberi pahala kepada orang-orang yang percaya. Jika akan membantu dalam bahasa Anda, Anda dapat membuat ide ini lebih eksplisit. Lihatlah bagaimana Anda menerjemahkan frasa yang serupa dalam </w:t>
       </w:r>
-      <w:hyperlink r:id="rId56">
+      <w:hyperlink r:id="rId54">
         <w:r>
           <w:rPr>
             <w:lang w:val="id_ID" w:bidi="id_ID"/>
@@ -54924,7 +54859,7 @@
         </w:rPr>
         <w:t xml:space="preserve"> merujuk kepada “Allah damai sejahtera” (lihat </w:t>
       </w:r>
-      <w:hyperlink r:id="rId72">
+      <w:hyperlink r:id="rId70">
         <w:r>
           <w:rPr>
             <w:lang w:val="id_ID" w:bidi="id_ID"/>
@@ -55038,7 +54973,7 @@
         </w:rPr>
         <w:t xml:space="preserve">. Ia menyiratkan bahwa Allah akan melakukan apa yang Paulus doakan di ayat sebelumnya (lihat </w:t>
       </w:r>
-      <w:hyperlink r:id="rId72">
+      <w:hyperlink r:id="rId70">
         <w:r>
           <w:rPr>
             <w:lang w:val="id_ID" w:bidi="id_ID"/>
@@ -55152,7 +55087,7 @@
         </w:rPr>
         <w:t xml:space="preserve"> menunjukkan bahwa jemaat Tesalonika seharusnya berdoa untuk Paulus, Silas, dan Timotius sebagaimana Paulus, Silas, dan Timotius berdoa untuk mereka (lihat </w:t>
       </w:r>
-      <w:hyperlink r:id="rId72">
+      <w:hyperlink r:id="rId70">
         <w:r>
           <w:rPr>
             <w:lang w:val="id_ID" w:bidi="id_ID"/>

--- a/ind/docx/52.content.docx
+++ b/ind/docx/52.content.docx
@@ -141,13 +141,6 @@
         <w:rPr>
           <w:lang w:val="id_ID" w:bidi="id_ID"/>
         </w:rPr>
-      </w:r>
-      <w:r>
-        <w:rPr>
-          <w:i/>
-          <w:lang w:val="id_ID" w:bidi="id_ID"/>
-        </w:rPr>
-        <w:t>1 Tesalonika 1:1 (#1), 1 Tesalonika 1:1 (#2), 1 Tesalonika 1:1 (#3), 1 Tesalonika 1:1 (#4), 1 Tesalonika 1:1 (#5), 1 Tesalonika 1:1 (#6), 1 Tesalonika 1:1 (#7), 1 Tesalonika 1:1 (#8), 1 Tesalonika 1:1 (#9), 1 Tesalonika 1:2 (#1), 1 Tesalonika 1:2 (#2), 1 Tesalonika 1:2 (#3), 1 Tesalonika 1:3 (#1), 1 Tesalonika 1:3 (#2), 1 Tesalonika 1:3 (#3), 1 Tesalonika 1:3 (#4), 1 Tesalonika 1:3 (#5), 1 Tesalonika 1:3 (#6), 1 Tesalonika 1:3 (#7), 1 Tesalonika 1:3 (#8), 1 Tesalonika 1:4 (#1), 1 Tesalonika 1:4 (#2), 1 Tesalonika 1:4 (#3), 1 Tesalonika 1:4 (#4), 1 Tesalonika 1:4 (#5), 1 Tesalonika 1:5 (#1), 1 Tesalonika 1:5 (#2), 1 Tesalonika 1:5 (#3), 1 Tesalonika 1:5 (#4), 1 Tesalonika 1:5 (#5), 1 Tesalonika 1:5 (#6), 1 Tesalonika 1:6 (#1), 1 Tesalonika 1:6 (#2), 1 Tesalonika 1:6 (#3), 1 Tesalonika 1:6 (#4), 1 Tesalonika 1:6 (#5), 1 Tesalonika 1:6 (#6), 1 Tesalonika 1:7 (#1), 1 Tesalonika 1:7 (#2), 1 Tesalonika 1:7 (#3), 1 Tesalonika 1:8 (#1), 1 Tesalonika 1:8 (#2), 1 Tesalonika 1:8 (#3), 1 Tesalonika 1:8 (#4), 1 Tesalonika 1:8 (#5), 1 Tesalonika 1:8 (#6), 1 Tesalonika 1:8 (#7), 1 Tesalonika 1:8 (#8), 1 Tesalonika 1:8 (#9), 1 Tesalonika 1:8 (#10), 1 Tesalonika 1:9 (#1), 1 Tesalonika 1:9 (#2), 1 Tesalonika 1:9 (#3), 1 Tesalonika 1:9 (#4), 1 Tesalonika 1:9 (#5), 1 Tesalonika 1:9 (#6), 1 Tesalonika 1:9 (#7), 1 Tesalonika 1:9 (#8), 1 Tesalonika 1:10 (#1), 1 Tesalonika 1:10 (#2), 1 Tesalonika 1:10 (#3), 1 Tesalonika 1:10 (#4), 1 Tesalonika 1:10 (#5), 1 Tesalonika 1:10 (#6), 1 Tesalonika 1:10 (#7), 1 Tesalonika 1:10 (#8), 1 Tesalonika 1:10 (#9), 1 Tesalonika 2:1 (#1), 1 Tesalonika 2:1 (#2), 1 Tesalonika 2:1 (#3), 1 Tesalonika 2:1 (#4), 1 Tesalonika 2:2 (#1), 1 Tesalonika 2:2 (#2), 1 Tesalonika 2:2 (#3), 1 Tesalonika 2:2 (#4), 1 Tesalonika 2:2 (#5), 1 Tesalonika 2:2 (#6), 1 Tesalonika 2:2 (#7), 1 Tesalonika 2:2 (#8), 1 Tesalonika 2:2 (#9), 1 Tesalonika 2:3 (#1), 1 Tesalonika 2:3 (#2), 1 Tesalonika 2:3 (#3), 1 Tesalonika 2:3 (#4), 1 Tesalonika 2:4 (#1), 1 Tesalonika 2:4 (#2), 1 Tesalonika 2:4 (#3), 1 Tesalonika 2:4 (#4), 1 Tesalonika 2:4 (#5), 1 Tesalonika 2:5 (#1), 1 Tesalonika 2:5 (#2), 1 Tesalonika 2:5 (#3), 1 Tesalonika 2:5 (#4), 1 Tesalonika 2:5 (#5), 1 Tesalonika 2:5 (#6), 1 Tesalonika 2:5 (#7), 1 Tesalonika 2:5 (#8), 1 Tesalonika 2:6 (#1), 1 Tesalonika 2:6 (#2), 1 Tesalonika 2:7 (#1), 1 Tesalonika 2:7 (#2), 1 Tesalonika 2:7 (#3), 1 Tesalonika 2:7 (#4), 1 Tesalonika 2:7 (#5), 1 Tesalonika 2:7 (#6), 1 Tesalonika 2:8 (#1), 1 Tesalonika 2:8 (#2), 1 Tesalonika 2:8 (#3), 1 Tesalonika 2:8 (#4), 1 Tesalonika 2:9 (#1), 1 Tesalonika 2:9 (#2), 1 Tesalonika 2:9 (#3), 1 Tesalonika 2:9 (#4), 1 Tesalonika 2:9 (#5), 1 Tesalonika 2:10 (#1), 1 Tesalonika 2:10 (#2), 1 Tesalonika 2:11 (#1), 1 Tesalonika 2:11 (#2), 1 Tesalonika 2:12 (#1), 1 Tesalonika 2:12 (#2), 1 Tesalonika 2:12 (#3), 1 Tesalonika 2:12 (#4), 1 Tesalonika 2:12 (#5), 1 Tesalonika 2:12 (#6), 1 Tesalonika 2:12 (#7), 1 Tesalonika 2:13 (#1), 1 Tesalonika 2:13 (#2), 1 Tesalonika 2:13 (#3), 1 Tesalonika 2:13 (#4), 1 Tesalonika 2:13 (#5), 1 Tesalonika 2:13 (#6), 1 Tesalonika 2:13 (#7), 1 Tesalonika 2:13 (#8), 1 Tesalonika 2:14 (#2), 1 Tesalonika 2:14 (#3), 1 Tesalonika 2:14 (#4), 1 Tesalonika 2:14 (#5), 1 Tesalonika 2:14 (#6), 1 Tesalonika 2:14 (#7), 1 Tesalonika 2:14 (#8), 1 Tesalonika 2:14 (#1), 1 Tesalonika 2:15 (#1), 1 Tesalonika 2:15 (#2), 1 Tesalonika 2:15 (#3), 1 Tesalonika 2:15 (#4), 1 Tesalonika 2:15 (#5), 1 Tesalonika 2:16 (#1), 1 Tesalonika 2:16 (#2), 1 Tesalonika 2:16 (#3), 1 Tesalonika 2:16 (#4), 1 Tesalonika 2:16 (#5), 1 Tesalonika 2:16 (#6), 1 Tesalonika 2:16 (#7), 1 Tesalonika 2:16 (#8), 1 Tesalonika 2:16 (#9), 1 Tesalonika 2:16 (#10), 1 Tesalonika 2:17 (#1), 1 Tesalonika 2:17 (#2), 1 Tesalonika 2:17 (#3), 1 Tesalonika 2:17 (#4), 1 Tesalonika 2:17 (#5), 1 Tesalonika 2:17 (#6), 1 Tesalonika 2:17 (#7), 1 Tesalonika 2:17 (#8), 1 Tesalonika 2:18 (#1), 1 Tesalonika 2:18 (#2), 1 Tesalonika 2:18 (#3), 1 Tesalonika 2:18 (#4), 1 Tesalonika 2:18 (#5), 1 Tesalonika 2:19 (#1), 1 Tesalonika 2:19 (#2), 1 Tesalonika 2:19 (#3), 1 Tesalonika 2:19 (#4), 1 Tesalonika 2:19 (#5), 1 Tesalonika 2:19 (#6), 1 Tesalonika 2:19 (#7), 1 Tesalonika 2:19 (#8), 1 Tesalonika 2:19 (#9), 1 Tesalonika 2:19 (#10), 1 Tesalonika 2:19 (#11), 1 Tesalonika 2:20 (#1), 1 Tesalonika 2:20 (#2), 1 Tesalonika 3:1 (#1), 1 Tesalonika 3:1 (#2), 1 Tesalonika 3:1 (#3), 1 Tesalonika 3:1 (#4), 1 Tesalonika 3:1 (#5), 1 Tesalonika 3:1 (#6), 1 Tesalonika 3:2 (#1), 1 Tesalonika 3:2 (#2), 1 Tesalonika 3:2 (#3), 1 Tesalonika 3:2 (#4), 1 Tesalonika 3:2 (#5), 1 Tesalonika 3:2 (#6), 1 Tesalonika 3:2 (#7), 1 Tesalonika 3:2 (#8), 1 Tesalonika 3:2 (#9), 1 Tesalonika 3:3 (#1), 1 Tesalonika 3:3 (#2), 1 Tesalonika 3:3 (#3), 1 Tesalonika 3:3 (#4), 1 Tesalonika 3:3 (#5), 1 Tesalonika 3:3 (#6), 1 Tesalonika 3:3 (#7), 1 Tesalonika 3:3 (#8), 1 Tesalonika 3:4 (#1), 1 Tesalonika 3:4 (#2), 1 Tesalonika 3:4 (#3), 1 Tesalonika 3:4 (#4), 1 Tesalonika 3:4 (#5), 1 Tesalonika 3:5 (#1), 1 Tesalonika 3:5 (#2), 1 Tesalonika 3:5 (#3), 1 Tesalonika 3:5 (#4), 1 Tesalonika 3:5 (#5), 1 Tesalonika 3:5 (#6), 1 Tesalonika 3:5 (#7), 1 Tesalonika 3:5 (#8), 1 Tesalonika 3:5 (#9), 1 Tesalonika 3:5 (#10), 1 Tesalonika 3:6 (#1), 1 Tesalonika 3:6 (#2), 1 Tesalonika 3:6 (#3), 1 Tesalonika 3:6 (#4), 1 Tesalonika 3:6 (#5), 1 Tesalonika 3:6 (#6), 1 Tesalonika 3:6 (#7), 1 Tesalonika 3:7 (#1), 1 Tesalonika 3:7 (#2), 1 Tesalonika 3:7 (#3), 1 Tesalonika 3:7 (#4), 1 Tesalonika 3:7 (#5), 1 Tesalonika 3:8 (#1), 1 Tesalonika 3:8 (#2), 1 Tesalonika 3:8 (#3), 1 Tesalonika 3:8 (#4), 1 Tesalonika 3:8 (#5), 1 Tesalonika 3:8 (#6), 1 Tesalonika 3:8 (#7), 1 Tesalonika 3:9 (#2), 1 Tesalonika 3:9 (#3), 1 Tesalonika 3:9 (#4), 1 Tesalonika 3:9 (#5), 1 Tesalonika 3:9 (#6), 1 Tesalonika 3:9 (#7), 1 Tesalonika 3:9 (#8), 1 Tesalonika 3:9 (#1), 1 Tesalonika 3:10 (#1), 1 Tesalonika 3:10 (#2), 1 Tesalonika 3:10 (#3), 1 Tesalonika 3:10 (#4), 1 Tesalonika 3:10 (#5), 1 Tesalonika 3:10 (#6), 1 Tesalonika 3:11 (#2), 1 Tesalonika 3:11 (#3), 1 Tesalonika 3:11 (#4), 1 Tesalonika 3:11 (#5), 1 Tesalonika 3:11 (#6), 1 Tesalonika 3:11 (#1), 1 Tesalonika 3:12 (#1), 1 Tesalonika 3:12 (#2), 1 Tesalonika 3:12 (#3), 1 Tesalonika 3:12 (#4), 1 Tesalonika 3:12 (#5), 1 Tesalonika 3:13 (#1), 1 Tesalonika 3:13 (#2), 1 Tesalonika 3:13 (#3), 1 Tesalonika 3:13 (#4), 1 Tesalonika 3:13 (#5), 1 Tesalonika 3:13 (#6), 1 Tesalonika 3:13 (#7), 1 Tesalonika 3:13 (#8), 1 Tesalonika 3:13 (#9), 1 Tesalonika 4:1 (#1), 1 Tesalonika 4:1 (#2), 1 Tesalonika 4:1 (#3), 1 Tesalonika 4:1 (#4), 1 Tesalonika 4:1 (#5), 1 Tesalonika 4:1 (#6), 1 Tesalonika 4:1 (#7), 1 Tesalonika 4:1 (#8), 1 Tesalonika 4:2 (#1), 1 Tesalonika 4:2 (#2), 1 Tesalonika 4:2 (#3), 1 Tesalonika 4:3 (#1), 1 Tesalonika 4:3 (#2), 1 Tesalonika 4:3 (#3), 1 Tesalonika 4:3 (#4), 1 Tesalonika 4:3 (#5), 1 Tesalonika 4:3 (#6), 1 Tesalonika 4:4 (#1), 1 Tesalonika 4:4 (#2), 1 Tesalonika 4:4 (#3), 1 Tesalonika 4:4 (#4), 1 Tesalonika 4:4 (#5), 1 Tesalonika 4:4 (#6), 1 Tesalonika 4:5 (#1), 1 Tesalonika 4:5 (#2), 1 Tesalonika 4:5 (#3), 1 Tesalonika 4:5 (#4), 1 Tesalonika 4:5 (#5), 1 Tesalonika 4:5 (#6), 1 Tesalonika 4:6 (#1), 1 Tesalonika 4:6 (#2), 1 Tesalonika 4:6 (#3), 1 Tesalonika 4:6 (#4), 1 Tesalonika 4:6 (#5), 1 Tesalonika 4:6 (#6), 1 Tesalonika 4:6 (#7), 1 Tesalonika 4:6 (#8), 1 Tesalonika 4:6 (#9), 1 Tesalonika 4:7 (#1), 1 Tesalonika 4:7 (#2), 1 Tesalonika 4:7 (#3), 1 Tesalonika 4:7 (#4), 1 Tesalonika 4:8 (#1), 1 Tesalonika 4:8 (#2), 1 Tesalonika 4:8 (#3), 1 Tesalonika 4:8 (#4), 1 Tesalonika 4:8 (#5), 1 Tesalonika 4:8 (#6), 1 Tesalonika 4:8 (#7), 1 Tesalonika 4:9 (#1), 1 Tesalonika 4:9 (#2), 1 Tesalonika 4:9 (#3), 1 Tesalonika 4:9 (#4), 1 Tesalonika 4:9 (#5), 1 Tesalonika 4:9 (#6), 1 Tesalonika 4:9 (#7), 1 Tesalonika 4:9 (#8), 1 Tesalonika 4:10 (#1), 1 Tesalonika 4:10 (#2), 1 Tesalonika 4:10 (#3), 1 Tesalonika 4:10 (#4), 1 Tesalonika 4:11 (#1), 1 Tesalonika 4:11 (#2), 1 Tesalonika 4:11 (#3), 1 Tesalonika 4:11 (#4), 1 Tesalonika 4:12 (#1), 1 Tesalonika 4:12 (#2), 1 Tesalonika 4:12 (#3), 1 Tesalonika 4:12 (#4), 1 Tesalonika 4:13 (#1), 1 Tesalonika 4:13 (#2), 1 Tesalonika 4:13 (#3), 1 Tesalonika 4:13 (#4), 1 Tesalonika 4:13 (#5), 1 Tesalonika 4:13 (#6), 1 Tesalonika 4:13 (#7), 1 Tesalonika 4:13 (#8), 1 Tesalonika 4:13 (#9), 1 Tesalonika 4:14 (#1), 1 Tesalonika 4:14 (#2), 1 Tesalonika 4:14 (#3), 1 Tesalonika 4:14 (#4), 1 Tesalonika 4:14 (#5), 1 Tesalonika 4:14 (#6), 1 Tesalonika 4:14 (#7), 1 Tesalonika 4:14 (#8), 1 Tesalonika 4:14 (#9), 1 Tesalonika 4:14 (#10), 1 Tesalonika 4:14 (#11), 1 Tesalonika 4:15 (#1), 1 Tesalonika 4:15 (#2), 1 Tesalonika 4:15 (#3), 1 Tesalonika 4:15 (#4), 1 Tesalonika 4:15 (#5), 1 Tesalonika 4:15 (#6), 1 Tesalonika 4:15 (#7), 1 Tesalonika 4:15 (#8), 1 Tesalonika 4:15 (#9), 1 Tesalonika 4:15 (#10), 1 Tesalonika 4:16 (#1), 1 Tesalonika 4:16 (#2), 1 Tesalonika 4:16 (#3), 1 Tesalonika 4:16 (#4), 1 Tesalonika 4:16 (#5), 1 Tesalonika 4:16 (#6), 1 Tesalonika 4:16 (#7), 1 Tesalonika 4:16 (#8), 1 Tesalonika 4:16 (#9), 1 Tesalonika 4:16 (#10), 1 Tesalonika 4:17 (#1), 1 Tesalonika 4:17 (#2), 1 Tesalonika 4:17 (#3), 1 Tesalonika 4:17 (#4), 1 Tesalonika 4:17 (#5), 1 Tesalonika 4:17 (#6), 1 Tesalonika 4:17 (#7), 1 Tesalonika 4:17 (#8), 1 Tesalonika 4:17 (#9), 1 Tesalonika 4:18 (#1), 1 Tesalonika 4:18 (#2), 1 Tesalonika 5:1 (#1), 1 Tesalonika 5:1 (#2), 1 Tesalonika 5:1 (#3), 1 Tesalonika 5:1 (#4), 1 Tesalonika 5:2 (#1), 1 Tesalonika 5:2 (#2), 1 Tesalonika 5:2 (#3), 1 Tesalonika 5:2 (#4), 1 Tesalonika 5:2 (#5), 1 Tesalonika 5:3 (#1), 1 Tesalonika 5:3 (#2), 1 Tesalonika 5:3 (#3), 1 Tesalonika 5:3 (#4), 1 Tesalonika 5:3 (#5), 1 Tesalonika 5:3 (#6), 1 Tesalonika 5:3 (#7), 1 Tesalonika 5:3 (#8), 1 Tesalonika 5:3 (#9), 1 Tesalonika 5:3 (#10), 1 Tesalonika 5:4 (#1), 1 Tesalonika 5:4 (#2), 1 Tesalonika 5:4 (#3), 1 Tesalonika 5:4 (#4), 1 Tesalonika 5:4 (#5), 1 Tesalonika 5:4 (#6), 1 Tesalonika 5:4 (#7), 1 Tesalonika 5:4 (#8), 1 Tesalonika 5:5 (#1), 1 Tesalonika 5:5 (#2), 1 Tesalonika 5:5 (#3), 1 Tesalonika 5:5 (#4), 1 Tesalonika 5:5 (#5), 1 Tesalonika 5:5 (#6), 1 Tesalonika 5:5 (#7), 1 Tesalonika 5:5 (#8), 1 Tesalonika 5:5 (#9), 1 Tesalonika 5:6 (#1), 1 Tesalonika 5:6 (#2), 1 Tesalonika 5:6 (#3), 1 Tesalonika 5:6 (#4), 1 Tesalonika 5:6 (#5), 1 Tesalonika 5:6 (#6), 1 Tesalonika 5:7 (#1), 1 Tesalonika 5:7 (#2), 1 Tesalonika 5:7 (#3), 1 Tesalonika 5:8 (#1), 1 Tesalonika 5:8 (#2), 1 Tesalonika 5:8 (#3), 1 Tesalonika 5:8 (#4), 1 Tesalonika 5:8 (#5), 1 Tesalonika 5:8 (#6), 1 Tesalonika 5:8 (#7), 1 Tesalonika 5:8 (#8), 1 Tesalonika 5:8 (#9), 1 Tesalonika 5:8 (#10), 1 Tesalonika 5:9 (#1), 1 Tesalonika 5:9 (#2), 1 Tesalonika 5:9 (#3), 1 Tesalonika 5:9 (#4), 1 Tesalonika 5:9 (#5), 1 Tesalonika 5:9 (#6), 1 Tesalonika 5:9 (#7), 1 Tesalonika 5:10 (#1), 1 Tesalonika 5:10 (#2), 1 Tesalonika 5:10 (#3), 1 Tesalonika 5:10 (#4), 1 Tesalonika 5:10 (#5), 1 Tesalonika 5:11 (#1), 1 Tesalonika 5:11 (#2), 1 Tesalonika 5:11 (#3), 1 Tesalonika 5:11 (#4), 1 Tesalonika 5:11 (#5), 1 Tesalonika 5:12 (#1), 1 Tesalonika 5:12 (#2), 1 Tesalonika 5:12 (#3), 1 Tesalonika 5:12 (#4), 1 Tesalonika 5:13 (#1), 1 Tesalonika 5:13 (#2), 1 Tesalonika 5:13 (#3), 1 Tesalonika 5:13 (#4), 1 Tesalonika 5:13 (#5), 1 Tesalonika 5:14 (#1), 1 Tesalonika 5:14 (#2), 1 Tesalonika 5:14 (#3), 1 Tesalonika 5:14 (#4), 1 Tesalonika 5:15 (#1), 1 Tesalonika 5:15 (#2), 1 Tesalonika 5:15 (#3), 1 Tesalonika 5:15 (#4), 1 Tesalonika 5:15 (#5), 1 Tesalonika 5:15 (#6), 1 Tesalonika 5:17 (#1), 1 Tesalonika 5:18 (#1), 1 Tesalonika 5:18 (#2), 1 Tesalonika 5:18 (#3), 1 Tesalonika 5:18 (#4), 1 Tesalonika 5:18 (#5), 1 Tesalonika 5:19 (#1), 1 Tesalonika 5:20 (#1), 1 Tesalonika 5:20 (#2), 1 Tesalonika 5:21 (#1), 1 Tesalonika 5:21 (#2), 1 Tesalonika 5:21 (#3), 1 Tesalonika 5:22 (#1), 1 Tesalonika 5:22 (#2), 1 Tesalonika 5:22 (#3), 1 Tesalonika 5:23 (#1), 1 Tesalonika 5:23 (#2), 1 Tesalonika 5:23 (#3), 1 Tesalonika 5:23 (#4), 1 Tesalonika 5:23 (#5), 1 Tesalonika 5:23 (#6), 1 Tesalonika 5:23 (#7), 1 Tesalonika 5:23 (#8), 1 Tesalonika 5:23 (#9), 1 Tesalonika 5:23 (#10), 1 Tesalonika 5:23 (#11), 1 Tesalonika 5:24 (#1), 1 Tesalonika 5:24 (#2), 1 Tesalonika 5:24 (#3), 1 Tesalonika 5:25 (#1), 1 Tesalonika 5:26 (#1), 1 Tesalonika 5:27 (#1), 1 Tesalonika 5:27 (#2), 1 Tesalonika 5:27 (#3), 1 Tesalonika 5:27 (#4), 1 Tesalonika 5:28 (#1), 1 Tesalonika 5:28 (#2), 1 Tesalonika 5:28 (#3), 1 Tesalonika 5:28 (#4)</w:t>
       </w:r>
       <w:r>
         <w:rPr>

--- a/ind/docx/52.content.docx
+++ b/ind/docx/52.content.docx
@@ -19,7 +19,7 @@
         <w:rPr>
           <w:lang w:val="id_ID" w:bidi="id_ID"/>
         </w:rPr>
-        <w:t>Resource: Catatan Terjemahan (unfoldingWord)</w:t>
+        <w:t>Resource: unfoldingWord® Translation Notes</w:t>
       </w:r>
       <w:r>
         <w:rPr>
@@ -90,7 +90,7 @@
         <w:rPr>
           <w:lang w:val="id_ID" w:bidi="id_ID"/>
         </w:rPr>
-        <w:t>Catatan Terjemahan (unfoldingWord)</w:t>
+        <w:t>unfoldingWord® Translation Notes</w:t>
       </w:r>
     </w:p>
     <w:p>

--- a/ind/docx/52.content.docx
+++ b/ind/docx/52.content.docx
@@ -1600,7 +1600,7 @@
           <w:b/>
           <w:lang w:val="id_ID" w:bidi="id_ID"/>
         </w:rPr>
-        <w:t>μνημονεύοντες ὑμῶν τοῦ ἔργου τῆς πίστεως, καὶ τοῦ κόπου τῆς ἀγάπης, καὶ τῆς ὑπομονῆς τῆς ἐλπίδος τοῦ Κυρίου ἡμῶν, Ἰησοῦ Χριστοῦ, ἔμπροσθεν τοῦ Θεοῦ καὶ Πατρὸς ἡμῶν;</w:t>
+        <w:t>μνημονεύοντες ὑμῶν τοῦ ἔργου τῆς πίστεως, καὶ τοῦ κόπου τῆς ἀγάπης, καὶ τῆς ὑπομονῆς τῆς ἐλπίδος τοῦ Κυρίου ἡμῶν, Ἰησοῦ Χριστοῦ, ἔμπροσθεν τοῦ Θεοῦ καὶ Πατρὸς ἡμῶν</w:t>
       </w:r>
     </w:p>
     <w:p>
@@ -2939,7 +2939,7 @@
           <w:b/>
           <w:lang w:val="id_ID" w:bidi="id_ID"/>
         </w:rPr>
-        <w:t>τὴν ἐκλογὴν ὑμῶν,</w:t>
+        <w:t>τὴν ἐκλογὴν ὑμῶν</w:t>
       </w:r>
     </w:p>
     <w:p>
@@ -10550,7 +10550,7 @@
           <w:b/>
           <w:lang w:val="id_ID" w:bidi="id_ID"/>
         </w:rPr>
-        <w:t>(Θεὸς μάρτυς)</w:t>
+        <w:t>Θεὸς μάρτυς</w:t>
       </w:r>
     </w:p>
     <w:p>
@@ -18241,7 +18241,7 @@
           <w:b/>
           <w:lang w:val="id_ID" w:bidi="id_ID"/>
         </w:rPr>
-        <w:t>τίς γὰρ ἡμῶν ἐλπὶς ἢ χαρὰ ἢ στέφανος καυχήσεως? ἢ οὐχὶ καὶ ὑμεῖς, ἔμπροσθεν τοῦ Κυρίου ἡμῶν, Ἰησοῦ, ἐν τῇ αὐτοῦ παρουσίᾳ?</w:t>
+        <w:t>τίς γὰρ ἡμῶν ἐλπὶς ἢ χαρὰ ἢ στέφανος καυχήσεως? ἢ οὐχὶ καὶ ὑμεῖς, ἔμπροσθεν τοῦ Κυρίου ἡμῶν, Ἰησοῦ, ἐν τῇ αὐτοῦ παρουσίᾳ</w:t>
       </w:r>
     </w:p>
     <w:p>
@@ -18856,7 +18856,7 @@
           <w:b/>
           <w:lang w:val="id_ID" w:bidi="id_ID"/>
         </w:rPr>
-        <w:t>καυχήσεως? ἢ οὐχὶ καὶ ὑμεῖς, ἔμπροσθεν τοῦ Κυρίου ἡμῶν, Ἰησοῦ, ἐν τῇ αὐτοῦ παρουσίᾳ?</w:t>
+        <w:t>καυχήσεως? ἢ οὐχὶ καὶ ὑμεῖς, ἔμπροσθεν τοῦ Κυρίου ἡμῶν, Ἰησοῦ, ἐν τῇ αὐτοῦ παρουσίᾳ</w:t>
       </w:r>
     </w:p>
     <w:p>
@@ -20973,7 +20973,7 @@
           <w:b/>
           <w:lang w:val="id_ID" w:bidi="id_ID"/>
         </w:rPr>
-        <w:t>στηρίξαι</w:t>
+        <w:t>τὸ στηρίξαι</w:t>
       </w:r>
     </w:p>
     <w:p>
@@ -26315,7 +26315,7 @@
           <w:b/>
           <w:lang w:val="id_ID" w:bidi="id_ID"/>
         </w:rPr>
-        <w:t>τίνα γὰρ εὐχαριστίαν δυνάμεθα τῷ Θεῷ ἀνταποδοῦναι περὶ ὑμῶν, ἐπὶ πάσῃ τῇ χαρᾷ ᾗ χαίρομεν δι’ ὑμᾶς, ἔμπροσθεν τοῦ Θεοῦ ἡμῶν. νυκτὸς καὶ ἡμέρας, ὑπέρἐκπερισσοῦ δεόμενοι εἰς τὸ ἰδεῖν ὑμῶν τὸ πρόσωπον, καὶ καταρτίσαι τὰ ὑστερήματα τῆς πίστεως ὑμῶν?</w:t>
+        <w:t>τίνα γὰρ εὐχαριστίαν δυνάμεθα τῷ Θεῷ ἀνταποδοῦναι περὶ ὑμῶν, ἐπὶ πάσῃ τῇ χαρᾷ ᾗ χαίρομεν δι’ ὑμᾶς, ἔμπροσθεν τοῦ Θεοῦ ἡμῶν. νυκτὸς καὶ ἡμέρας, ὑπέρἐκπερισσοῦ δεόμενοι εἰς τὸ ἰδεῖν ὑμῶν τὸ πρόσωπον, καὶ καταρτίσαι τὰ ὑστερήματα τῆς πίστεως ὑμῶν</w:t>
       </w:r>
     </w:p>
     <w:p>
@@ -27615,7 +27615,7 @@
           <w:b/>
           <w:lang w:val="id_ID" w:bidi="id_ID"/>
         </w:rPr>
-        <w:t>αὐτὸς δὲ ὁ Θεὸς καὶ Πατὴρ ἡμῶν, καὶ ὁ Κύριος ἡμῶν, Ἰησοῦς, κατευθύναι τὴν ὁδὸν ἡμῶν πρὸς ὑμᾶς. ὑμᾶς δὲ ὁ Κύριος πλεονάσαι καὶ περισσεύσαι τῇ ἀγάπῃ εἰς ἀλλήλους, καὶ εἰς πάντας, καθάπερ καὶ ἡμεῖς εἰς ὑμᾶς; εἰς τὸ στηρίξαι ὑμῶν τὰς καρδίας, ἀμέμπτους ἐν ἁγιωσύνῃ ἔμπροσθεν τοῦ Θεοῦ καὶ Πατρὸς ἡμῶν, ἐν τῇ παρουσίᾳ τοῦ Κυρίου ἡμῶν, Ἰησοῦ, μετὰ πάντων τῶν ἁγίων αὐτοῦ. ἀμήν!</w:t>
+        <w:t>αὐτὸς δὲ ὁ Θεὸς καὶ Πατὴρ ἡμῶν, καὶ ὁ Κύριος ἡμῶν, Ἰησοῦς, κατευθύναι τὴν ὁδὸν ἡμῶν πρὸς ὑμᾶς. ὑμᾶς δὲ ὁ Κύριος πλεονάσαι καὶ περισσεύσαι τῇ ἀγάπῃ εἰς ἀλλήλους, καὶ εἰς πάντας, καθάπερ καὶ ἡμεῖς εἰς ὑμᾶς; εἰς τὸ στηρίξαι ὑμῶν τὰς καρδίας, ἀμέμπτους ἐν ἁγιωσύνῃ ἔμπροσθεν τοῦ Θεοῦ καὶ Πατρὸς ἡμῶν, ἐν τῇ παρουσίᾳ τοῦ Κυρίου ἡμῶν, Ἰησοῦ, μετὰ πάντων τῶν ἁγίων αὐτοῦ. ἀμήν</w:t>
       </w:r>
     </w:p>
     <w:p>
@@ -30640,7 +30640,7 @@
           <w:b/>
           <w:lang w:val="id_ID" w:bidi="id_ID"/>
         </w:rPr>
-        <w:t>θέλημα τοῦ Θεοῦ, ὁ ἁγιασμὸς ὑμῶν,</w:t>
+        <w:t>θέλημα τοῦ Θεοῦ, ὁ ἁγιασμὸς ὑμῶν</w:t>
       </w:r>
     </w:p>
     <w:p>
@@ -44994,7 +44994,7 @@
           <w:b/>
           <w:lang w:val="id_ID" w:bidi="id_ID"/>
         </w:rPr>
-        <w:t>πάντες &amp; ὑμεῖς υἱοὶ φωτός ἐστε, καὶ υἱοὶ ἡμέρας οὐκ ἐσμὲν νυκτὸς οὐδὲ σκότους</w:t>
+        <w:t>πάντες &amp; ὑμεῖς υἱοὶ φωτός ἐστε, καὶ υἱοὶ ἡμέρας. οὐκ ἐσμὲν νυκτὸς οὐδὲ σκότους</w:t>
       </w:r>
     </w:p>
     <w:p>
@@ -54028,7 +54028,7 @@
           <w:b/>
           <w:lang w:val="id_ID" w:bidi="id_ID"/>
         </w:rPr>
-        <w:t>ὁλόκληρον ὑμῶν τὸ πνεῦμα, καὶ ἡ ψυχὴ, καὶ τὸ σῶμα, ἀμέμπτως &amp; τηρηθείη.</w:t>
+        <w:t>ὁλόκληρον ὑμῶν τὸ πνεῦμα, καὶ ἡ ψυχὴ, καὶ τὸ σῶμα, ἀμέμπτως &amp; τηρηθείη</w:t>
       </w:r>
     </w:p>
     <w:p>

--- a/ind/docx/52.content.docx
+++ b/ind/docx/52.content.docx
@@ -676,21 +676,6 @@
       </w:r>
       <w:r>
         <w:rPr>
-          <w:b/>
-          <w:lang w:val="id_ID" w:bidi="id_ID"/>
-        </w:rPr>
-        <w:t>Θεῷ Πατρὶ καὶ Κυρίῳ Ἰησοῦ Χριστῷ</w:t>
-      </w:r>
-    </w:p>
-    <w:p>
-      <w:pPr/>
-      <w:r>
-        <w:rPr>
-          <w:lang w:val="id_ID" w:bidi="id_ID"/>
-        </w:rPr>
-      </w:r>
-      <w:r>
-        <w:rPr>
           <w:lang w:val="id_ID" w:bidi="id_ID"/>
         </w:rPr>
         <w:t xml:space="preserve">Ketika </w:t>
@@ -1252,21 +1237,6 @@
       </w:r>
       <w:r>
         <w:rPr>
-          <w:b/>
-          <w:lang w:val="id_ID" w:bidi="id_ID"/>
-        </w:rPr>
-        <w:t>εὐχαριστοῦμεν τῷ Θεῷ πάντοτε περὶ πάντων ὑμῶν, μνείαν ποιούμενοι ἐπὶ τῶν προσευχῶν ἡμῶν, ἀδιαλείπτως</w:t>
-      </w:r>
-    </w:p>
-    <w:p>
-      <w:pPr/>
-      <w:r>
-        <w:rPr>
-          <w:lang w:val="id_ID" w:bidi="id_ID"/>
-        </w:rPr>
-      </w:r>
-      <w:r>
-        <w:rPr>
           <w:lang w:val="id_ID" w:bidi="id_ID"/>
         </w:rPr>
         <w:t xml:space="preserve">Di sini Paulus pertama-tama menyatakan apa yang dia, Silwanus, dan Timotius lakukan secara lebih spesifik (mereka </w:t>
@@ -1597,21 +1567,6 @@
       </w:r>
       <w:r>
         <w:rPr>
-          <w:b/>
-          <w:lang w:val="id_ID" w:bidi="id_ID"/>
-        </w:rPr>
-        <w:t>μνημονεύοντες ὑμῶν τοῦ ἔργου τῆς πίστεως, καὶ τοῦ κόπου τῆς ἀγάπης, καὶ τῆς ὑπομονῆς τῆς ἐλπίδος τοῦ Κυρίου ἡμῶν, Ἰησοῦ Χριστοῦ, ἔμπροσθεν τοῦ Θεοῦ καὶ Πατρὸς ἡμῶν</w:t>
-      </w:r>
-    </w:p>
-    <w:p>
-      <w:pPr/>
-      <w:r>
-        <w:rPr>
-          <w:lang w:val="id_ID" w:bidi="id_ID"/>
-        </w:rPr>
-      </w:r>
-      <w:r>
-        <w:rPr>
           <w:lang w:val="id_ID" w:bidi="id_ID"/>
         </w:rPr>
         <w:t xml:space="preserve">Di sini, ketika Paulus mengatakan bahwa ia dan mereka yang bersamanya </w:t>
@@ -1695,21 +1650,6 @@
         <w:rPr>
           <w:lang w:val="id_ID" w:bidi="id_ID"/>
         </w:rPr>
-      </w:r>
-    </w:p>
-    <w:p>
-      <w:pPr/>
-      <w:r>
-        <w:rPr>
-          <w:lang w:val="id_ID" w:bidi="id_ID"/>
-        </w:rPr>
-      </w:r>
-      <w:r>
-        <w:rPr>
-          <w:b/>
-          <w:lang w:val="id_ID" w:bidi="id_ID"/>
-        </w:rPr>
-        <w:t>ὑμῶν τοῦ ἔργου τῆς πίστεως, καὶ τοῦ κόπου τῆς ἀγάπης, καὶ τῆς ὑπομονῆς τῆς ἐλπίδος τοῦ Κυρίου ἡμῶν, Ἰησοῦ Χριστοῦ</w:t>
       </w:r>
     </w:p>
     <w:p>
@@ -3338,21 +3278,6 @@
       </w:r>
       <w:r>
         <w:rPr>
-          <w:b/>
-          <w:lang w:val="id_ID" w:bidi="id_ID"/>
-        </w:rPr>
-        <w:t>ἐν δυνάμει, καὶ ἐν Πνεύματι Ἁγίῳ, καὶ πληροφορίᾳ πολλῇ</w:t>
-      </w:r>
-    </w:p>
-    <w:p>
-      <w:pPr/>
-      <w:r>
-        <w:rPr>
-          <w:lang w:val="id_ID" w:bidi="id_ID"/>
-        </w:rPr>
-      </w:r>
-      <w:r>
-        <w:rPr>
           <w:lang w:val="id_ID" w:bidi="id_ID"/>
         </w:rPr>
         <w:t xml:space="preserve">Jika bahasa Anda tidak menggunakan kata benda abstrak untuk ide </w:t>
@@ -4459,21 +4384,6 @@
       </w:r>
       <w:r>
         <w:rPr>
-          <w:b/>
-          <w:lang w:val="id_ID" w:bidi="id_ID"/>
-        </w:rPr>
-        <w:t>γενέσθαι ὑμᾶς τύπους πᾶσιν τοῖς πιστεύουσιν ἐν τῇ Μακεδονίᾳ καὶ ἐν τῇ Ἀχαΐᾳ</w:t>
-      </w:r>
-    </w:p>
-    <w:p>
-      <w:pPr/>
-      <w:r>
-        <w:rPr>
-          <w:lang w:val="id_ID" w:bidi="id_ID"/>
-        </w:rPr>
-      </w:r>
-      <w:r>
-        <w:rPr>
           <w:lang w:val="id_ID" w:bidi="id_ID"/>
         </w:rPr>
         <w:t xml:space="preserve">Jika bahasa Anda tidak menggunakan kata benda abstrak </w:t>
@@ -4760,21 +4670,6 @@
       </w:r>
       <w:r>
         <w:rPr>
-          <w:b/>
-          <w:lang w:val="id_ID" w:bidi="id_ID"/>
-        </w:rPr>
-        <w:t>ἀφ’ ὑμῶν &amp; ἐξήχηται ὁ λόγος τοῦ Κυρίου</w:t>
-      </w:r>
-    </w:p>
-    <w:p>
-      <w:pPr/>
-      <w:r>
-        <w:rPr>
-          <w:lang w:val="id_ID" w:bidi="id_ID"/>
-        </w:rPr>
-      </w:r>
-      <w:r>
-        <w:rPr>
           <w:lang w:val="id_ID" w:bidi="id_ID"/>
         </w:rPr>
         <w:t>Jika bahasa Anda tidak menggunakan bentuk pasif ini, Anda dapat mengekspresikan ide dalam bentuk aktif atau dengan cara lain yang wajar dalam bahasa Anda. Terjemahan alternatif: “Engkau telah menyuarakan firman Tuhan”</w:t>
@@ -5037,21 +4932,6 @@
         <w:rPr>
           <w:lang w:val="id_ID" w:bidi="id_ID"/>
         </w:rPr>
-      </w:r>
-    </w:p>
-    <w:p>
-      <w:pPr/>
-      <w:r>
-        <w:rPr>
-          <w:lang w:val="id_ID" w:bidi="id_ID"/>
-        </w:rPr>
-      </w:r>
-      <w:r>
-        <w:rPr>
-          <w:b/>
-          <w:lang w:val="id_ID" w:bidi="id_ID"/>
-        </w:rPr>
-        <w:t>ἐν τῇ Μακεδονίᾳ καὶ ἐν τῇ Ἀχαΐᾳ</w:t>
       </w:r>
     </w:p>
     <w:p>
@@ -8051,21 +7931,6 @@
       </w:r>
       <w:r>
         <w:rPr>
-          <w:b/>
-          <w:lang w:val="id_ID" w:bidi="id_ID"/>
-        </w:rPr>
-        <w:t>προπαθόντες καὶ ὑβρισθέντες, καθὼς οἴδατε, ἐν Φιλίπποις</w:t>
-      </w:r>
-    </w:p>
-    <w:p>
-      <w:pPr/>
-      <w:r>
-        <w:rPr>
-          <w:lang w:val="id_ID" w:bidi="id_ID"/>
-        </w:rPr>
-      </w:r>
-      <w:r>
-        <w:rPr>
           <w:lang w:val="id_ID" w:bidi="id_ID"/>
         </w:rPr>
         <w:t xml:space="preserve">Kata-kata ini memberikan informasi latar belakang tentang apa yang terjadi ketika Paulus, Silwanus, dan Timotius berada di kota Filipi. Anda dapat membaca tentang hal ini dalam </w:t>
@@ -8274,21 +8139,6 @@
       </w:r>
       <w:r>
         <w:rPr>
-          <w:b/>
-          <w:lang w:val="id_ID" w:bidi="id_ID"/>
-        </w:rPr>
-        <w:t>προπαθόντες καὶ ὑβρισθέντες</w:t>
-      </w:r>
-    </w:p>
-    <w:p>
-      <w:pPr/>
-      <w:r>
-        <w:rPr>
-          <w:lang w:val="id_ID" w:bidi="id_ID"/>
-        </w:rPr>
-      </w:r>
-      <w:r>
-        <w:rPr>
           <w:lang w:val="id_ID" w:bidi="id_ID"/>
         </w:rPr>
         <w:t>Kedua frasa ini pada dasarnya memiliki arti yang sama. Pengulangannya digunakan untuk menekankan betapa besar penderitaan para rasul. Jika bahasa Anda tidak menggunakan pengulangan seperti ini, Anda dapat menggabungkan kedua frasa ini. Terjemahan alternatif: “setelah sebelumnya menderita dengan kejam” atau ”telah dianiaya secara memalukan”</w:t>
@@ -8440,21 +8290,6 @@
       </w:r>
       <w:r>
         <w:rPr>
-          <w:b/>
-          <w:lang w:val="id_ID" w:bidi="id_ID"/>
-        </w:rPr>
-        <w:t>ἀλλὰ προπαθόντες καὶ ὑβρισθέντες, καθὼς οἴδατε, ἐν Φιλίπποις</w:t>
-      </w:r>
-    </w:p>
-    <w:p>
-      <w:pPr/>
-      <w:r>
-        <w:rPr>
-          <w:lang w:val="id_ID" w:bidi="id_ID"/>
-        </w:rPr>
-      </w:r>
-      <w:r>
-        <w:rPr>
           <w:lang w:val="id_ID" w:bidi="id_ID"/>
         </w:rPr>
         <w:t xml:space="preserve">Di sini Paulus menyertakan frasa </w:t>
@@ -9050,21 +8885,6 @@
       </w:r>
       <w:r>
         <w:rPr>
-          <w:b/>
-          <w:lang w:val="id_ID" w:bidi="id_ID"/>
-        </w:rPr>
-        <w:t>ἡ &amp; παράκλησις ἡμῶν οὐκ ἐκ πλάνης, οὐδὲ ἐξ ἀκαθαρσίας, οὐδὲ ἐν δόλῳ</w:t>
-      </w:r>
-    </w:p>
-    <w:p>
-      <w:pPr/>
-      <w:r>
-        <w:rPr>
-          <w:lang w:val="id_ID" w:bidi="id_ID"/>
-        </w:rPr>
-      </w:r>
-      <w:r>
-        <w:rPr>
           <w:lang w:val="id_ID" w:bidi="id_ID"/>
         </w:rPr>
         <w:t>Jika bahasa Anda tidak menggunakan kata benda untuk beberapa atau semua ide dalam ayat ini, Anda dapat mengekspresikan ide tersebut dengan cara lain. Terjemahan alternatif: “ketika kami menasihatkan kamu, kami tidak menyesatkan kamu, dan kami tidak berkata-kata kotor, dan kami tidak menipu kamu”</w:t>
@@ -9338,21 +9158,6 @@
       </w:r>
       <w:r>
         <w:rPr>
-          <w:b/>
-          <w:lang w:val="id_ID" w:bidi="id_ID"/>
-        </w:rPr>
-        <w:t>καθὼς δεδοκιμάσμεθα ὑπὸ τοῦ Θεοῦ, πιστευθῆναι τὸ εὐαγγέλιον, οὕτως λαλοῦμεν</w:t>
-      </w:r>
-    </w:p>
-    <w:p>
-      <w:pPr/>
-      <w:r>
-        <w:rPr>
-          <w:lang w:val="id_ID" w:bidi="id_ID"/>
-        </w:rPr>
-      </w:r>
-      <w:r>
-        <w:rPr>
           <w:lang w:val="id_ID" w:bidi="id_ID"/>
         </w:rPr>
         <w:t xml:space="preserve">Di sini Paulus menjelaskan cara dia dan rekan-rekan sekerjanya </w:t>
@@ -9447,21 +9252,6 @@
       </w:r>
       <w:r>
         <w:rPr>
-          <w:b/>
-          <w:lang w:val="id_ID" w:bidi="id_ID"/>
-        </w:rPr>
-        <w:t>δεδοκιμάσμεθα ὑπὸ τοῦ Θεοῦ, πιστευθῆναι</w:t>
-      </w:r>
-    </w:p>
-    <w:p>
-      <w:pPr/>
-      <w:r>
-        <w:rPr>
-          <w:lang w:val="id_ID" w:bidi="id_ID"/>
-        </w:rPr>
-      </w:r>
-      <w:r>
-        <w:rPr>
           <w:lang w:val="id_ID" w:bidi="id_ID"/>
         </w:rPr>
         <w:t>Jika bahasa Anda tidak menggunakan bentuk pasif ini, Anda dapat mengekspresikan ide dengan bentuk aktif atau dengan cara lain yang alami dalam bahasa Anda. Terjemahan alternatif: “Allah telah menguji kita untuk mempercayakan kita”</w:t>
@@ -9929,21 +9719,6 @@
         <w:rPr>
           <w:lang w:val="id_ID" w:bidi="id_ID"/>
         </w:rPr>
-      </w:r>
-    </w:p>
-    <w:p>
-      <w:pPr/>
-      <w:r>
-        <w:rPr>
-          <w:lang w:val="id_ID" w:bidi="id_ID"/>
-        </w:rPr>
-      </w:r>
-      <w:r>
-        <w:rPr>
-          <w:b/>
-          <w:lang w:val="id_ID" w:bidi="id_ID"/>
-        </w:rPr>
-        <w:t>οὔτε γάρ ποτε ἐν λόγῳ κολακίας ἐγενήθημεν, καθὼς οἴδατε</w:t>
       </w:r>
     </w:p>
     <w:p>
@@ -10643,21 +10418,6 @@
       </w:r>
       <w:r>
         <w:rPr>
-          <w:b/>
-          <w:lang w:val="id_ID" w:bidi="id_ID"/>
-        </w:rPr>
-        <w:t>ἐξ ἀνθρώπων δόξαν, οὔτε ἀφ’ ὑμῶν, οὔτε ἀπ’ ἄλλων</w:t>
-      </w:r>
-    </w:p>
-    <w:p>
-      <w:pPr/>
-      <w:r>
-        <w:rPr>
-          <w:lang w:val="id_ID" w:bidi="id_ID"/>
-        </w:rPr>
-      </w:r>
-      <w:r>
-        <w:rPr>
           <w:lang w:val="id_ID" w:bidi="id_ID"/>
         </w:rPr>
         <w:t xml:space="preserve">Jika bahasa Anda tidak menggunakan kata benda abstrak </w:t>
@@ -11112,21 +10872,6 @@
         <w:rPr>
           <w:lang w:val="id_ID" w:bidi="id_ID"/>
         </w:rPr>
-      </w:r>
-    </w:p>
-    <w:p>
-      <w:pPr/>
-      <w:r>
-        <w:rPr>
-          <w:lang w:val="id_ID" w:bidi="id_ID"/>
-        </w:rPr>
-      </w:r>
-      <w:r>
-        <w:rPr>
-          <w:b/>
-          <w:lang w:val="id_ID" w:bidi="id_ID"/>
-        </w:rPr>
-        <w:t>ἐν μέσῳ ὑμῶν</w:t>
       </w:r>
     </w:p>
     <w:p>
@@ -13876,21 +13621,6 @@
       </w:r>
       <w:r>
         <w:rPr>
-          <w:b/>
-          <w:lang w:val="id_ID" w:bidi="id_ID"/>
-        </w:rPr>
-        <w:t>λόγον ἀκοῆς &amp; λόγον ἀνθρώπων &amp; λόγον Θεοῦ</w:t>
-      </w:r>
-    </w:p>
-    <w:p>
-      <w:pPr/>
-      <w:r>
-        <w:rPr>
-          <w:lang w:val="id_ID" w:bidi="id_ID"/>
-        </w:rPr>
-      </w:r>
-      <w:r>
-        <w:rPr>
           <w:lang w:val="id_ID" w:bidi="id_ID"/>
         </w:rPr>
         <w:t xml:space="preserve">Dalam ayat ini, Paulus menggunakan istilah </w:t>
@@ -15343,21 +15073,6 @@
       </w:r>
       <w:r>
         <w:rPr>
-          <w:b/>
-          <w:lang w:val="id_ID" w:bidi="id_ID"/>
-        </w:rPr>
-        <w:t>τῶν καὶ τὸν Κύριον ἀποκτεινάντων Ἰησοῦν, καὶ τοὺς προφήτας, καὶ ἡμᾶς ἐκδιωξάντων; καὶ Θεῷ μὴ ἀρεσκόντων, καὶ πᾶσιν ἀνθρώποις ἐναντίων</w:t>
-      </w:r>
-    </w:p>
-    <w:p>
-      <w:pPr/>
-      <w:r>
-        <w:rPr>
-          <w:lang w:val="id_ID" w:bidi="id_ID"/>
-        </w:rPr>
-      </w:r>
-      <w:r>
-        <w:rPr>
           <w:lang w:val="id_ID" w:bidi="id_ID"/>
         </w:rPr>
         <w:t>Paulus memberikan informasi latar belakang tentang “orang-orang Yahudi” ini untuk membantu pembaca memahami dengan tepat orang Yahudi mana yang ia bicarakan. Gunakan bentuk alamiah dalam bahasa Anda untuk mengungkapkan informasi latar belakang. Terjemahan alternatif: “yang saya maksudkan adalah orang-orang Yahudi yang di masa lalu membunuh Tuhan Yesus dan para nabi serta menganiaya kami dan yang tidak berkenan kepada Allah dan yang memusuhi semua orang”</w:t>
@@ -15415,21 +15130,6 @@
         <w:rPr>
           <w:lang w:val="id_ID" w:bidi="id_ID"/>
         </w:rPr>
-      </w:r>
-    </w:p>
-    <w:p>
-      <w:pPr/>
-      <w:r>
-        <w:rPr>
-          <w:lang w:val="id_ID" w:bidi="id_ID"/>
-        </w:rPr>
-      </w:r>
-      <w:r>
-        <w:rPr>
-          <w:b/>
-          <w:lang w:val="id_ID" w:bidi="id_ID"/>
-        </w:rPr>
-        <w:t>τῶν καὶ τὸν Κύριον ἀποκτεινάντων Ἰησοῦν, καὶ τοὺς προφήτας, καὶ ἡμᾶς ἐκδιωξάντων</w:t>
       </w:r>
     </w:p>
     <w:p>
@@ -17483,21 +17183,6 @@
       </w:r>
       <w:r>
         <w:rPr>
-          <w:b/>
-          <w:lang w:val="id_ID" w:bidi="id_ID"/>
-        </w:rPr>
-        <w:t>περισσοτέρως ἐσπουδάσαμεν τὸ πρόσωπον ὑμῶν ἰδεῖν ἐν πολλῇ ἐπιθυμίᾳ</w:t>
-      </w:r>
-    </w:p>
-    <w:p>
-      <w:pPr/>
-      <w:r>
-        <w:rPr>
-          <w:lang w:val="id_ID" w:bidi="id_ID"/>
-        </w:rPr>
-      </w:r>
-      <w:r>
-        <w:rPr>
           <w:lang w:val="id_ID" w:bidi="id_ID"/>
         </w:rPr>
         <w:t xml:space="preserve">Istilah </w:t>
@@ -18238,21 +17923,6 @@
       </w:r>
       <w:r>
         <w:rPr>
-          <w:b/>
-          <w:lang w:val="id_ID" w:bidi="id_ID"/>
-        </w:rPr>
-        <w:t>τίς γὰρ ἡμῶν ἐλπὶς ἢ χαρὰ ἢ στέφανος καυχήσεως? ἢ οὐχὶ καὶ ὑμεῖς, ἔμπροσθεν τοῦ Κυρίου ἡμῶν, Ἰησοῦ, ἐν τῇ αὐτοῦ παρουσίᾳ</w:t>
-      </w:r>
-    </w:p>
-    <w:p>
-      <w:pPr/>
-      <w:r>
-        <w:rPr>
-          <w:lang w:val="id_ID" w:bidi="id_ID"/>
-        </w:rPr>
-      </w:r>
-      <w:r>
-        <w:rPr>
           <w:lang w:val="id_ID" w:bidi="id_ID"/>
         </w:rPr>
         <w:t>Paulus menggunakan bentuk pertanyaan untuk menunjukkan kepada jemaat Tesalonika betapa ia dan rekan-rekan sekerjanya sangat menghargai dan peduli kepada mereka. Jika Anda tidak menggunakan bentuk pertanyaan untuk tujuan ini dalam bahasa Anda, Anda dapat menerjemahkan pertanyaan-pertanyaan ini sebagai pernyataan atau seruan. Terjemahan alternatif: “Sebab inilah pengharapan dan sukacita dan mahkota kemegahan kami, yaitu kamu, di hadapan Tuhan Yesus pada waktu kedatangan-Nya!” atau ”Sebab kamulah pengharapan dan sukacita dan mahkota kemegahan kami di hadapan Tuhan Yesus pada waktu kedatangan-Nya.”</w:t>
@@ -18432,21 +18102,6 @@
         <w:rPr>
           <w:lang w:val="id_ID" w:bidi="id_ID"/>
         </w:rPr>
-      </w:r>
-    </w:p>
-    <w:p>
-      <w:pPr/>
-      <w:r>
-        <w:rPr>
-          <w:lang w:val="id_ID" w:bidi="id_ID"/>
-        </w:rPr>
-      </w:r>
-      <w:r>
-        <w:rPr>
-          <w:b/>
-          <w:lang w:val="id_ID" w:bidi="id_ID"/>
-        </w:rPr>
-        <w:t>τίς &amp; ἡμῶν ἐλπὶς ἢ χαρὰ ἢ στέφανος καυχήσεως</w:t>
       </w:r>
     </w:p>
     <w:p>
@@ -21263,21 +20918,6 @@
       </w:r>
       <w:r>
         <w:rPr>
-          <w:b/>
-          <w:lang w:val="id_ID" w:bidi="id_ID"/>
-        </w:rPr>
-        <w:t>μηδένα σαίνεσθαι ἐν ταῖς θλίψεσιν ταύταις</w:t>
-      </w:r>
-    </w:p>
-    <w:p>
-      <w:pPr/>
-      <w:r>
-        <w:rPr>
-          <w:lang w:val="id_ID" w:bidi="id_ID"/>
-        </w:rPr>
-      </w:r>
-      <w:r>
-        <w:rPr>
           <w:lang w:val="id_ID" w:bidi="id_ID"/>
         </w:rPr>
         <w:t>Jika bahasa Anda tidak menggunakan bentuk pasif ini, Anda dapat mengekspresikan ide dalam bentuk aktif atau dengan cara lain yang wajar dalam bahasa Anda. Terjemahan alternatif: “penderitaan ini tidak mengganggu siapa pun”</w:t>
@@ -22088,21 +21728,6 @@
       </w:r>
       <w:r>
         <w:rPr>
-          <w:b/>
-          <w:lang w:val="id_ID" w:bidi="id_ID"/>
-        </w:rPr>
-        <w:t>πρὸς ὑμᾶς ἦμεν, προελέγομεν ὑμῖν ὅτι μέλλομεν</w:t>
-      </w:r>
-    </w:p>
-    <w:p>
-      <w:pPr/>
-      <w:r>
-        <w:rPr>
-          <w:lang w:val="id_ID" w:bidi="id_ID"/>
-        </w:rPr>
-      </w:r>
-      <w:r>
-        <w:rPr>
           <w:lang w:val="id_ID" w:bidi="id_ID"/>
         </w:rPr>
         <w:t xml:space="preserve">Di sini, kata </w:t>
@@ -22225,21 +21850,6 @@
         <w:rPr>
           <w:lang w:val="id_ID" w:bidi="id_ID"/>
         </w:rPr>
-      </w:r>
-    </w:p>
-    <w:p>
-      <w:pPr/>
-      <w:r>
-        <w:rPr>
-          <w:lang w:val="id_ID" w:bidi="id_ID"/>
-        </w:rPr>
-      </w:r>
-      <w:r>
-        <w:rPr>
-          <w:b/>
-          <w:lang w:val="id_ID" w:bidi="id_ID"/>
-        </w:rPr>
-        <w:t>προελέγομεν ὑμῖν ὅτι μέλλομεν θλίβεσθαι, καθὼς</w:t>
       </w:r>
     </w:p>
     <w:p>
@@ -24698,21 +24308,6 @@
       </w:r>
       <w:r>
         <w:rPr>
-          <w:b/>
-          <w:lang w:val="id_ID" w:bidi="id_ID"/>
-        </w:rPr>
-        <w:t>ἐπὶ πάσῃ τῇ ἀνάγκῃ καὶ θλίψει ἡμῶν, διὰ τῆς ὑμῶν πίστεως</w:t>
-      </w:r>
-    </w:p>
-    <w:p>
-      <w:pPr/>
-      <w:r>
-        <w:rPr>
-          <w:lang w:val="id_ID" w:bidi="id_ID"/>
-        </w:rPr>
-      </w:r>
-      <w:r>
-        <w:rPr>
           <w:lang w:val="id_ID" w:bidi="id_ID"/>
         </w:rPr>
         <w:t xml:space="preserve">Jika bahasa Anda tidak menggunakan kata benda abstrak untuk gagasan </w:t>
@@ -24934,21 +24529,6 @@
       </w:r>
       <w:r>
         <w:rPr>
-          <w:b/>
-          <w:lang w:val="id_ID" w:bidi="id_ID"/>
-        </w:rPr>
-        <w:t>νῦν ζῶμεν, ἐὰν ὑμεῖς στήκετε ἐν Κυρίῳ</w:t>
-      </w:r>
-    </w:p>
-    <w:p>
-      <w:pPr/>
-      <w:r>
-        <w:rPr>
-          <w:lang w:val="id_ID" w:bidi="id_ID"/>
-        </w:rPr>
-      </w:r>
-      <w:r>
-        <w:rPr>
           <w:lang w:val="id_ID" w:bidi="id_ID"/>
         </w:rPr>
         <w:t>Jika akan membantu dalam bahasa Anda, Anda dapat membalik urutan frasa-frasa ini, karena frasa kedua memberikan dasar untuk frasa pertama. Terjemahan alternatif: “jika kamu sendiri berdiri teguh di dalam Tuhan, sekarang kita hidup”</w:t>
@@ -26011,6 +25591,87 @@
       </w:r>
       <w:r>
         <w:rPr>
+          <w:lang w:val="id_ID" w:bidi="id_ID"/>
+        </w:rPr>
+        <w:t xml:space="preserve">Jika bahasa Anda tidak menggunakan kata benda abstrak untuk ide </w:t>
+      </w:r>
+      <w:r>
+        <w:rPr>
+          <w:b/>
+          <w:lang w:val="id_ID" w:bidi="id_ID"/>
+        </w:rPr>
+        <w:t>sukacita</w:t>
+      </w:r>
+      <w:r>
+        <w:rPr>
+          <w:lang w:val="id_ID" w:bidi="id_ID"/>
+        </w:rPr>
+        <w:t>, Anda dapat mengekspresikan ide yang sama dengan cara lain. Terjemahan alternatif: “karena betapa sukacitanya kami bersukaria”</w:t>
+      </w:r>
+    </w:p>
+    <w:p>
+      <w:pPr/>
+      <w:r>
+        <w:rPr>
+          <w:lang w:val="id_ID" w:bidi="id_ID"/>
+        </w:rPr>
+      </w:r>
+      <w:r>
+        <w:rPr>
+          <w:lang w:val="id_ID" w:bidi="id_ID"/>
+        </w:rPr>
+        <w:t xml:space="preserve">Lihat: </w:t>
+      </w:r>
+      <w:r>
+        <w:rPr>
+          <w:lang w:val="id_ID" w:bidi="id_ID"/>
+        </w:rPr>
+        <w:t>Kata Benda Abstrak</w:t>
+      </w:r>
+      <w:r>
+        <w:rPr>
+          <w:lang w:val="id_ID" w:bidi="id_ID"/>
+        </w:rPr>
+      </w:r>
+      <w:r>
+        <w:rPr>
+          <w:lang w:val="id_ID" w:bidi="id_ID"/>
+        </w:rPr>
+      </w:r>
+    </w:p>
+    <w:p>
+      <w:pPr/>
+      <w:r>
+        <w:rPr>
+          <w:lang w:val="id_ID" w:bidi="id_ID"/>
+        </w:rPr>
+      </w:r>
+    </w:p>
+    <w:p>
+      <w:pPr>
+        <w:pStyle w:val="Heading2"/>
+      </w:pPr>
+      <w:r>
+        <w:rPr>
+          <w:lang w:val="id_ID" w:bidi="id_ID"/>
+        </w:rPr>
+        <w:t>1 Tesalonika 3:9 (#7)</w:t>
+      </w:r>
+      <w:r>
+        <w:rPr>
+          <w:lang w:val="id_ID" w:bidi="id_ID"/>
+        </w:rPr>
+      </w:r>
+    </w:p>
+    <w:p>
+      <w:pPr/>
+      <w:r>
+        <w:rPr>
+          <w:lang w:val="id_ID" w:bidi="id_ID"/>
+        </w:rPr>
+      </w:r>
+      <w:r>
+        <w:rPr>
           <w:b/>
           <w:lang w:val="id_ID" w:bidi="id_ID"/>
         </w:rPr>
@@ -26028,7 +25689,7 @@
         <w:rPr>
           <w:lang w:val="id_ID" w:bidi="id_ID"/>
         </w:rPr>
-        <w:t xml:space="preserve">Jika bahasa Anda tidak menggunakan kata benda abstrak untuk ide </w:t>
+        <w:t xml:space="preserve">Di sini Paulus menggunakan kata </w:t>
       </w:r>
       <w:r>
         <w:rPr>
@@ -26041,7 +25702,7 @@
         <w:rPr>
           <w:lang w:val="id_ID" w:bidi="id_ID"/>
         </w:rPr>
-        <w:t>, Anda dapat mengekspresikan ide yang sama dengan cara lain. Terjemahan alternatif: “karena betapa sukacitanya kami bersukaria”</w:t>
+        <w:t xml:space="preserve"> untuk menekankan betapa besar sukacita yang ia dan rekan-rekan sekerjanya miliki. Jika akan lebih jelas bagi pembaca Anda, Anda dapat mengungkapkan penekanannya dengan satu frasa. Terjemahan alternatif: “karena betapa besar sukacita kami” atau ”karena betapa besar sukacita yang kami alami”</w:t>
       </w:r>
     </w:p>
     <w:p>
@@ -26061,7 +25722,7 @@
         <w:rPr>
           <w:lang w:val="id_ID" w:bidi="id_ID"/>
         </w:rPr>
-        <w:t>Kata Benda Abstrak</w:t>
+        <w:t>Doublet</w:t>
       </w:r>
       <w:r>
         <w:rPr>
@@ -26090,41 +25751,54 @@
         <w:rPr>
           <w:lang w:val="id_ID" w:bidi="id_ID"/>
         </w:rPr>
-        <w:t>1 Tesalonika 3:9 (#7)</w:t>
-      </w:r>
-      <w:r>
-        <w:rPr>
-          <w:lang w:val="id_ID" w:bidi="id_ID"/>
-        </w:rPr>
-      </w:r>
-    </w:p>
-    <w:p>
-      <w:pPr/>
-      <w:r>
-        <w:rPr>
-          <w:lang w:val="id_ID" w:bidi="id_ID"/>
-        </w:rPr>
-      </w:r>
-      <w:r>
-        <w:rPr>
-          <w:b/>
-          <w:lang w:val="id_ID" w:bidi="id_ID"/>
-        </w:rPr>
-        <w:t>ἐπὶ πάσῃ τῇ χαρᾷ ᾗ χαίρομεν</w:t>
-      </w:r>
-    </w:p>
-    <w:p>
-      <w:pPr/>
-      <w:r>
-        <w:rPr>
-          <w:lang w:val="id_ID" w:bidi="id_ID"/>
-        </w:rPr>
-      </w:r>
-      <w:r>
-        <w:rPr>
-          <w:lang w:val="id_ID" w:bidi="id_ID"/>
-        </w:rPr>
-        <w:t xml:space="preserve">Di sini Paulus menggunakan kata </w:t>
+        <w:t>1 Tesalonika 3:9 (#8)</w:t>
+      </w:r>
+      <w:r>
+        <w:rPr>
+          <w:lang w:val="id_ID" w:bidi="id_ID"/>
+        </w:rPr>
+      </w:r>
+    </w:p>
+    <w:p>
+      <w:pPr/>
+      <w:r>
+        <w:rPr>
+          <w:lang w:val="id_ID" w:bidi="id_ID"/>
+        </w:rPr>
+      </w:r>
+      <w:r>
+        <w:rPr>
+          <w:b/>
+          <w:lang w:val="id_ID" w:bidi="id_ID"/>
+        </w:rPr>
+        <w:t>ἔμπροσθεν τοῦ Θεοῦ ἡμῶν</w:t>
+      </w:r>
+    </w:p>
+    <w:p>
+      <w:pPr/>
+      <w:r>
+        <w:rPr>
+          <w:lang w:val="id_ID" w:bidi="id_ID"/>
+        </w:rPr>
+      </w:r>
+      <w:r>
+        <w:rPr>
+          <w:lang w:val="id_ID" w:bidi="id_ID"/>
+        </w:rPr>
+        <w:t xml:space="preserve">Di sini, frasa </w:t>
+      </w:r>
+      <w:r>
+        <w:rPr>
+          <w:b/>
+          <w:lang w:val="id_ID" w:bidi="id_ID"/>
+        </w:rPr>
+        <w:t>di hadapan Allah kita</w:t>
+      </w:r>
+      <w:r>
+        <w:rPr>
+          <w:lang w:val="id_ID" w:bidi="id_ID"/>
+        </w:rPr>
+        <w:t xml:space="preserve"> berarti Paulus dan rekan-rekan sekerjanya </w:t>
       </w:r>
       <w:r>
         <w:rPr>
@@ -26137,7 +25811,7 @@
         <w:rPr>
           <w:lang w:val="id_ID" w:bidi="id_ID"/>
         </w:rPr>
-        <w:t xml:space="preserve"> untuk menekankan betapa besar sukacita yang ia dan rekan-rekan sekerjanya miliki. Jika akan lebih jelas bagi pembaca Anda, Anda dapat mengungkapkan penekanannya dengan satu frasa. Terjemahan alternatif: “karena betapa besar sukacita kami” atau ”karena betapa besar sukacita yang kami alami”</w:t>
+        <w:t xml:space="preserve"> di hadirat Allah. Jika akan membantu dalam bahasa Anda, Anda dapat membuat ide ini lebih eksplisit. Terjemahan alternatif: “di hadapan Allah kita” atau ”ketika kita menghampiri Allah”</w:t>
       </w:r>
     </w:p>
     <w:p>
@@ -26157,7 +25831,7 @@
         <w:rPr>
           <w:lang w:val="id_ID" w:bidi="id_ID"/>
         </w:rPr>
-        <w:t>Doublet</w:t>
+        <w:t>Ungkapan</w:t>
       </w:r>
       <w:r>
         <w:rPr>
@@ -26186,136 +25860,12 @@
         <w:rPr>
           <w:lang w:val="id_ID" w:bidi="id_ID"/>
         </w:rPr>
-        <w:t>1 Tesalonika 3:9 (#8)</w:t>
-      </w:r>
-      <w:r>
-        <w:rPr>
-          <w:lang w:val="id_ID" w:bidi="id_ID"/>
-        </w:rPr>
-      </w:r>
-    </w:p>
-    <w:p>
-      <w:pPr/>
-      <w:r>
-        <w:rPr>
-          <w:lang w:val="id_ID" w:bidi="id_ID"/>
-        </w:rPr>
-      </w:r>
-      <w:r>
-        <w:rPr>
-          <w:b/>
-          <w:lang w:val="id_ID" w:bidi="id_ID"/>
-        </w:rPr>
-        <w:t>ἔμπροσθεν τοῦ Θεοῦ ἡμῶν</w:t>
-      </w:r>
-    </w:p>
-    <w:p>
-      <w:pPr/>
-      <w:r>
-        <w:rPr>
-          <w:lang w:val="id_ID" w:bidi="id_ID"/>
-        </w:rPr>
-      </w:r>
-      <w:r>
-        <w:rPr>
-          <w:lang w:val="id_ID" w:bidi="id_ID"/>
-        </w:rPr>
-        <w:t xml:space="preserve">Di sini, frasa </w:t>
-      </w:r>
-      <w:r>
-        <w:rPr>
-          <w:b/>
-          <w:lang w:val="id_ID" w:bidi="id_ID"/>
-        </w:rPr>
-        <w:t>di hadapan Allah kita</w:t>
-      </w:r>
-      <w:r>
-        <w:rPr>
-          <w:lang w:val="id_ID" w:bidi="id_ID"/>
-        </w:rPr>
-        <w:t xml:space="preserve"> berarti Paulus dan rekan-rekan sekerjanya </w:t>
-      </w:r>
-      <w:r>
-        <w:rPr>
-          <w:b/>
-          <w:lang w:val="id_ID" w:bidi="id_ID"/>
-        </w:rPr>
-        <w:t>sukacita</w:t>
-      </w:r>
-      <w:r>
-        <w:rPr>
-          <w:lang w:val="id_ID" w:bidi="id_ID"/>
-        </w:rPr>
-        <w:t xml:space="preserve"> di hadirat Allah. Jika akan membantu dalam bahasa Anda, Anda dapat membuat ide ini lebih eksplisit. Terjemahan alternatif: “di hadapan Allah kita” atau ”ketika kita menghampiri Allah”</w:t>
-      </w:r>
-    </w:p>
-    <w:p>
-      <w:pPr/>
-      <w:r>
-        <w:rPr>
-          <w:lang w:val="id_ID" w:bidi="id_ID"/>
-        </w:rPr>
-      </w:r>
-      <w:r>
-        <w:rPr>
-          <w:lang w:val="id_ID" w:bidi="id_ID"/>
-        </w:rPr>
-        <w:t xml:space="preserve">Lihat: </w:t>
-      </w:r>
-      <w:r>
-        <w:rPr>
-          <w:lang w:val="id_ID" w:bidi="id_ID"/>
-        </w:rPr>
-        <w:t>Ungkapan</w:t>
-      </w:r>
-      <w:r>
-        <w:rPr>
-          <w:lang w:val="id_ID" w:bidi="id_ID"/>
-        </w:rPr>
-      </w:r>
-      <w:r>
-        <w:rPr>
-          <w:lang w:val="id_ID" w:bidi="id_ID"/>
-        </w:rPr>
-      </w:r>
-    </w:p>
-    <w:p>
-      <w:pPr/>
-      <w:r>
-        <w:rPr>
-          <w:lang w:val="id_ID" w:bidi="id_ID"/>
-        </w:rPr>
-      </w:r>
-    </w:p>
-    <w:p>
-      <w:pPr>
-        <w:pStyle w:val="Heading2"/>
-      </w:pPr>
-      <w:r>
-        <w:rPr>
-          <w:lang w:val="id_ID" w:bidi="id_ID"/>
-        </w:rPr>
         <w:t>1 Tesalonika 3:9 (#1)</w:t>
       </w:r>
       <w:r>
         <w:rPr>
           <w:lang w:val="id_ID" w:bidi="id_ID"/>
         </w:rPr>
-      </w:r>
-    </w:p>
-    <w:p>
-      <w:pPr/>
-      <w:r>
-        <w:rPr>
-          <w:lang w:val="id_ID" w:bidi="id_ID"/>
-        </w:rPr>
-      </w:r>
-      <w:r>
-        <w:rPr>
-          <w:b/>
-          <w:lang w:val="id_ID" w:bidi="id_ID"/>
-        </w:rPr>
-        <w:t>τίνα γὰρ εὐχαριστίαν δυνάμεθα τῷ Θεῷ ἀνταποδοῦναι περὶ ὑμῶν, ἐπὶ πάσῃ τῇ χαρᾷ ᾗ χαίρομεν δι’ ὑμᾶς, ἔμπροσθεν τοῦ Θεοῦ ἡμῶν. νυκτὸς καὶ ἡμέρας, ὑπέρἐκπερισσοῦ δεόμενοι εἰς τὸ ἰδεῖν ὑμῶν τὸ πρόσωπον, καὶ καταρτίσαι τὰ ὑστερήματα τῆς πίστεως ὑμῶν</w:t>
       </w:r>
     </w:p>
     <w:p>
@@ -27612,21 +27162,6 @@
       </w:r>
       <w:r>
         <w:rPr>
-          <w:b/>
-          <w:lang w:val="id_ID" w:bidi="id_ID"/>
-        </w:rPr>
-        <w:t>αὐτὸς δὲ ὁ Θεὸς καὶ Πατὴρ ἡμῶν, καὶ ὁ Κύριος ἡμῶν, Ἰησοῦς, κατευθύναι τὴν ὁδὸν ἡμῶν πρὸς ὑμᾶς. ὑμᾶς δὲ ὁ Κύριος πλεονάσαι καὶ περισσεύσαι τῇ ἀγάπῃ εἰς ἀλλήλους, καὶ εἰς πάντας, καθάπερ καὶ ἡμεῖς εἰς ὑμᾶς; εἰς τὸ στηρίξαι ὑμῶν τὰς καρδίας, ἀμέμπτους ἐν ἁγιωσύνῃ ἔμπροσθεν τοῦ Θεοῦ καὶ Πατρὸς ἡμῶν, ἐν τῇ παρουσίᾳ τοῦ Κυρίου ἡμῶν, Ἰησοῦ, μετὰ πάντων τῶν ἁγίων αὐτοῦ. ἀμήν</w:t>
-      </w:r>
-    </w:p>
-    <w:p>
-      <w:pPr/>
-      <w:r>
-        <w:rPr>
-          <w:lang w:val="id_ID" w:bidi="id_ID"/>
-        </w:rPr>
-      </w:r>
-      <w:r>
-        <w:rPr>
           <w:lang w:val="id_ID" w:bidi="id_ID"/>
         </w:rPr>
         <w:t>Di sini Paulus meminta Tuhan untuk memberkati jemaat Tesalonika. Anda dapat mengungkapkannya sebagai berkat atau doa, dengan cara apa pun yang lebih alami dalam bahasa Anda. Terjemahan alternatif: “Tetapi kami mohon kepada Allah dan Bapa kami, Tuhan Yesus, supaya Ia menunjukkan jalan kepada kamu. Kami memohon kepada Tuhan supaya kamu bertambah dan berlimpah-limpah dalam kasih kepada seorang akan yang lain dan kepada semua orang, sama seperti kami terhadap kamu, untuk menguatkan hatimu yang tak bercela dalam kekudusan di hadapan Allah dan Bapa kita, pada waktu kedatangan Tuhan kita Yesus dengan semua orang kudus-Nya. Amin!”</w:t>
@@ -27902,21 +27437,6 @@
         <w:rPr>
           <w:lang w:val="id_ID" w:bidi="id_ID"/>
         </w:rPr>
-      </w:r>
-    </w:p>
-    <w:p>
-      <w:pPr/>
-      <w:r>
-        <w:rPr>
-          <w:lang w:val="id_ID" w:bidi="id_ID"/>
-        </w:rPr>
-      </w:r>
-      <w:r>
-        <w:rPr>
-          <w:b/>
-          <w:lang w:val="id_ID" w:bidi="id_ID"/>
-        </w:rPr>
-        <w:t>τῇ ἀγάπῃ εἰς ἀλλήλους, καὶ εἰς πάντας, καθάπερ καὶ ἡμεῖς εἰς ὑμᾶς</w:t>
       </w:r>
     </w:p>
     <w:p>
@@ -30637,21 +30157,6 @@
       </w:r>
       <w:r>
         <w:rPr>
-          <w:b/>
-          <w:lang w:val="id_ID" w:bidi="id_ID"/>
-        </w:rPr>
-        <w:t>θέλημα τοῦ Θεοῦ, ὁ ἁγιασμὸς ὑμῶν</w:t>
-      </w:r>
-    </w:p>
-    <w:p>
-      <w:pPr/>
-      <w:r>
-        <w:rPr>
-          <w:lang w:val="id_ID" w:bidi="id_ID"/>
-        </w:rPr>
-      </w:r>
-      <w:r>
-        <w:rPr>
           <w:lang w:val="id_ID" w:bidi="id_ID"/>
         </w:rPr>
         <w:t xml:space="preserve">Jika bahasa Anda tidak menggunakan kata benda abstrak untuk gagasan </w:t>
@@ -30873,21 +30378,6 @@
       </w:r>
       <w:r>
         <w:rPr>
-          <w:b/>
-          <w:lang w:val="id_ID" w:bidi="id_ID"/>
-        </w:rPr>
-        <w:t>ἀπέχεσθαι ὑμᾶς ἀπὸ</w:t>
-      </w:r>
-    </w:p>
-    <w:p>
-      <w:pPr/>
-      <w:r>
-        <w:rPr>
-          <w:lang w:val="id_ID" w:bidi="id_ID"/>
-        </w:rPr>
-      </w:r>
-      <w:r>
-        <w:rPr>
           <w:lang w:val="id_ID" w:bidi="id_ID"/>
         </w:rPr>
         <w:t>Terjemahan alternatif: “supaya engkau menjauh dari” atau ”supaya engkau menghindar dari”</w:t>
@@ -33224,21 +32714,6 @@
       </w:r>
       <w:r>
         <w:rPr>
-          <w:b/>
-          <w:lang w:val="id_ID" w:bidi="id_ID"/>
-        </w:rPr>
-        <w:t>καθὼς καὶ προείπαμεν ὑμῖν καὶ διεμαρτυράμεθα</w:t>
-      </w:r>
-    </w:p>
-    <w:p>
-      <w:pPr/>
-      <w:r>
-        <w:rPr>
-          <w:lang w:val="id_ID" w:bidi="id_ID"/>
-        </w:rPr>
-      </w:r>
-      <w:r>
-        <w:rPr>
           <w:lang w:val="id_ID" w:bidi="id_ID"/>
         </w:rPr>
         <w:t>Di sini Paulus merujuk pada apa yang ia dan rekan-rekan sekerjanya katakan kepada jemaat Tesalonika ketika mereka mengunjungi mereka. Jika akan membantu dalam bahasa Anda, Anda dapat membuat ide ini lebih eksplisit. Terjemahan alternatif: “sama seperti yang telah kami katakan sebelumnya kepada kamu dan yang telah kami saksikan ketika kami mengunjungi kamu”</w:t>
@@ -34009,21 +33484,6 @@
       </w:r>
       <w:r>
         <w:rPr>
-          <w:b/>
-          <w:lang w:val="id_ID" w:bidi="id_ID"/>
-        </w:rPr>
-        <w:t>οὐκ ἄνθρωπον ἀθετεῖ, ἀλλὰ τὸν Θεὸν, τὸν διδόντα</w:t>
-      </w:r>
-    </w:p>
-    <w:p>
-      <w:pPr/>
-      <w:r>
-        <w:rPr>
-          <w:lang w:val="id_ID" w:bidi="id_ID"/>
-        </w:rPr>
-      </w:r>
-      <w:r>
-        <w:rPr>
           <w:lang w:val="id_ID" w:bidi="id_ID"/>
         </w:rPr>
         <w:t>Jika bahasa Anda tidak secara alami menempatkan pernyataan negatif sebelum pernyataan positif, Anda dapat membalikkan kedua elemen tersebut di sini. Terjemahan alternatif: “menolak Allah, bukan manusia, dan Allahlah yang memberi”</w:t>
@@ -34777,21 +34237,6 @@
       </w:r>
       <w:r>
         <w:rPr>
-          <w:b/>
-          <w:lang w:val="id_ID" w:bidi="id_ID"/>
-        </w:rPr>
-        <w:t>οὐ χρείαν ἔχετε γράφειν ὑμῖν, αὐτοὶ γὰρ ὑμεῖς θεοδίδακτοί ἐστε, εἰς τὸ ἀγαπᾶν ἀλλήλους</w:t>
-      </w:r>
-    </w:p>
-    <w:p>
-      <w:pPr/>
-      <w:r>
-        <w:rPr>
-          <w:lang w:val="id_ID" w:bidi="id_ID"/>
-        </w:rPr>
-      </w:r>
-      <w:r>
-        <w:rPr>
           <w:lang w:val="id_ID" w:bidi="id_ID"/>
         </w:rPr>
         <w:t>Jika bahasa Anda secara alami akan menyatakan alasan sebelum hasilnya, Anda dapat membalik urutan klausa ini. Terjemahan alternatif: “Karena kamu sendiri telah diajar Allah untuk saling mengasihi, maka kamu tidak perlu lagi menulis surat kepada kami”</w:t>
@@ -35054,21 +34499,6 @@
         <w:rPr>
           <w:lang w:val="id_ID" w:bidi="id_ID"/>
         </w:rPr>
-      </w:r>
-    </w:p>
-    <w:p>
-      <w:pPr/>
-      <w:r>
-        <w:rPr>
-          <w:lang w:val="id_ID" w:bidi="id_ID"/>
-        </w:rPr>
-      </w:r>
-      <w:r>
-        <w:rPr>
-          <w:b/>
-          <w:lang w:val="id_ID" w:bidi="id_ID"/>
-        </w:rPr>
-        <w:t>αὐτοὶ &amp; ὑμεῖς θεοδίδακτοί ἐστε</w:t>
       </w:r>
     </w:p>
     <w:p>
@@ -38295,21 +37725,6 @@
       </w:r>
       <w:r>
         <w:rPr>
-          <w:b/>
-          <w:lang w:val="id_ID" w:bidi="id_ID"/>
-        </w:rPr>
-        <w:t>τοὺς κοιμηθέντας</w:t>
-      </w:r>
-    </w:p>
-    <w:p>
-      <w:pPr/>
-      <w:r>
-        <w:rPr>
-          <w:lang w:val="id_ID" w:bidi="id_ID"/>
-        </w:rPr>
-      </w:r>
-      <w:r>
-        <w:rPr>
           <w:lang w:val="id_ID" w:bidi="id_ID"/>
         </w:rPr>
         <w:t xml:space="preserve">Lihat bagaimana Anda menerjemahkan frasa yang sama dalam </w:t>
@@ -39185,21 +38600,6 @@
       </w:r>
       <w:r>
         <w:rPr>
-          <w:b/>
-          <w:lang w:val="id_ID" w:bidi="id_ID"/>
-        </w:rPr>
-        <w:t>ἡμεῖς οἱ ζῶντες, οἱ περιλειπόμενοι</w:t>
-      </w:r>
-    </w:p>
-    <w:p>
-      <w:pPr/>
-      <w:r>
-        <w:rPr>
-          <w:lang w:val="id_ID" w:bidi="id_ID"/>
-        </w:rPr>
-      </w:r>
-      <w:r>
-        <w:rPr>
           <w:lang w:val="id_ID" w:bidi="id_ID"/>
         </w:rPr>
         <w:t xml:space="preserve">Di sini, frasa </w:t>
@@ -39631,21 +39031,6 @@
       </w:r>
       <w:r>
         <w:rPr>
-          <w:b/>
-          <w:lang w:val="id_ID" w:bidi="id_ID"/>
-        </w:rPr>
-        <w:t>τοὺς κοιμηθέντας</w:t>
-      </w:r>
-    </w:p>
-    <w:p>
-      <w:pPr/>
-      <w:r>
-        <w:rPr>
-          <w:lang w:val="id_ID" w:bidi="id_ID"/>
-        </w:rPr>
-      </w:r>
-      <w:r>
-        <w:rPr>
           <w:lang w:val="id_ID" w:bidi="id_ID"/>
         </w:rPr>
         <w:t xml:space="preserve">Lihat bagaimana Anda menerjemahkan frasa yang sama dalam </w:t>
@@ -41006,21 +40391,6 @@
       </w:r>
       <w:r>
         <w:rPr>
-          <w:b/>
-          <w:lang w:val="id_ID" w:bidi="id_ID"/>
-        </w:rPr>
-        <w:t>ἡμεῖς οἱ ζῶντες, οἱ περιλειπόμενοι ἅμα σὺν αὐτοῖς, ἁρπαγησόμεθα</w:t>
-      </w:r>
-    </w:p>
-    <w:p>
-      <w:pPr/>
-      <w:r>
-        <w:rPr>
-          <w:lang w:val="id_ID" w:bidi="id_ID"/>
-        </w:rPr>
-      </w:r>
-      <w:r>
-        <w:rPr>
           <w:lang w:val="id_ID" w:bidi="id_ID"/>
         </w:rPr>
         <w:t>Jika bahasa Anda tidak menggunakan bentuk pasif ini, Anda dapat mengungkapkan gagasan tersebut dalam bentuk aktif atau dengan cara lain yang wajar dalam bahasa Anda. Jika Anda perlu mengatakan siapa yang melakukan tindakan tersebut, jelaslah dari konteksnya bahwa yang melakukan tindakan tersebut adalah Allah. Terjemahan alternatif: “Allah akan menangkap kita, yang hidup, yang masih hidup, bersama-sama dengan mereka”</w:t>
@@ -43009,21 +42379,6 @@
       </w:r>
       <w:r>
         <w:rPr>
-          <w:b/>
-          <w:lang w:val="id_ID" w:bidi="id_ID"/>
-        </w:rPr>
-        <w:t>ὅταν λέγωσιν, εἰρήνη καὶ ἀσφάλεια, τότε αἰφνίδιος αὐτοῖς ἐφίσταται ὄλεθρος</w:t>
-      </w:r>
-    </w:p>
-    <w:p>
-      <w:pPr/>
-      <w:r>
-        <w:rPr>
-          <w:lang w:val="id_ID" w:bidi="id_ID"/>
-        </w:rPr>
-      </w:r>
-      <w:r>
-        <w:rPr>
           <w:lang w:val="id_ID" w:bidi="id_ID"/>
         </w:rPr>
         <w:t xml:space="preserve">Di sini Paulus menggunakan bentuk present tense </w:t>
@@ -43227,21 +42582,6 @@
       </w:r>
       <w:r>
         <w:rPr>
-          <w:b/>
-          <w:lang w:val="id_ID" w:bidi="id_ID"/>
-        </w:rPr>
-        <w:t>λέγωσιν, εἰρήνη καὶ ἀσφάλεια, τότε</w:t>
-      </w:r>
-    </w:p>
-    <w:p>
-      <w:pPr/>
-      <w:r>
-        <w:rPr>
-          <w:lang w:val="id_ID" w:bidi="id_ID"/>
-        </w:rPr>
-      </w:r>
-      <w:r>
-        <w:rPr>
           <w:lang w:val="id_ID" w:bidi="id_ID"/>
         </w:rPr>
         <w:t>Mungkin akan lebih alami dalam bahasa Anda jika Anda menggunakan kutipan tidak langsung di sini. Terjemahan alternatif: “mereka mengatakan bahwa ada kedamaian dan keamanan”</w:t>
@@ -43310,21 +42650,6 @@
       </w:r>
       <w:r>
         <w:rPr>
-          <w:b/>
-          <w:lang w:val="id_ID" w:bidi="id_ID"/>
-        </w:rPr>
-        <w:t>λέγωσιν &amp; αὐτοῖς &amp; οὐ μὴ ἐκφύγωσιν</w:t>
-      </w:r>
-    </w:p>
-    <w:p>
-      <w:pPr/>
-      <w:r>
-        <w:rPr>
-          <w:lang w:val="id_ID" w:bidi="id_ID"/>
-        </w:rPr>
-      </w:r>
-      <w:r>
-        <w:rPr>
           <w:lang w:val="id_ID" w:bidi="id_ID"/>
         </w:rPr>
         <w:t xml:space="preserve">Di sini, kata ganti </w:t>
@@ -43515,21 +42840,6 @@
       </w:r>
       <w:r>
         <w:rPr>
-          <w:b/>
-          <w:lang w:val="id_ID" w:bidi="id_ID"/>
-        </w:rPr>
-        <w:t>αἰφνίδιος αὐτοῖς ἐφίσταται ὄλεθρος, ὥσπερ ἡ ὠδὶν τῇ</w:t>
-      </w:r>
-    </w:p>
-    <w:p>
-      <w:pPr/>
-      <w:r>
-        <w:rPr>
-          <w:lang w:val="id_ID" w:bidi="id_ID"/>
-        </w:rPr>
-      </w:r>
-      <w:r>
-        <w:rPr>
           <w:lang w:val="id_ID" w:bidi="id_ID"/>
         </w:rPr>
         <w:t xml:space="preserve">Jika bahasa Anda tidak menggunakan kata benda abstrak untuk ide </w:t>
@@ -43709,21 +43019,6 @@
         <w:rPr>
           <w:lang w:val="id_ID" w:bidi="id_ID"/>
         </w:rPr>
-      </w:r>
-    </w:p>
-    <w:p>
-      <w:pPr/>
-      <w:r>
-        <w:rPr>
-          <w:lang w:val="id_ID" w:bidi="id_ID"/>
-        </w:rPr>
-      </w:r>
-      <w:r>
-        <w:rPr>
-          <w:b/>
-          <w:lang w:val="id_ID" w:bidi="id_ID"/>
-        </w:rPr>
-        <w:t>ὥσπερ ἡ ὠδὶν τῇ ἐν γαστρὶ ἐχούσῃ; καὶ οὐ μὴ ἐκφύγωσιν</w:t>
       </w:r>
     </w:p>
     <w:p>
@@ -46011,21 +45306,6 @@
       </w:r>
       <w:r>
         <w:rPr>
-          <w:b/>
-          <w:lang w:val="id_ID" w:bidi="id_ID"/>
-        </w:rPr>
-        <w:t>μὴ καθεύδωμεν &amp; γρηγορῶμεν</w:t>
-      </w:r>
-    </w:p>
-    <w:p>
-      <w:pPr/>
-      <w:r>
-        <w:rPr>
-          <w:lang w:val="id_ID" w:bidi="id_ID"/>
-        </w:rPr>
-      </w:r>
-      <w:r>
-        <w:rPr>
           <w:lang w:val="id_ID" w:bidi="id_ID"/>
         </w:rPr>
         <w:t xml:space="preserve">Di sini, dua kali Paulus menggunakan kata </w:t>
@@ -46592,21 +45872,6 @@
       </w:r>
       <w:r>
         <w:rPr>
-          <w:b/>
-          <w:lang w:val="id_ID" w:bidi="id_ID"/>
-        </w:rPr>
-        <w:t>οἱ &amp; καθεύδοντες, νυκτὸς καθεύδουσιν; καὶ οἱ μεθυσκόμενοι, νυκτὸς μεθύουσιν</w:t>
-      </w:r>
-    </w:p>
-    <w:p>
-      <w:pPr/>
-      <w:r>
-        <w:rPr>
-          <w:lang w:val="id_ID" w:bidi="id_ID"/>
-        </w:rPr>
-      </w:r>
-      <w:r>
-        <w:rPr>
           <w:lang w:val="id_ID" w:bidi="id_ID"/>
         </w:rPr>
         <w:t xml:space="preserve">Di sini Paulus memberikan dua contoh paralel tentang apa yang dilakukan orang pada </w:t>
@@ -47550,21 +46815,6 @@
       </w:r>
       <w:r>
         <w:rPr>
-          <w:b/>
-          <w:lang w:val="id_ID" w:bidi="id_ID"/>
-        </w:rPr>
-        <w:t>θώρακα πίστεως καὶ ἀγάπης, καὶ περικεφαλαίαν, ἐλπίδα σωτηρίας</w:t>
-      </w:r>
-    </w:p>
-    <w:p>
-      <w:pPr/>
-      <w:r>
-        <w:rPr>
-          <w:lang w:val="id_ID" w:bidi="id_ID"/>
-        </w:rPr>
-      </w:r>
-      <w:r>
-        <w:rPr>
           <w:lang w:val="id_ID" w:bidi="id_ID"/>
         </w:rPr>
         <w:t xml:space="preserve">Jika bahasa Anda tidak menggunakan kata benda abstrak untuk gagasan </w:t>
@@ -48613,21 +47863,6 @@
       </w:r>
       <w:r>
         <w:rPr>
-          <w:b/>
-          <w:lang w:val="id_ID" w:bidi="id_ID"/>
-        </w:rPr>
-        <w:t>εἰς περιποίησιν σωτηρίας</w:t>
-      </w:r>
-    </w:p>
-    <w:p>
-      <w:pPr/>
-      <w:r>
-        <w:rPr>
-          <w:lang w:val="id_ID" w:bidi="id_ID"/>
-        </w:rPr>
-      </w:r>
-      <w:r>
-        <w:rPr>
           <w:lang w:val="id_ID" w:bidi="id_ID"/>
         </w:rPr>
         <w:t xml:space="preserve">Jika bahasa Anda tidak menggunakan kata benda abstrak untuk ide </w:t>
@@ -48805,21 +48040,6 @@
       </w:r>
       <w:r>
         <w:rPr>
-          <w:b/>
-          <w:lang w:val="id_ID" w:bidi="id_ID"/>
-        </w:rPr>
-        <w:t>ἡμῶν &amp; γρηγορῶμεν &amp; ζήσωμεν</w:t>
-      </w:r>
-    </w:p>
-    <w:p>
-      <w:pPr/>
-      <w:r>
-        <w:rPr>
-          <w:lang w:val="id_ID" w:bidi="id_ID"/>
-        </w:rPr>
-      </w:r>
-      <w:r>
-        <w:rPr>
           <w:lang w:val="id_ID" w:bidi="id_ID"/>
         </w:rPr>
         <w:t>Di sini, kata ** kita**, mencakup Paulus, rekan-rekan sekerjanya, dan jemaat Tesalonika. Bahasa Anda mungkin mengharuskan Anda untuk menandai bentuk-bentuk ini.</w:t>
@@ -49791,21 +49011,6 @@
       </w:r>
       <w:r>
         <w:rPr>
-          <w:b/>
-          <w:lang w:val="id_ID" w:bidi="id_ID"/>
-        </w:rPr>
-        <w:t>τοὺς κοπιῶντας ἐν ὑμῖν, καὶ προϊσταμένους ὑμῶν ἐν Κυρίῳ, καὶ νουθετοῦντας ὑμᾶς</w:t>
-      </w:r>
-    </w:p>
-    <w:p>
-      <w:pPr/>
-      <w:r>
-        <w:rPr>
-          <w:lang w:val="id_ID" w:bidi="id_ID"/>
-        </w:rPr>
-      </w:r>
-      <w:r>
-        <w:rPr>
           <w:lang w:val="id_ID" w:bidi="id_ID"/>
         </w:rPr>
         <w:t>Di sini Paulus menggambarkan satu kelompok orang yang melakukan tiga hal yang berbeda. Dia tidak membuat perbedaan antara tiga kelompok yang berbeda. Pastikan bahwa terjemahan Anda hanya mengacu pada satu kelompok orang. Terjemahan alternatif: “orang-orang yang bekerja keras di antara kamu, yang memimpin kamu di dalam Tuhan, dan yang memperingatkan kamu” atau ”para pemimpinmu yang bekerja keras di antara kamu dan memimpin kamu di dalam Tuhan dan memperingatkan kamu”</w:t>
@@ -49874,21 +49079,6 @@
       </w:r>
       <w:r>
         <w:rPr>
-          <w:b/>
-          <w:lang w:val="id_ID" w:bidi="id_ID"/>
-        </w:rPr>
-        <w:t>τοὺς κοπιῶντας ἐν ὑμῖν, καὶ προϊσταμένους ὑμῶν ἐν Κυρίῳ, καὶ νουθετοῦντας ὑμᾶς</w:t>
-      </w:r>
-    </w:p>
-    <w:p>
-      <w:pPr/>
-      <w:r>
-        <w:rPr>
-          <w:lang w:val="id_ID" w:bidi="id_ID"/>
-        </w:rPr>
-      </w:r>
-      <w:r>
-        <w:rPr>
           <w:lang w:val="id_ID" w:bidi="id_ID"/>
         </w:rPr>
         <w:t>Di sini Paulus bisa jadi menggunakan tiga frasa ini: (1) untuk merujuk pada tiga kegiatan yang berbeda. Terjemahan alternatif: “orang-orang yang bekerja keras di antara kamu, yang memimpin kamu di dalam Tuhan dan yang menasihati kamu” (2) untuk menunjuk pada satu kegiatan utama (</w:t>
@@ -50131,21 +49321,6 @@
       </w:r>
       <w:r>
         <w:rPr>
-          <w:b/>
-          <w:lang w:val="id_ID" w:bidi="id_ID"/>
-        </w:rPr>
-        <w:t>καὶ ἡγεῖσθαι αὐτοὺς ὑπέρἐκπερισσοῦ ἐν ἀγάπῃ, διὰ τὸ ἔργον αὐτῶν</w:t>
-      </w:r>
-    </w:p>
-    <w:p>
-      <w:pPr/>
-      <w:r>
-        <w:rPr>
-          <w:lang w:val="id_ID" w:bidi="id_ID"/>
-        </w:rPr>
-      </w:r>
-      <w:r>
-        <w:rPr>
           <w:lang w:val="id_ID" w:bidi="id_ID"/>
         </w:rPr>
         <w:t>Jika akan membantu dalam bahasa Anda, Anda dapat menyatakan alasannya sebelum hasilnya. Terjemahan alternatif: “dan, karena pekerjaan mereka, untuk menganggap mereka sangat mengasihi”</w:t>
@@ -50735,21 +49910,6 @@
         <w:rPr>
           <w:lang w:val="id_ID" w:bidi="id_ID"/>
         </w:rPr>
-      </w:r>
-    </w:p>
-    <w:p>
-      <w:pPr/>
-      <w:r>
-        <w:rPr>
-          <w:lang w:val="id_ID" w:bidi="id_ID"/>
-        </w:rPr>
-      </w:r>
-      <w:r>
-        <w:rPr>
-          <w:b/>
-          <w:lang w:val="id_ID" w:bidi="id_ID"/>
-        </w:rPr>
-        <w:t>νουθετεῖτε τοὺς ἀτάκτους, παραμυθεῖσθε τοὺς ὀλιγοψύχους, ἀντέχεσθε τῶν ἀσθενῶν, μακροθυμεῖτε πρὸς πάντας</w:t>
       </w:r>
     </w:p>
     <w:p>
@@ -53449,21 +52609,6 @@
       </w:r>
       <w:r>
         <w:rPr>
-          <w:b/>
-          <w:lang w:val="id_ID" w:bidi="id_ID"/>
-        </w:rPr>
-        <w:t>αὐτὸς &amp; ὁ Θεὸς τῆς εἰρήνης ἁγιάσαι ὑμᾶς ὁλοτελεῖς, καὶ ὁλόκληρον ὑμῶν τὸ πνεῦμα, καὶ ἡ ψυχὴ, καὶ τὸ σῶμα, ἀμέμπτως ἐν τῇ παρουσίᾳ τοῦ Κυρίου ἡμῶν, Ἰησοῦ Χριστοῦ, τηρηθείη</w:t>
-      </w:r>
-    </w:p>
-    <w:p>
-      <w:pPr/>
-      <w:r>
-        <w:rPr>
-          <w:lang w:val="id_ID" w:bidi="id_ID"/>
-        </w:rPr>
-      </w:r>
-      <w:r>
-        <w:rPr>
           <w:lang w:val="id_ID" w:bidi="id_ID"/>
         </w:rPr>
         <w:t>Di sini Paulus meminta Tuhan untuk memberkati jemaat Tesalonika. Anda dapat mengungkapkannya sebagai berkat atau doa, dengan cara apa pun yang lebih alami dalam bahasa Anda. Terjemahan alternatif: “Kami memohon kepada Allah sumber damai sejahtera, supaya Ia menguduskan kamu sepenuhnya, dan kami memohon, supaya segenap roh, jiwa, dan tubuhmu terpelihara dengan tak bercacat pada kedatangan Tuhan kita Yesus Kristus”</w:t>
@@ -53521,6 +52666,21 @@
         <w:rPr>
           <w:lang w:val="id_ID" w:bidi="id_ID"/>
         </w:rPr>
+      </w:r>
+    </w:p>
+    <w:p>
+      <w:pPr/>
+      <w:r>
+        <w:rPr>
+          <w:lang w:val="id_ID" w:bidi="id_ID"/>
+        </w:rPr>
+      </w:r>
+      <w:r>
+        <w:rPr>
+          <w:b/>
+          <w:lang w:val="id_ID" w:bidi="id_ID"/>
+        </w:rPr>
+        <w:t>ὁ Θεὸς τῆς εἰρήνης</w:t>
       </w:r>
     </w:p>
     <w:p>
@@ -54025,21 +53185,6 @@
       </w:r>
       <w:r>
         <w:rPr>
-          <w:b/>
-          <w:lang w:val="id_ID" w:bidi="id_ID"/>
-        </w:rPr>
-        <w:t>ὁλόκληρον ὑμῶν τὸ πνεῦμα, καὶ ἡ ψυχὴ, καὶ τὸ σῶμα, ἀμέμπτως &amp; τηρηθείη</w:t>
-      </w:r>
-    </w:p>
-    <w:p>
-      <w:pPr/>
-      <w:r>
-        <w:rPr>
-          <w:lang w:val="id_ID" w:bidi="id_ID"/>
-        </w:rPr>
-      </w:r>
-      <w:r>
-        <w:rPr>
           <w:lang w:val="id_ID" w:bidi="id_ID"/>
         </w:rPr>
         <w:t>Jika bahasa Anda tidak menggunakan bentuk pasif ini, Anda dapat mengungkapkan gagasan tersebut dalam bentuk aktif atau dengan cara lain yang wajar dalam bahasa Anda. Jika Anda perlu mengatakan siapa yang melakukan tindakan tersebut, jelaslah dari konteksnya bahwa yang melakukan tindakan tersebut adalah Allah. Terjemahan alternatif: “kiranya Ia memelihara dengan tak bercela seluruh roh, jiwa, dan tubuhmu”</w:t>
@@ -54666,21 +53811,6 @@
       </w:r>
       <w:r>
         <w:rPr>
-          <w:b/>
-          <w:lang w:val="id_ID" w:bidi="id_ID"/>
-        </w:rPr>
-        <w:t>πιστὸς ὁ καλῶν ὑμᾶς, ὃς καὶ ποιήσει</w:t>
-      </w:r>
-    </w:p>
-    <w:p>
-      <w:pPr/>
-      <w:r>
-        <w:rPr>
-          <w:lang w:val="id_ID" w:bidi="id_ID"/>
-        </w:rPr>
-      </w:r>
-      <w:r>
-        <w:rPr>
           <w:lang w:val="id_ID" w:bidi="id_ID"/>
         </w:rPr>
         <w:t xml:space="preserve">Di sini, klausa </w:t>
@@ -55689,21 +54819,6 @@
         <w:rPr>
           <w:lang w:val="id_ID" w:bidi="id_ID"/>
         </w:rPr>
-      </w:r>
-    </w:p>
-    <w:p>
-      <w:pPr/>
-      <w:r>
-        <w:rPr>
-          <w:lang w:val="id_ID" w:bidi="id_ID"/>
-        </w:rPr>
-      </w:r>
-      <w:r>
-        <w:rPr>
-          <w:b/>
-          <w:lang w:val="id_ID" w:bidi="id_ID"/>
-        </w:rPr>
-        <w:t>ἡ χάρις τοῦ Κυρίου ἡμῶν, Ἰησοῦ Χριστοῦ, μεθ’ ὑμῶν</w:t>
       </w:r>
     </w:p>
     <w:p>

--- a/ind/docx/52.content.docx
+++ b/ind/docx/52.content.docx
@@ -676,6 +676,21 @@
       </w:r>
       <w:r>
         <w:rPr>
+          <w:b/>
+          <w:lang w:val="id_ID" w:bidi="id_ID"/>
+        </w:rPr>
+        <w:t>Θεῷ Πατρὶ καὶ Κυρίῳ Ἰησοῦ Χριστῷ</w:t>
+      </w:r>
+    </w:p>
+    <w:p>
+      <w:pPr/>
+      <w:r>
+        <w:rPr>
+          <w:lang w:val="id_ID" w:bidi="id_ID"/>
+        </w:rPr>
+      </w:r>
+      <w:r>
+        <w:rPr>
           <w:lang w:val="id_ID" w:bidi="id_ID"/>
         </w:rPr>
         <w:t xml:space="preserve">Ketika </w:t>
@@ -1237,6 +1252,21 @@
       </w:r>
       <w:r>
         <w:rPr>
+          <w:b/>
+          <w:lang w:val="id_ID" w:bidi="id_ID"/>
+        </w:rPr>
+        <w:t>εὐχαριστοῦμεν τῷ Θεῷ πάντοτε περὶ πάντων ὑμῶν, μνείαν ποιούμενοι ἐπὶ τῶν προσευχῶν ἡμῶν, ἀδιαλείπτως</w:t>
+      </w:r>
+    </w:p>
+    <w:p>
+      <w:pPr/>
+      <w:r>
+        <w:rPr>
+          <w:lang w:val="id_ID" w:bidi="id_ID"/>
+        </w:rPr>
+      </w:r>
+      <w:r>
+        <w:rPr>
           <w:lang w:val="id_ID" w:bidi="id_ID"/>
         </w:rPr>
         <w:t xml:space="preserve">Di sini Paulus pertama-tama menyatakan apa yang dia, Silwanus, dan Timotius lakukan secara lebih spesifik (mereka </w:t>
@@ -1567,6 +1597,21 @@
       </w:r>
       <w:r>
         <w:rPr>
+          <w:b/>
+          <w:lang w:val="id_ID" w:bidi="id_ID"/>
+        </w:rPr>
+        <w:t>μνημονεύοντες ὑμῶν τοῦ ἔργου τῆς πίστεως, καὶ τοῦ κόπου τῆς ἀγάπης, καὶ τῆς ὑπομονῆς τῆς ἐλπίδος τοῦ Κυρίου ἡμῶν, Ἰησοῦ Χριστοῦ, ἔμπροσθεν τοῦ Θεοῦ καὶ Πατρὸς ἡμῶν</w:t>
+      </w:r>
+    </w:p>
+    <w:p>
+      <w:pPr/>
+      <w:r>
+        <w:rPr>
+          <w:lang w:val="id_ID" w:bidi="id_ID"/>
+        </w:rPr>
+      </w:r>
+      <w:r>
+        <w:rPr>
           <w:lang w:val="id_ID" w:bidi="id_ID"/>
         </w:rPr>
         <w:t xml:space="preserve">Di sini, ketika Paulus mengatakan bahwa ia dan mereka yang bersamanya </w:t>
@@ -1650,6 +1695,21 @@
         <w:rPr>
           <w:lang w:val="id_ID" w:bidi="id_ID"/>
         </w:rPr>
+      </w:r>
+    </w:p>
+    <w:p>
+      <w:pPr/>
+      <w:r>
+        <w:rPr>
+          <w:lang w:val="id_ID" w:bidi="id_ID"/>
+        </w:rPr>
+      </w:r>
+      <w:r>
+        <w:rPr>
+          <w:b/>
+          <w:lang w:val="id_ID" w:bidi="id_ID"/>
+        </w:rPr>
+        <w:t>ὑμῶν τοῦ ἔργου τῆς πίστεως, καὶ τοῦ κόπου τῆς ἀγάπης, καὶ τῆς ὑπομονῆς τῆς ἐλπίδος τοῦ Κυρίου ἡμῶν, Ἰησοῦ Χριστοῦ</w:t>
       </w:r>
     </w:p>
     <w:p>
@@ -3278,6 +3338,21 @@
       </w:r>
       <w:r>
         <w:rPr>
+          <w:b/>
+          <w:lang w:val="id_ID" w:bidi="id_ID"/>
+        </w:rPr>
+        <w:t>ἐν δυνάμει, καὶ ἐν Πνεύματι Ἁγίῳ, καὶ πληροφορίᾳ πολλῇ</w:t>
+      </w:r>
+    </w:p>
+    <w:p>
+      <w:pPr/>
+      <w:r>
+        <w:rPr>
+          <w:lang w:val="id_ID" w:bidi="id_ID"/>
+        </w:rPr>
+      </w:r>
+      <w:r>
+        <w:rPr>
           <w:lang w:val="id_ID" w:bidi="id_ID"/>
         </w:rPr>
         <w:t xml:space="preserve">Jika bahasa Anda tidak menggunakan kata benda abstrak untuk ide </w:t>
@@ -4384,6 +4459,21 @@
       </w:r>
       <w:r>
         <w:rPr>
+          <w:b/>
+          <w:lang w:val="id_ID" w:bidi="id_ID"/>
+        </w:rPr>
+        <w:t>γενέσθαι ὑμᾶς τύπους πᾶσιν τοῖς πιστεύουσιν ἐν τῇ Μακεδονίᾳ καὶ ἐν τῇ Ἀχαΐᾳ</w:t>
+      </w:r>
+    </w:p>
+    <w:p>
+      <w:pPr/>
+      <w:r>
+        <w:rPr>
+          <w:lang w:val="id_ID" w:bidi="id_ID"/>
+        </w:rPr>
+      </w:r>
+      <w:r>
+        <w:rPr>
           <w:lang w:val="id_ID" w:bidi="id_ID"/>
         </w:rPr>
         <w:t xml:space="preserve">Jika bahasa Anda tidak menggunakan kata benda abstrak </w:t>
@@ -4670,6 +4760,21 @@
       </w:r>
       <w:r>
         <w:rPr>
+          <w:b/>
+          <w:lang w:val="id_ID" w:bidi="id_ID"/>
+        </w:rPr>
+        <w:t>ἀφ’ ὑμῶν &amp; ἐξήχηται ὁ λόγος τοῦ Κυρίου</w:t>
+      </w:r>
+    </w:p>
+    <w:p>
+      <w:pPr/>
+      <w:r>
+        <w:rPr>
+          <w:lang w:val="id_ID" w:bidi="id_ID"/>
+        </w:rPr>
+      </w:r>
+      <w:r>
+        <w:rPr>
           <w:lang w:val="id_ID" w:bidi="id_ID"/>
         </w:rPr>
         <w:t>Jika bahasa Anda tidak menggunakan bentuk pasif ini, Anda dapat mengekspresikan ide dalam bentuk aktif atau dengan cara lain yang wajar dalam bahasa Anda. Terjemahan alternatif: “Engkau telah menyuarakan firman Tuhan”</w:t>
@@ -4932,6 +5037,21 @@
         <w:rPr>
           <w:lang w:val="id_ID" w:bidi="id_ID"/>
         </w:rPr>
+      </w:r>
+    </w:p>
+    <w:p>
+      <w:pPr/>
+      <w:r>
+        <w:rPr>
+          <w:lang w:val="id_ID" w:bidi="id_ID"/>
+        </w:rPr>
+      </w:r>
+      <w:r>
+        <w:rPr>
+          <w:b/>
+          <w:lang w:val="id_ID" w:bidi="id_ID"/>
+        </w:rPr>
+        <w:t>ἐν τῇ Μακεδονίᾳ καὶ ἐν τῇ Ἀχαΐᾳ</w:t>
       </w:r>
     </w:p>
     <w:p>
@@ -7931,6 +8051,21 @@
       </w:r>
       <w:r>
         <w:rPr>
+          <w:b/>
+          <w:lang w:val="id_ID" w:bidi="id_ID"/>
+        </w:rPr>
+        <w:t>προπαθόντες καὶ ὑβρισθέντες, καθὼς οἴδατε, ἐν Φιλίπποις</w:t>
+      </w:r>
+    </w:p>
+    <w:p>
+      <w:pPr/>
+      <w:r>
+        <w:rPr>
+          <w:lang w:val="id_ID" w:bidi="id_ID"/>
+        </w:rPr>
+      </w:r>
+      <w:r>
+        <w:rPr>
           <w:lang w:val="id_ID" w:bidi="id_ID"/>
         </w:rPr>
         <w:t xml:space="preserve">Kata-kata ini memberikan informasi latar belakang tentang apa yang terjadi ketika Paulus, Silwanus, dan Timotius berada di kota Filipi. Anda dapat membaca tentang hal ini dalam </w:t>
@@ -8139,6 +8274,21 @@
       </w:r>
       <w:r>
         <w:rPr>
+          <w:b/>
+          <w:lang w:val="id_ID" w:bidi="id_ID"/>
+        </w:rPr>
+        <w:t>προπαθόντες καὶ ὑβρισθέντες</w:t>
+      </w:r>
+    </w:p>
+    <w:p>
+      <w:pPr/>
+      <w:r>
+        <w:rPr>
+          <w:lang w:val="id_ID" w:bidi="id_ID"/>
+        </w:rPr>
+      </w:r>
+      <w:r>
+        <w:rPr>
           <w:lang w:val="id_ID" w:bidi="id_ID"/>
         </w:rPr>
         <w:t>Kedua frasa ini pada dasarnya memiliki arti yang sama. Pengulangannya digunakan untuk menekankan betapa besar penderitaan para rasul. Jika bahasa Anda tidak menggunakan pengulangan seperti ini, Anda dapat menggabungkan kedua frasa ini. Terjemahan alternatif: “setelah sebelumnya menderita dengan kejam” atau ”telah dianiaya secara memalukan”</w:t>
@@ -8290,6 +8440,21 @@
       </w:r>
       <w:r>
         <w:rPr>
+          <w:b/>
+          <w:lang w:val="id_ID" w:bidi="id_ID"/>
+        </w:rPr>
+        <w:t>ἀλλὰ προπαθόντες καὶ ὑβρισθέντες, καθὼς οἴδατε, ἐν Φιλίπποις</w:t>
+      </w:r>
+    </w:p>
+    <w:p>
+      <w:pPr/>
+      <w:r>
+        <w:rPr>
+          <w:lang w:val="id_ID" w:bidi="id_ID"/>
+        </w:rPr>
+      </w:r>
+      <w:r>
+        <w:rPr>
           <w:lang w:val="id_ID" w:bidi="id_ID"/>
         </w:rPr>
         <w:t xml:space="preserve">Di sini Paulus menyertakan frasa </w:t>
@@ -8885,6 +9050,21 @@
       </w:r>
       <w:r>
         <w:rPr>
+          <w:b/>
+          <w:lang w:val="id_ID" w:bidi="id_ID"/>
+        </w:rPr>
+        <w:t>ἡ &amp; παράκλησις ἡμῶν οὐκ ἐκ πλάνης, οὐδὲ ἐξ ἀκαθαρσίας, οὐδὲ ἐν δόλῳ</w:t>
+      </w:r>
+    </w:p>
+    <w:p>
+      <w:pPr/>
+      <w:r>
+        <w:rPr>
+          <w:lang w:val="id_ID" w:bidi="id_ID"/>
+        </w:rPr>
+      </w:r>
+      <w:r>
+        <w:rPr>
           <w:lang w:val="id_ID" w:bidi="id_ID"/>
         </w:rPr>
         <w:t>Jika bahasa Anda tidak menggunakan kata benda untuk beberapa atau semua ide dalam ayat ini, Anda dapat mengekspresikan ide tersebut dengan cara lain. Terjemahan alternatif: “ketika kami menasihatkan kamu, kami tidak menyesatkan kamu, dan kami tidak berkata-kata kotor, dan kami tidak menipu kamu”</w:t>
@@ -9158,6 +9338,21 @@
       </w:r>
       <w:r>
         <w:rPr>
+          <w:b/>
+          <w:lang w:val="id_ID" w:bidi="id_ID"/>
+        </w:rPr>
+        <w:t>καθὼς δεδοκιμάσμεθα ὑπὸ τοῦ Θεοῦ, πιστευθῆναι τὸ εὐαγγέλιον, οὕτως λαλοῦμεν</w:t>
+      </w:r>
+    </w:p>
+    <w:p>
+      <w:pPr/>
+      <w:r>
+        <w:rPr>
+          <w:lang w:val="id_ID" w:bidi="id_ID"/>
+        </w:rPr>
+      </w:r>
+      <w:r>
+        <w:rPr>
           <w:lang w:val="id_ID" w:bidi="id_ID"/>
         </w:rPr>
         <w:t xml:space="preserve">Di sini Paulus menjelaskan cara dia dan rekan-rekan sekerjanya </w:t>
@@ -9252,6 +9447,21 @@
       </w:r>
       <w:r>
         <w:rPr>
+          <w:b/>
+          <w:lang w:val="id_ID" w:bidi="id_ID"/>
+        </w:rPr>
+        <w:t>δεδοκιμάσμεθα ὑπὸ τοῦ Θεοῦ, πιστευθῆναι</w:t>
+      </w:r>
+    </w:p>
+    <w:p>
+      <w:pPr/>
+      <w:r>
+        <w:rPr>
+          <w:lang w:val="id_ID" w:bidi="id_ID"/>
+        </w:rPr>
+      </w:r>
+      <w:r>
+        <w:rPr>
           <w:lang w:val="id_ID" w:bidi="id_ID"/>
         </w:rPr>
         <w:t>Jika bahasa Anda tidak menggunakan bentuk pasif ini, Anda dapat mengekspresikan ide dengan bentuk aktif atau dengan cara lain yang alami dalam bahasa Anda. Terjemahan alternatif: “Allah telah menguji kita untuk mempercayakan kita”</w:t>
@@ -9719,6 +9929,21 @@
         <w:rPr>
           <w:lang w:val="id_ID" w:bidi="id_ID"/>
         </w:rPr>
+      </w:r>
+    </w:p>
+    <w:p>
+      <w:pPr/>
+      <w:r>
+        <w:rPr>
+          <w:lang w:val="id_ID" w:bidi="id_ID"/>
+        </w:rPr>
+      </w:r>
+      <w:r>
+        <w:rPr>
+          <w:b/>
+          <w:lang w:val="id_ID" w:bidi="id_ID"/>
+        </w:rPr>
+        <w:t>οὔτε γάρ ποτε ἐν λόγῳ κολακίας ἐγενήθημεν, καθὼς οἴδατε</w:t>
       </w:r>
     </w:p>
     <w:p>
@@ -10418,6 +10643,21 @@
       </w:r>
       <w:r>
         <w:rPr>
+          <w:b/>
+          <w:lang w:val="id_ID" w:bidi="id_ID"/>
+        </w:rPr>
+        <w:t>ἐξ ἀνθρώπων δόξαν, οὔτε ἀφ’ ὑμῶν, οὔτε ἀπ’ ἄλλων</w:t>
+      </w:r>
+    </w:p>
+    <w:p>
+      <w:pPr/>
+      <w:r>
+        <w:rPr>
+          <w:lang w:val="id_ID" w:bidi="id_ID"/>
+        </w:rPr>
+      </w:r>
+      <w:r>
+        <w:rPr>
           <w:lang w:val="id_ID" w:bidi="id_ID"/>
         </w:rPr>
         <w:t xml:space="preserve">Jika bahasa Anda tidak menggunakan kata benda abstrak </w:t>
@@ -10872,6 +11112,21 @@
         <w:rPr>
           <w:lang w:val="id_ID" w:bidi="id_ID"/>
         </w:rPr>
+      </w:r>
+    </w:p>
+    <w:p>
+      <w:pPr/>
+      <w:r>
+        <w:rPr>
+          <w:lang w:val="id_ID" w:bidi="id_ID"/>
+        </w:rPr>
+      </w:r>
+      <w:r>
+        <w:rPr>
+          <w:b/>
+          <w:lang w:val="id_ID" w:bidi="id_ID"/>
+        </w:rPr>
+        <w:t>ἐν μέσῳ ὑμῶν</w:t>
       </w:r>
     </w:p>
     <w:p>
@@ -13621,6 +13876,21 @@
       </w:r>
       <w:r>
         <w:rPr>
+          <w:b/>
+          <w:lang w:val="id_ID" w:bidi="id_ID"/>
+        </w:rPr>
+        <w:t>λόγον ἀκοῆς &amp; λόγον ἀνθρώπων &amp; λόγον Θεοῦ</w:t>
+      </w:r>
+    </w:p>
+    <w:p>
+      <w:pPr/>
+      <w:r>
+        <w:rPr>
+          <w:lang w:val="id_ID" w:bidi="id_ID"/>
+        </w:rPr>
+      </w:r>
+      <w:r>
+        <w:rPr>
           <w:lang w:val="id_ID" w:bidi="id_ID"/>
         </w:rPr>
         <w:t xml:space="preserve">Dalam ayat ini, Paulus menggunakan istilah </w:t>
@@ -15073,6 +15343,21 @@
       </w:r>
       <w:r>
         <w:rPr>
+          <w:b/>
+          <w:lang w:val="id_ID" w:bidi="id_ID"/>
+        </w:rPr>
+        <w:t>τῶν καὶ τὸν Κύριον ἀποκτεινάντων Ἰησοῦν, καὶ τοὺς προφήτας, καὶ ἡμᾶς ἐκδιωξάντων; καὶ Θεῷ μὴ ἀρεσκόντων, καὶ πᾶσιν ἀνθρώποις ἐναντίων</w:t>
+      </w:r>
+    </w:p>
+    <w:p>
+      <w:pPr/>
+      <w:r>
+        <w:rPr>
+          <w:lang w:val="id_ID" w:bidi="id_ID"/>
+        </w:rPr>
+      </w:r>
+      <w:r>
+        <w:rPr>
           <w:lang w:val="id_ID" w:bidi="id_ID"/>
         </w:rPr>
         <w:t>Paulus memberikan informasi latar belakang tentang “orang-orang Yahudi” ini untuk membantu pembaca memahami dengan tepat orang Yahudi mana yang ia bicarakan. Gunakan bentuk alamiah dalam bahasa Anda untuk mengungkapkan informasi latar belakang. Terjemahan alternatif: “yang saya maksudkan adalah orang-orang Yahudi yang di masa lalu membunuh Tuhan Yesus dan para nabi serta menganiaya kami dan yang tidak berkenan kepada Allah dan yang memusuhi semua orang”</w:t>
@@ -15130,6 +15415,21 @@
         <w:rPr>
           <w:lang w:val="id_ID" w:bidi="id_ID"/>
         </w:rPr>
+      </w:r>
+    </w:p>
+    <w:p>
+      <w:pPr/>
+      <w:r>
+        <w:rPr>
+          <w:lang w:val="id_ID" w:bidi="id_ID"/>
+        </w:rPr>
+      </w:r>
+      <w:r>
+        <w:rPr>
+          <w:b/>
+          <w:lang w:val="id_ID" w:bidi="id_ID"/>
+        </w:rPr>
+        <w:t>τῶν καὶ τὸν Κύριον ἀποκτεινάντων Ἰησοῦν, καὶ τοὺς προφήτας, καὶ ἡμᾶς ἐκδιωξάντων</w:t>
       </w:r>
     </w:p>
     <w:p>
@@ -17183,6 +17483,21 @@
       </w:r>
       <w:r>
         <w:rPr>
+          <w:b/>
+          <w:lang w:val="id_ID" w:bidi="id_ID"/>
+        </w:rPr>
+        <w:t>περισσοτέρως ἐσπουδάσαμεν τὸ πρόσωπον ὑμῶν ἰδεῖν ἐν πολλῇ ἐπιθυμίᾳ</w:t>
+      </w:r>
+    </w:p>
+    <w:p>
+      <w:pPr/>
+      <w:r>
+        <w:rPr>
+          <w:lang w:val="id_ID" w:bidi="id_ID"/>
+        </w:rPr>
+      </w:r>
+      <w:r>
+        <w:rPr>
           <w:lang w:val="id_ID" w:bidi="id_ID"/>
         </w:rPr>
         <w:t xml:space="preserve">Istilah </w:t>
@@ -17923,6 +18238,21 @@
       </w:r>
       <w:r>
         <w:rPr>
+          <w:b/>
+          <w:lang w:val="id_ID" w:bidi="id_ID"/>
+        </w:rPr>
+        <w:t>τίς γὰρ ἡμῶν ἐλπὶς ἢ χαρὰ ἢ στέφανος καυχήσεως? ἢ οὐχὶ καὶ ὑμεῖς, ἔμπροσθεν τοῦ Κυρίου ἡμῶν, Ἰησοῦ, ἐν τῇ αὐτοῦ παρουσίᾳ</w:t>
+      </w:r>
+    </w:p>
+    <w:p>
+      <w:pPr/>
+      <w:r>
+        <w:rPr>
+          <w:lang w:val="id_ID" w:bidi="id_ID"/>
+        </w:rPr>
+      </w:r>
+      <w:r>
+        <w:rPr>
           <w:lang w:val="id_ID" w:bidi="id_ID"/>
         </w:rPr>
         <w:t>Paulus menggunakan bentuk pertanyaan untuk menunjukkan kepada jemaat Tesalonika betapa ia dan rekan-rekan sekerjanya sangat menghargai dan peduli kepada mereka. Jika Anda tidak menggunakan bentuk pertanyaan untuk tujuan ini dalam bahasa Anda, Anda dapat menerjemahkan pertanyaan-pertanyaan ini sebagai pernyataan atau seruan. Terjemahan alternatif: “Sebab inilah pengharapan dan sukacita dan mahkota kemegahan kami, yaitu kamu, di hadapan Tuhan Yesus pada waktu kedatangan-Nya!” atau ”Sebab kamulah pengharapan dan sukacita dan mahkota kemegahan kami di hadapan Tuhan Yesus pada waktu kedatangan-Nya.”</w:t>
@@ -18102,6 +18432,21 @@
         <w:rPr>
           <w:lang w:val="id_ID" w:bidi="id_ID"/>
         </w:rPr>
+      </w:r>
+    </w:p>
+    <w:p>
+      <w:pPr/>
+      <w:r>
+        <w:rPr>
+          <w:lang w:val="id_ID" w:bidi="id_ID"/>
+        </w:rPr>
+      </w:r>
+      <w:r>
+        <w:rPr>
+          <w:b/>
+          <w:lang w:val="id_ID" w:bidi="id_ID"/>
+        </w:rPr>
+        <w:t>τίς &amp; ἡμῶν ἐλπὶς ἢ χαρὰ ἢ στέφανος καυχήσεως</w:t>
       </w:r>
     </w:p>
     <w:p>
@@ -20918,6 +21263,21 @@
       </w:r>
       <w:r>
         <w:rPr>
+          <w:b/>
+          <w:lang w:val="id_ID" w:bidi="id_ID"/>
+        </w:rPr>
+        <w:t>μηδένα σαίνεσθαι ἐν ταῖς θλίψεσιν ταύταις</w:t>
+      </w:r>
+    </w:p>
+    <w:p>
+      <w:pPr/>
+      <w:r>
+        <w:rPr>
+          <w:lang w:val="id_ID" w:bidi="id_ID"/>
+        </w:rPr>
+      </w:r>
+      <w:r>
+        <w:rPr>
           <w:lang w:val="id_ID" w:bidi="id_ID"/>
         </w:rPr>
         <w:t>Jika bahasa Anda tidak menggunakan bentuk pasif ini, Anda dapat mengekspresikan ide dalam bentuk aktif atau dengan cara lain yang wajar dalam bahasa Anda. Terjemahan alternatif: “penderitaan ini tidak mengganggu siapa pun”</w:t>
@@ -21728,6 +22088,21 @@
       </w:r>
       <w:r>
         <w:rPr>
+          <w:b/>
+          <w:lang w:val="id_ID" w:bidi="id_ID"/>
+        </w:rPr>
+        <w:t>πρὸς ὑμᾶς ἦμεν, προελέγομεν ὑμῖν ὅτι μέλλομεν</w:t>
+      </w:r>
+    </w:p>
+    <w:p>
+      <w:pPr/>
+      <w:r>
+        <w:rPr>
+          <w:lang w:val="id_ID" w:bidi="id_ID"/>
+        </w:rPr>
+      </w:r>
+      <w:r>
+        <w:rPr>
           <w:lang w:val="id_ID" w:bidi="id_ID"/>
         </w:rPr>
         <w:t xml:space="preserve">Di sini, kata </w:t>
@@ -21850,6 +22225,21 @@
         <w:rPr>
           <w:lang w:val="id_ID" w:bidi="id_ID"/>
         </w:rPr>
+      </w:r>
+    </w:p>
+    <w:p>
+      <w:pPr/>
+      <w:r>
+        <w:rPr>
+          <w:lang w:val="id_ID" w:bidi="id_ID"/>
+        </w:rPr>
+      </w:r>
+      <w:r>
+        <w:rPr>
+          <w:b/>
+          <w:lang w:val="id_ID" w:bidi="id_ID"/>
+        </w:rPr>
+        <w:t>προελέγομεν ὑμῖν ὅτι μέλλομεν θλίβεσθαι, καθὼς</w:t>
       </w:r>
     </w:p>
     <w:p>
@@ -24308,6 +24698,21 @@
       </w:r>
       <w:r>
         <w:rPr>
+          <w:b/>
+          <w:lang w:val="id_ID" w:bidi="id_ID"/>
+        </w:rPr>
+        <w:t>ἐπὶ πάσῃ τῇ ἀνάγκῃ καὶ θλίψει ἡμῶν, διὰ τῆς ὑμῶν πίστεως</w:t>
+      </w:r>
+    </w:p>
+    <w:p>
+      <w:pPr/>
+      <w:r>
+        <w:rPr>
+          <w:lang w:val="id_ID" w:bidi="id_ID"/>
+        </w:rPr>
+      </w:r>
+      <w:r>
+        <w:rPr>
           <w:lang w:val="id_ID" w:bidi="id_ID"/>
         </w:rPr>
         <w:t xml:space="preserve">Jika bahasa Anda tidak menggunakan kata benda abstrak untuk gagasan </w:t>
@@ -24529,6 +24934,21 @@
       </w:r>
       <w:r>
         <w:rPr>
+          <w:b/>
+          <w:lang w:val="id_ID" w:bidi="id_ID"/>
+        </w:rPr>
+        <w:t>νῦν ζῶμεν, ἐὰν ὑμεῖς στήκετε ἐν Κυρίῳ</w:t>
+      </w:r>
+    </w:p>
+    <w:p>
+      <w:pPr/>
+      <w:r>
+        <w:rPr>
+          <w:lang w:val="id_ID" w:bidi="id_ID"/>
+        </w:rPr>
+      </w:r>
+      <w:r>
+        <w:rPr>
           <w:lang w:val="id_ID" w:bidi="id_ID"/>
         </w:rPr>
         <w:t>Jika akan membantu dalam bahasa Anda, Anda dapat membalik urutan frasa-frasa ini, karena frasa kedua memberikan dasar untuk frasa pertama. Terjemahan alternatif: “jika kamu sendiri berdiri teguh di dalam Tuhan, sekarang kita hidup”</w:t>
@@ -25591,6 +26011,21 @@
       </w:r>
       <w:r>
         <w:rPr>
+          <w:b/>
+          <w:lang w:val="id_ID" w:bidi="id_ID"/>
+        </w:rPr>
+        <w:t>ἐπὶ πάσῃ τῇ χαρᾷ ᾗ χαίρομεν</w:t>
+      </w:r>
+    </w:p>
+    <w:p>
+      <w:pPr/>
+      <w:r>
+        <w:rPr>
+          <w:lang w:val="id_ID" w:bidi="id_ID"/>
+        </w:rPr>
+      </w:r>
+      <w:r>
+        <w:rPr>
           <w:lang w:val="id_ID" w:bidi="id_ID"/>
         </w:rPr>
         <w:t xml:space="preserve">Jika bahasa Anda tidak menggunakan kata benda abstrak untuk ide </w:t>
@@ -25866,6 +26301,21 @@
         <w:rPr>
           <w:lang w:val="id_ID" w:bidi="id_ID"/>
         </w:rPr>
+      </w:r>
+    </w:p>
+    <w:p>
+      <w:pPr/>
+      <w:r>
+        <w:rPr>
+          <w:lang w:val="id_ID" w:bidi="id_ID"/>
+        </w:rPr>
+      </w:r>
+      <w:r>
+        <w:rPr>
+          <w:b/>
+          <w:lang w:val="id_ID" w:bidi="id_ID"/>
+        </w:rPr>
+        <w:t>τίνα γὰρ εὐχαριστίαν δυνάμεθα τῷ Θεῷ ἀνταποδοῦναι περὶ ὑμῶν, ἐπὶ πάσῃ τῇ χαρᾷ ᾗ χαίρομεν δι’ ὑμᾶς, ἔμπροσθεν τοῦ Θεοῦ ἡμῶν. νυκτὸς καὶ ἡμέρας, ὑπέρἐκπερισσοῦ δεόμενοι εἰς τὸ ἰδεῖν ὑμῶν τὸ πρόσωπον, καὶ καταρτίσαι τὰ ὑστερήματα τῆς πίστεως ὑμῶν</w:t>
       </w:r>
     </w:p>
     <w:p>
@@ -27162,6 +27612,21 @@
       </w:r>
       <w:r>
         <w:rPr>
+          <w:b/>
+          <w:lang w:val="id_ID" w:bidi="id_ID"/>
+        </w:rPr>
+        <w:t>αὐτὸς δὲ ὁ Θεὸς καὶ Πατὴρ ἡμῶν, καὶ ὁ Κύριος ἡμῶν, Ἰησοῦς, κατευθύναι τὴν ὁδὸν ἡμῶν πρὸς ὑμᾶς. ὑμᾶς δὲ ὁ Κύριος πλεονάσαι καὶ περισσεύσαι τῇ ἀγάπῃ εἰς ἀλλήλους, καὶ εἰς πάντας, καθάπερ καὶ ἡμεῖς εἰς ὑμᾶς; εἰς τὸ στηρίξαι ὑμῶν τὰς καρδίας, ἀμέμπτους ἐν ἁγιωσύνῃ ἔμπροσθεν τοῦ Θεοῦ καὶ Πατρὸς ἡμῶν, ἐν τῇ παρουσίᾳ τοῦ Κυρίου ἡμῶν, Ἰησοῦ, μετὰ πάντων τῶν ἁγίων αὐτοῦ. ἀμήν</w:t>
+      </w:r>
+    </w:p>
+    <w:p>
+      <w:pPr/>
+      <w:r>
+        <w:rPr>
+          <w:lang w:val="id_ID" w:bidi="id_ID"/>
+        </w:rPr>
+      </w:r>
+      <w:r>
+        <w:rPr>
           <w:lang w:val="id_ID" w:bidi="id_ID"/>
         </w:rPr>
         <w:t>Di sini Paulus meminta Tuhan untuk memberkati jemaat Tesalonika. Anda dapat mengungkapkannya sebagai berkat atau doa, dengan cara apa pun yang lebih alami dalam bahasa Anda. Terjemahan alternatif: “Tetapi kami mohon kepada Allah dan Bapa kami, Tuhan Yesus, supaya Ia menunjukkan jalan kepada kamu. Kami memohon kepada Tuhan supaya kamu bertambah dan berlimpah-limpah dalam kasih kepada seorang akan yang lain dan kepada semua orang, sama seperti kami terhadap kamu, untuk menguatkan hatimu yang tak bercela dalam kekudusan di hadapan Allah dan Bapa kita, pada waktu kedatangan Tuhan kita Yesus dengan semua orang kudus-Nya. Amin!”</w:t>
@@ -27437,6 +27902,21 @@
         <w:rPr>
           <w:lang w:val="id_ID" w:bidi="id_ID"/>
         </w:rPr>
+      </w:r>
+    </w:p>
+    <w:p>
+      <w:pPr/>
+      <w:r>
+        <w:rPr>
+          <w:lang w:val="id_ID" w:bidi="id_ID"/>
+        </w:rPr>
+      </w:r>
+      <w:r>
+        <w:rPr>
+          <w:b/>
+          <w:lang w:val="id_ID" w:bidi="id_ID"/>
+        </w:rPr>
+        <w:t>τῇ ἀγάπῃ εἰς ἀλλήλους, καὶ εἰς πάντας, καθάπερ καὶ ἡμεῖς εἰς ὑμᾶς</w:t>
       </w:r>
     </w:p>
     <w:p>
@@ -30157,6 +30637,21 @@
       </w:r>
       <w:r>
         <w:rPr>
+          <w:b/>
+          <w:lang w:val="id_ID" w:bidi="id_ID"/>
+        </w:rPr>
+        <w:t>θέλημα τοῦ Θεοῦ, ὁ ἁγιασμὸς ὑμῶν</w:t>
+      </w:r>
+    </w:p>
+    <w:p>
+      <w:pPr/>
+      <w:r>
+        <w:rPr>
+          <w:lang w:val="id_ID" w:bidi="id_ID"/>
+        </w:rPr>
+      </w:r>
+      <w:r>
+        <w:rPr>
           <w:lang w:val="id_ID" w:bidi="id_ID"/>
         </w:rPr>
         <w:t xml:space="preserve">Jika bahasa Anda tidak menggunakan kata benda abstrak untuk gagasan </w:t>
@@ -30378,6 +30873,21 @@
       </w:r>
       <w:r>
         <w:rPr>
+          <w:b/>
+          <w:lang w:val="id_ID" w:bidi="id_ID"/>
+        </w:rPr>
+        <w:t>ἀπέχεσθαι ὑμᾶς ἀπὸ</w:t>
+      </w:r>
+    </w:p>
+    <w:p>
+      <w:pPr/>
+      <w:r>
+        <w:rPr>
+          <w:lang w:val="id_ID" w:bidi="id_ID"/>
+        </w:rPr>
+      </w:r>
+      <w:r>
+        <w:rPr>
           <w:lang w:val="id_ID" w:bidi="id_ID"/>
         </w:rPr>
         <w:t>Terjemahan alternatif: “supaya engkau menjauh dari” atau ”supaya engkau menghindar dari”</w:t>
@@ -32714,6 +33224,21 @@
       </w:r>
       <w:r>
         <w:rPr>
+          <w:b/>
+          <w:lang w:val="id_ID" w:bidi="id_ID"/>
+        </w:rPr>
+        <w:t>καθὼς καὶ προείπαμεν ὑμῖν καὶ διεμαρτυράμεθα</w:t>
+      </w:r>
+    </w:p>
+    <w:p>
+      <w:pPr/>
+      <w:r>
+        <w:rPr>
+          <w:lang w:val="id_ID" w:bidi="id_ID"/>
+        </w:rPr>
+      </w:r>
+      <w:r>
+        <w:rPr>
           <w:lang w:val="id_ID" w:bidi="id_ID"/>
         </w:rPr>
         <w:t>Di sini Paulus merujuk pada apa yang ia dan rekan-rekan sekerjanya katakan kepada jemaat Tesalonika ketika mereka mengunjungi mereka. Jika akan membantu dalam bahasa Anda, Anda dapat membuat ide ini lebih eksplisit. Terjemahan alternatif: “sama seperti yang telah kami katakan sebelumnya kepada kamu dan yang telah kami saksikan ketika kami mengunjungi kamu”</w:t>
@@ -33484,6 +34009,21 @@
       </w:r>
       <w:r>
         <w:rPr>
+          <w:b/>
+          <w:lang w:val="id_ID" w:bidi="id_ID"/>
+        </w:rPr>
+        <w:t>οὐκ ἄνθρωπον ἀθετεῖ, ἀλλὰ τὸν Θεὸν, τὸν διδόντα</w:t>
+      </w:r>
+    </w:p>
+    <w:p>
+      <w:pPr/>
+      <w:r>
+        <w:rPr>
+          <w:lang w:val="id_ID" w:bidi="id_ID"/>
+        </w:rPr>
+      </w:r>
+      <w:r>
+        <w:rPr>
           <w:lang w:val="id_ID" w:bidi="id_ID"/>
         </w:rPr>
         <w:t>Jika bahasa Anda tidak secara alami menempatkan pernyataan negatif sebelum pernyataan positif, Anda dapat membalikkan kedua elemen tersebut di sini. Terjemahan alternatif: “menolak Allah, bukan manusia, dan Allahlah yang memberi”</w:t>
@@ -34237,6 +34777,21 @@
       </w:r>
       <w:r>
         <w:rPr>
+          <w:b/>
+          <w:lang w:val="id_ID" w:bidi="id_ID"/>
+        </w:rPr>
+        <w:t>οὐ χρείαν ἔχετε γράφειν ὑμῖν, αὐτοὶ γὰρ ὑμεῖς θεοδίδακτοί ἐστε, εἰς τὸ ἀγαπᾶν ἀλλήλους</w:t>
+      </w:r>
+    </w:p>
+    <w:p>
+      <w:pPr/>
+      <w:r>
+        <w:rPr>
+          <w:lang w:val="id_ID" w:bidi="id_ID"/>
+        </w:rPr>
+      </w:r>
+      <w:r>
+        <w:rPr>
           <w:lang w:val="id_ID" w:bidi="id_ID"/>
         </w:rPr>
         <w:t>Jika bahasa Anda secara alami akan menyatakan alasan sebelum hasilnya, Anda dapat membalik urutan klausa ini. Terjemahan alternatif: “Karena kamu sendiri telah diajar Allah untuk saling mengasihi, maka kamu tidak perlu lagi menulis surat kepada kami”</w:t>
@@ -34499,6 +35054,21 @@
         <w:rPr>
           <w:lang w:val="id_ID" w:bidi="id_ID"/>
         </w:rPr>
+      </w:r>
+    </w:p>
+    <w:p>
+      <w:pPr/>
+      <w:r>
+        <w:rPr>
+          <w:lang w:val="id_ID" w:bidi="id_ID"/>
+        </w:rPr>
+      </w:r>
+      <w:r>
+        <w:rPr>
+          <w:b/>
+          <w:lang w:val="id_ID" w:bidi="id_ID"/>
+        </w:rPr>
+        <w:t>αὐτοὶ &amp; ὑμεῖς θεοδίδακτοί ἐστε</w:t>
       </w:r>
     </w:p>
     <w:p>
@@ -37725,6 +38295,21 @@
       </w:r>
       <w:r>
         <w:rPr>
+          <w:b/>
+          <w:lang w:val="id_ID" w:bidi="id_ID"/>
+        </w:rPr>
+        <w:t>τοὺς κοιμηθέντας</w:t>
+      </w:r>
+    </w:p>
+    <w:p>
+      <w:pPr/>
+      <w:r>
+        <w:rPr>
+          <w:lang w:val="id_ID" w:bidi="id_ID"/>
+        </w:rPr>
+      </w:r>
+      <w:r>
+        <w:rPr>
           <w:lang w:val="id_ID" w:bidi="id_ID"/>
         </w:rPr>
         <w:t xml:space="preserve">Lihat bagaimana Anda menerjemahkan frasa yang sama dalam </w:t>
@@ -38600,6 +39185,21 @@
       </w:r>
       <w:r>
         <w:rPr>
+          <w:b/>
+          <w:lang w:val="id_ID" w:bidi="id_ID"/>
+        </w:rPr>
+        <w:t>ἡμεῖς οἱ ζῶντες, οἱ περιλειπόμενοι</w:t>
+      </w:r>
+    </w:p>
+    <w:p>
+      <w:pPr/>
+      <w:r>
+        <w:rPr>
+          <w:lang w:val="id_ID" w:bidi="id_ID"/>
+        </w:rPr>
+      </w:r>
+      <w:r>
+        <w:rPr>
           <w:lang w:val="id_ID" w:bidi="id_ID"/>
         </w:rPr>
         <w:t xml:space="preserve">Di sini, frasa </w:t>
@@ -39031,6 +39631,21 @@
       </w:r>
       <w:r>
         <w:rPr>
+          <w:b/>
+          <w:lang w:val="id_ID" w:bidi="id_ID"/>
+        </w:rPr>
+        <w:t>τοὺς κοιμηθέντας</w:t>
+      </w:r>
+    </w:p>
+    <w:p>
+      <w:pPr/>
+      <w:r>
+        <w:rPr>
+          <w:lang w:val="id_ID" w:bidi="id_ID"/>
+        </w:rPr>
+      </w:r>
+      <w:r>
+        <w:rPr>
           <w:lang w:val="id_ID" w:bidi="id_ID"/>
         </w:rPr>
         <w:t xml:space="preserve">Lihat bagaimana Anda menerjemahkan frasa yang sama dalam </w:t>
@@ -40391,6 +41006,21 @@
       </w:r>
       <w:r>
         <w:rPr>
+          <w:b/>
+          <w:lang w:val="id_ID" w:bidi="id_ID"/>
+        </w:rPr>
+        <w:t>ἡμεῖς οἱ ζῶντες, οἱ περιλειπόμενοι ἅμα σὺν αὐτοῖς, ἁρπαγησόμεθα</w:t>
+      </w:r>
+    </w:p>
+    <w:p>
+      <w:pPr/>
+      <w:r>
+        <w:rPr>
+          <w:lang w:val="id_ID" w:bidi="id_ID"/>
+        </w:rPr>
+      </w:r>
+      <w:r>
+        <w:rPr>
           <w:lang w:val="id_ID" w:bidi="id_ID"/>
         </w:rPr>
         <w:t>Jika bahasa Anda tidak menggunakan bentuk pasif ini, Anda dapat mengungkapkan gagasan tersebut dalam bentuk aktif atau dengan cara lain yang wajar dalam bahasa Anda. Jika Anda perlu mengatakan siapa yang melakukan tindakan tersebut, jelaslah dari konteksnya bahwa yang melakukan tindakan tersebut adalah Allah. Terjemahan alternatif: “Allah akan menangkap kita, yang hidup, yang masih hidup, bersama-sama dengan mereka”</w:t>
@@ -42379,6 +43009,21 @@
       </w:r>
       <w:r>
         <w:rPr>
+          <w:b/>
+          <w:lang w:val="id_ID" w:bidi="id_ID"/>
+        </w:rPr>
+        <w:t>ὅταν λέγωσιν, εἰρήνη καὶ ἀσφάλεια, τότε αἰφνίδιος αὐτοῖς ἐφίσταται ὄλεθρος</w:t>
+      </w:r>
+    </w:p>
+    <w:p>
+      <w:pPr/>
+      <w:r>
+        <w:rPr>
+          <w:lang w:val="id_ID" w:bidi="id_ID"/>
+        </w:rPr>
+      </w:r>
+      <w:r>
+        <w:rPr>
           <w:lang w:val="id_ID" w:bidi="id_ID"/>
         </w:rPr>
         <w:t xml:space="preserve">Di sini Paulus menggunakan bentuk present tense </w:t>
@@ -42582,6 +43227,21 @@
       </w:r>
       <w:r>
         <w:rPr>
+          <w:b/>
+          <w:lang w:val="id_ID" w:bidi="id_ID"/>
+        </w:rPr>
+        <w:t>λέγωσιν, εἰρήνη καὶ ἀσφάλεια, τότε</w:t>
+      </w:r>
+    </w:p>
+    <w:p>
+      <w:pPr/>
+      <w:r>
+        <w:rPr>
+          <w:lang w:val="id_ID" w:bidi="id_ID"/>
+        </w:rPr>
+      </w:r>
+      <w:r>
+        <w:rPr>
           <w:lang w:val="id_ID" w:bidi="id_ID"/>
         </w:rPr>
         <w:t>Mungkin akan lebih alami dalam bahasa Anda jika Anda menggunakan kutipan tidak langsung di sini. Terjemahan alternatif: “mereka mengatakan bahwa ada kedamaian dan keamanan”</w:t>
@@ -42650,6 +43310,21 @@
       </w:r>
       <w:r>
         <w:rPr>
+          <w:b/>
+          <w:lang w:val="id_ID" w:bidi="id_ID"/>
+        </w:rPr>
+        <w:t>λέγωσιν &amp; αὐτοῖς &amp; οὐ μὴ ἐκφύγωσιν</w:t>
+      </w:r>
+    </w:p>
+    <w:p>
+      <w:pPr/>
+      <w:r>
+        <w:rPr>
+          <w:lang w:val="id_ID" w:bidi="id_ID"/>
+        </w:rPr>
+      </w:r>
+      <w:r>
+        <w:rPr>
           <w:lang w:val="id_ID" w:bidi="id_ID"/>
         </w:rPr>
         <w:t xml:space="preserve">Di sini, kata ganti </w:t>
@@ -42840,6 +43515,21 @@
       </w:r>
       <w:r>
         <w:rPr>
+          <w:b/>
+          <w:lang w:val="id_ID" w:bidi="id_ID"/>
+        </w:rPr>
+        <w:t>αἰφνίδιος αὐτοῖς ἐφίσταται ὄλεθρος, ὥσπερ ἡ ὠδὶν τῇ</w:t>
+      </w:r>
+    </w:p>
+    <w:p>
+      <w:pPr/>
+      <w:r>
+        <w:rPr>
+          <w:lang w:val="id_ID" w:bidi="id_ID"/>
+        </w:rPr>
+      </w:r>
+      <w:r>
+        <w:rPr>
           <w:lang w:val="id_ID" w:bidi="id_ID"/>
         </w:rPr>
         <w:t xml:space="preserve">Jika bahasa Anda tidak menggunakan kata benda abstrak untuk ide </w:t>
@@ -43019,6 +43709,21 @@
         <w:rPr>
           <w:lang w:val="id_ID" w:bidi="id_ID"/>
         </w:rPr>
+      </w:r>
+    </w:p>
+    <w:p>
+      <w:pPr/>
+      <w:r>
+        <w:rPr>
+          <w:lang w:val="id_ID" w:bidi="id_ID"/>
+        </w:rPr>
+      </w:r>
+      <w:r>
+        <w:rPr>
+          <w:b/>
+          <w:lang w:val="id_ID" w:bidi="id_ID"/>
+        </w:rPr>
+        <w:t>ὥσπερ ἡ ὠδὶν τῇ ἐν γαστρὶ ἐχούσῃ; καὶ οὐ μὴ ἐκφύγωσιν</w:t>
       </w:r>
     </w:p>
     <w:p>
@@ -45306,6 +46011,21 @@
       </w:r>
       <w:r>
         <w:rPr>
+          <w:b/>
+          <w:lang w:val="id_ID" w:bidi="id_ID"/>
+        </w:rPr>
+        <w:t>μὴ καθεύδωμεν &amp; γρηγορῶμεν</w:t>
+      </w:r>
+    </w:p>
+    <w:p>
+      <w:pPr/>
+      <w:r>
+        <w:rPr>
+          <w:lang w:val="id_ID" w:bidi="id_ID"/>
+        </w:rPr>
+      </w:r>
+      <w:r>
+        <w:rPr>
           <w:lang w:val="id_ID" w:bidi="id_ID"/>
         </w:rPr>
         <w:t xml:space="preserve">Di sini, dua kali Paulus menggunakan kata </w:t>
@@ -45872,6 +46592,21 @@
       </w:r>
       <w:r>
         <w:rPr>
+          <w:b/>
+          <w:lang w:val="id_ID" w:bidi="id_ID"/>
+        </w:rPr>
+        <w:t>οἱ &amp; καθεύδοντες, νυκτὸς καθεύδουσιν; καὶ οἱ μεθυσκόμενοι, νυκτὸς μεθύουσιν</w:t>
+      </w:r>
+    </w:p>
+    <w:p>
+      <w:pPr/>
+      <w:r>
+        <w:rPr>
+          <w:lang w:val="id_ID" w:bidi="id_ID"/>
+        </w:rPr>
+      </w:r>
+      <w:r>
+        <w:rPr>
           <w:lang w:val="id_ID" w:bidi="id_ID"/>
         </w:rPr>
         <w:t xml:space="preserve">Di sini Paulus memberikan dua contoh paralel tentang apa yang dilakukan orang pada </w:t>
@@ -46815,6 +47550,21 @@
       </w:r>
       <w:r>
         <w:rPr>
+          <w:b/>
+          <w:lang w:val="id_ID" w:bidi="id_ID"/>
+        </w:rPr>
+        <w:t>θώρακα πίστεως καὶ ἀγάπης, καὶ περικεφαλαίαν, ἐλπίδα σωτηρίας</w:t>
+      </w:r>
+    </w:p>
+    <w:p>
+      <w:pPr/>
+      <w:r>
+        <w:rPr>
+          <w:lang w:val="id_ID" w:bidi="id_ID"/>
+        </w:rPr>
+      </w:r>
+      <w:r>
+        <w:rPr>
           <w:lang w:val="id_ID" w:bidi="id_ID"/>
         </w:rPr>
         <w:t xml:space="preserve">Jika bahasa Anda tidak menggunakan kata benda abstrak untuk gagasan </w:t>
@@ -47863,6 +48613,21 @@
       </w:r>
       <w:r>
         <w:rPr>
+          <w:b/>
+          <w:lang w:val="id_ID" w:bidi="id_ID"/>
+        </w:rPr>
+        <w:t>εἰς περιποίησιν σωτηρίας</w:t>
+      </w:r>
+    </w:p>
+    <w:p>
+      <w:pPr/>
+      <w:r>
+        <w:rPr>
+          <w:lang w:val="id_ID" w:bidi="id_ID"/>
+        </w:rPr>
+      </w:r>
+      <w:r>
+        <w:rPr>
           <w:lang w:val="id_ID" w:bidi="id_ID"/>
         </w:rPr>
         <w:t xml:space="preserve">Jika bahasa Anda tidak menggunakan kata benda abstrak untuk ide </w:t>
@@ -48040,6 +48805,21 @@
       </w:r>
       <w:r>
         <w:rPr>
+          <w:b/>
+          <w:lang w:val="id_ID" w:bidi="id_ID"/>
+        </w:rPr>
+        <w:t>ἡμῶν &amp; γρηγορῶμεν &amp; ζήσωμεν</w:t>
+      </w:r>
+    </w:p>
+    <w:p>
+      <w:pPr/>
+      <w:r>
+        <w:rPr>
+          <w:lang w:val="id_ID" w:bidi="id_ID"/>
+        </w:rPr>
+      </w:r>
+      <w:r>
+        <w:rPr>
           <w:lang w:val="id_ID" w:bidi="id_ID"/>
         </w:rPr>
         <w:t>Di sini, kata ** kita**, mencakup Paulus, rekan-rekan sekerjanya, dan jemaat Tesalonika. Bahasa Anda mungkin mengharuskan Anda untuk menandai bentuk-bentuk ini.</w:t>
@@ -49011,6 +49791,21 @@
       </w:r>
       <w:r>
         <w:rPr>
+          <w:b/>
+          <w:lang w:val="id_ID" w:bidi="id_ID"/>
+        </w:rPr>
+        <w:t>τοὺς κοπιῶντας ἐν ὑμῖν, καὶ προϊσταμένους ὑμῶν ἐν Κυρίῳ, καὶ νουθετοῦντας ὑμᾶς</w:t>
+      </w:r>
+    </w:p>
+    <w:p>
+      <w:pPr/>
+      <w:r>
+        <w:rPr>
+          <w:lang w:val="id_ID" w:bidi="id_ID"/>
+        </w:rPr>
+      </w:r>
+      <w:r>
+        <w:rPr>
           <w:lang w:val="id_ID" w:bidi="id_ID"/>
         </w:rPr>
         <w:t>Di sini Paulus menggambarkan satu kelompok orang yang melakukan tiga hal yang berbeda. Dia tidak membuat perbedaan antara tiga kelompok yang berbeda. Pastikan bahwa terjemahan Anda hanya mengacu pada satu kelompok orang. Terjemahan alternatif: “orang-orang yang bekerja keras di antara kamu, yang memimpin kamu di dalam Tuhan, dan yang memperingatkan kamu” atau ”para pemimpinmu yang bekerja keras di antara kamu dan memimpin kamu di dalam Tuhan dan memperingatkan kamu”</w:t>
@@ -49079,6 +49874,21 @@
       </w:r>
       <w:r>
         <w:rPr>
+          <w:b/>
+          <w:lang w:val="id_ID" w:bidi="id_ID"/>
+        </w:rPr>
+        <w:t>τοὺς κοπιῶντας ἐν ὑμῖν, καὶ προϊσταμένους ὑμῶν ἐν Κυρίῳ, καὶ νουθετοῦντας ὑμᾶς</w:t>
+      </w:r>
+    </w:p>
+    <w:p>
+      <w:pPr/>
+      <w:r>
+        <w:rPr>
+          <w:lang w:val="id_ID" w:bidi="id_ID"/>
+        </w:rPr>
+      </w:r>
+      <w:r>
+        <w:rPr>
           <w:lang w:val="id_ID" w:bidi="id_ID"/>
         </w:rPr>
         <w:t>Di sini Paulus bisa jadi menggunakan tiga frasa ini: (1) untuk merujuk pada tiga kegiatan yang berbeda. Terjemahan alternatif: “orang-orang yang bekerja keras di antara kamu, yang memimpin kamu di dalam Tuhan dan yang menasihati kamu” (2) untuk menunjuk pada satu kegiatan utama (</w:t>
@@ -49321,6 +50131,21 @@
       </w:r>
       <w:r>
         <w:rPr>
+          <w:b/>
+          <w:lang w:val="id_ID" w:bidi="id_ID"/>
+        </w:rPr>
+        <w:t>καὶ ἡγεῖσθαι αὐτοὺς ὑπέρἐκπερισσοῦ ἐν ἀγάπῃ, διὰ τὸ ἔργον αὐτῶν</w:t>
+      </w:r>
+    </w:p>
+    <w:p>
+      <w:pPr/>
+      <w:r>
+        <w:rPr>
+          <w:lang w:val="id_ID" w:bidi="id_ID"/>
+        </w:rPr>
+      </w:r>
+      <w:r>
+        <w:rPr>
           <w:lang w:val="id_ID" w:bidi="id_ID"/>
         </w:rPr>
         <w:t>Jika akan membantu dalam bahasa Anda, Anda dapat menyatakan alasannya sebelum hasilnya. Terjemahan alternatif: “dan, karena pekerjaan mereka, untuk menganggap mereka sangat mengasihi”</w:t>
@@ -49910,6 +50735,21 @@
         <w:rPr>
           <w:lang w:val="id_ID" w:bidi="id_ID"/>
         </w:rPr>
+      </w:r>
+    </w:p>
+    <w:p>
+      <w:pPr/>
+      <w:r>
+        <w:rPr>
+          <w:lang w:val="id_ID" w:bidi="id_ID"/>
+        </w:rPr>
+      </w:r>
+      <w:r>
+        <w:rPr>
+          <w:b/>
+          <w:lang w:val="id_ID" w:bidi="id_ID"/>
+        </w:rPr>
+        <w:t>νουθετεῖτε τοὺς ἀτάκτους, παραμυθεῖσθε τοὺς ὀλιγοψύχους, ἀντέχεσθε τῶν ἀσθενῶν, μακροθυμεῖτε πρὸς πάντας</w:t>
       </w:r>
     </w:p>
     <w:p>
@@ -52609,6 +53449,21 @@
       </w:r>
       <w:r>
         <w:rPr>
+          <w:b/>
+          <w:lang w:val="id_ID" w:bidi="id_ID"/>
+        </w:rPr>
+        <w:t>αὐτὸς &amp; ὁ Θεὸς τῆς εἰρήνης ἁγιάσαι ὑμᾶς ὁλοτελεῖς, καὶ ὁλόκληρον ὑμῶν τὸ πνεῦμα, καὶ ἡ ψυχὴ, καὶ τὸ σῶμα, ἀμέμπτως ἐν τῇ παρουσίᾳ τοῦ Κυρίου ἡμῶν, Ἰησοῦ Χριστοῦ, τηρηθείη</w:t>
+      </w:r>
+    </w:p>
+    <w:p>
+      <w:pPr/>
+      <w:r>
+        <w:rPr>
+          <w:lang w:val="id_ID" w:bidi="id_ID"/>
+        </w:rPr>
+      </w:r>
+      <w:r>
+        <w:rPr>
           <w:lang w:val="id_ID" w:bidi="id_ID"/>
         </w:rPr>
         <w:t>Di sini Paulus meminta Tuhan untuk memberkati jemaat Tesalonika. Anda dapat mengungkapkannya sebagai berkat atau doa, dengan cara apa pun yang lebih alami dalam bahasa Anda. Terjemahan alternatif: “Kami memohon kepada Allah sumber damai sejahtera, supaya Ia menguduskan kamu sepenuhnya, dan kami memohon, supaya segenap roh, jiwa, dan tubuhmu terpelihara dengan tak bercacat pada kedatangan Tuhan kita Yesus Kristus”</w:t>
@@ -53185,6 +54040,21 @@
       </w:r>
       <w:r>
         <w:rPr>
+          <w:b/>
+          <w:lang w:val="id_ID" w:bidi="id_ID"/>
+        </w:rPr>
+        <w:t>ὁλόκληρον ὑμῶν τὸ πνεῦμα, καὶ ἡ ψυχὴ, καὶ τὸ σῶμα, ἀμέμπτως &amp; τηρηθείη</w:t>
+      </w:r>
+    </w:p>
+    <w:p>
+      <w:pPr/>
+      <w:r>
+        <w:rPr>
+          <w:lang w:val="id_ID" w:bidi="id_ID"/>
+        </w:rPr>
+      </w:r>
+      <w:r>
+        <w:rPr>
           <w:lang w:val="id_ID" w:bidi="id_ID"/>
         </w:rPr>
         <w:t>Jika bahasa Anda tidak menggunakan bentuk pasif ini, Anda dapat mengungkapkan gagasan tersebut dalam bentuk aktif atau dengan cara lain yang wajar dalam bahasa Anda. Jika Anda perlu mengatakan siapa yang melakukan tindakan tersebut, jelaslah dari konteksnya bahwa yang melakukan tindakan tersebut adalah Allah. Terjemahan alternatif: “kiranya Ia memelihara dengan tak bercela seluruh roh, jiwa, dan tubuhmu”</w:t>
@@ -53811,6 +54681,21 @@
       </w:r>
       <w:r>
         <w:rPr>
+          <w:b/>
+          <w:lang w:val="id_ID" w:bidi="id_ID"/>
+        </w:rPr>
+        <w:t>πιστὸς ὁ καλῶν ὑμᾶς, ὃς καὶ ποιήσει</w:t>
+      </w:r>
+    </w:p>
+    <w:p>
+      <w:pPr/>
+      <w:r>
+        <w:rPr>
+          <w:lang w:val="id_ID" w:bidi="id_ID"/>
+        </w:rPr>
+      </w:r>
+      <w:r>
+        <w:rPr>
           <w:lang w:val="id_ID" w:bidi="id_ID"/>
         </w:rPr>
         <w:t xml:space="preserve">Di sini, klausa </w:t>
@@ -54819,6 +55704,21 @@
         <w:rPr>
           <w:lang w:val="id_ID" w:bidi="id_ID"/>
         </w:rPr>
+      </w:r>
+    </w:p>
+    <w:p>
+      <w:pPr/>
+      <w:r>
+        <w:rPr>
+          <w:lang w:val="id_ID" w:bidi="id_ID"/>
+        </w:rPr>
+      </w:r>
+      <w:r>
+        <w:rPr>
+          <w:b/>
+          <w:lang w:val="id_ID" w:bidi="id_ID"/>
+        </w:rPr>
+        <w:t>ἡ χάρις τοῦ Κυρίου ἡμῶν, Ἰησοῦ Χριστοῦ, μεθ’ ὑμῶν</w:t>
       </w:r>
     </w:p>
     <w:p>
